--- a/book/output/LP_KDP-Trade_v1.0_Revised-Draft_2026-10-03.docx
+++ b/book/output/LP_KDP-Trade_v1.0_Revised-Draft_2026-10-03.docx
@@ -2034,7 +2034,7 @@
         <w:t xml:space="preserve"> </w:t>
       </w:r>
       <w:r>
-        <w:t xml:space="preserve">Nuclear war, engineered pandemics, catastrophic AI outcomes, grid collapse and civil conflict have no base rate, because they are not repeated trials. What exists instead is expert judgment, and on unprecedented events that judgment is widely dispersed. A dispersed estimate is not evidence for its high end. Quoting the highest credible figure as what</w:t>
+        <w:t xml:space="preserve">Nuclear war, engineered pandemics, catastrophic AI outcomes, grid collapse and civil conflict have no base rate, because they are not repeated trials. What exists instead is expert judgment, and on unprecedented events that judgment is widely dispersed. The Existential Risk Persuasion Tournament put the same questions to 80 domain experts and 89 superforecasters and shows how far apart two kinds of credible judgment can sit. The median probability of human extinction by 2100 was 6 percent for the experts and 1 percent for the superforecasters. For extinction caused by artificial intelligence it was 3 percent and 0.38 percent (Karger et al., 2023). The report’s own table of published estimates for AI-caused extinction runs from 25 percent down to 0.38 percent, a spread of about sixtyfold, although the studies differ in definitions and time horizons. A dispersed estimate is not evidence for its high end. Quoting the highest credible figure as what</w:t>
       </w:r>
       <w:r>
         <w:t xml:space="preserve"> </w:t>
@@ -5776,7 +5776,37 @@
         <w:t xml:space="preserve"> </w:t>
       </w:r>
       <w:r>
-        <w:t xml:space="preserve">Nation, party, progress, market and expert authority have each undergone serial and largely justified disillusionment within living memory. Long-running survey series on confidence in institutions show declines across nearly every category they track.</w:t>
+        <w:t xml:space="preserve">Nation, party, progress, market and expert authority have each undergone serial and largely justified disillusionment within living memory. Gallup’s nine institutions, tracked consistently since 1979, now average 28 percent confidence (</w:t>
+      </w:r>
+      <w:r>
+        <w:t xml:space="preserve">“</w:t>
+      </w:r>
+      <w:r>
+        <w:t xml:space="preserve">a great deal</w:t>
+      </w:r>
+      <w:r>
+        <w:t xml:space="preserve">”</w:t>
+      </w:r>
+      <w:r>
+        <w:t xml:space="preserve"> </w:t>
+      </w:r>
+      <w:r>
+        <w:t xml:space="preserve">or</w:t>
+      </w:r>
+      <w:r>
+        <w:t xml:space="preserve"> </w:t>
+      </w:r>
+      <w:r>
+        <w:t xml:space="preserve">“</w:t>
+      </w:r>
+      <w:r>
+        <w:t xml:space="preserve">quite a lot</w:t>
+      </w:r>
+      <w:r>
+        <w:t xml:space="preserve">”</w:t>
+      </w:r>
+      <w:r>
+        <w:t xml:space="preserve">). That is near the lowest reading in forty-six years of measurement, and the average has stayed under 30 percent for four years running (Brenan, 2025). The same report adds a qualification. The average is stable only in aggregate. Republicans’ and Democrats’ confidence swings with which party holds the presidency, and the 11-point gap between them is the largest in the series. Confidence is low overall, and for partisans it follows control of the White House.</w:t>
       </w:r>
     </w:p>
     <w:p>
@@ -12870,6 +12900,27 @@
         <w:t xml:space="preserve">Notice also where the leverage actually is. Chapter 1’s inventory showed that of all the civilization-scale threats a citizen is expected to have a view on, only two have nonzero individual leverage, and both are local. One is community-scale pandemic response. The other is civil conflict, the only threat on the list constituted by the aggregate ordinary conduct of ordinary people rather than by a government, a laboratory or a rock. So the conduct norms above are not a consolation prize awarded to a citizen who cannot reach the real threats. They are direct action on one of the two threats the citizen can actually reach. That is the load-bearing conclusion of this chapter, and the constructive half of the book stands or falls with it.</w:t>
       </w:r>
     </w:p>
+    <w:p>
+      <w:pPr>
+        <w:pStyle w:val="BodyText"/>
+      </w:pPr>
+      <w:r>
+        <w:t xml:space="preserve">The evidence for that conclusion is partial, and it is worth stating at its actual strength. The conduct that feeds civil conflict is, in the research literature, largely</w:t>
+      </w:r>
+      <w:r>
+        <w:t xml:space="preserve"> </w:t>
+      </w:r>
+      <w:r>
+        <w:rPr>
+          <w:iCs/>
+          <w:i/>
+        </w:rPr>
+        <w:t xml:space="preserve">affective polarization</w:t>
+      </w:r>
+      <w:r>
+        <w:t xml:space="preserve">: the growing dislike and distrust that ordinary Americans feel toward members of the other party (Iyengar et al., 2019). A megastudy of 32,059 Americans tested 25 treatments designed to reduce partisan animosity and antidemocratic attitudes. Many reduced animosity, most strongly those that showed participants relatable, sympathetic individuals on the other side or emphasized identities that rival partisans share. Several reduced support for undemocratic practices, most strongly by correcting misperceptions of the other side’s views (Voelkel et al., 2024). Those treatments resemble norms 1 and 7. The study measured attitudes in an experiment, and it tested treatments rather than norms. It supports the narrower claim that the attitudes behind civil conflict can be moved by the kind of act the norms ask for. It does not show that modeling a norm moves the aggregate.</w:t>
+      </w:r>
+    </w:p>
     <w:bookmarkStart w:id="143" w:name="why-now"/>
     <w:p>
       <w:pPr>
@@ -15160,7 +15211,7 @@
       </w:r>
     </w:p>
     <w:bookmarkEnd w:id="153"/>
-    <w:bookmarkStart w:id="184" w:name="works-cited"/>
+    <w:bookmarkStart w:id="188" w:name="works-cited"/>
     <w:p>
       <w:pPr>
         <w:pStyle w:val="Heading1"/>
@@ -15280,6 +15331,38 @@
         <w:pStyle w:val="BodyText"/>
       </w:pPr>
       <w:r>
+        <w:t xml:space="preserve">Brenan, M. (2025, July 17).</w:t>
+      </w:r>
+      <w:r>
+        <w:t xml:space="preserve"> </w:t>
+      </w:r>
+      <w:r>
+        <w:rPr>
+          <w:iCs/>
+          <w:i/>
+        </w:rPr>
+        <w:t xml:space="preserve">Democrats’ confidence in U.S. institutions sinks to new low</w:t>
+      </w:r>
+      <w:r>
+        <w:t xml:space="preserve">. Gallup.</w:t>
+      </w:r>
+      <w:r>
+        <w:t xml:space="preserve"> </w:t>
+      </w:r>
+      <w:hyperlink r:id="rId156">
+        <w:r>
+          <w:rPr>
+            <w:rStyle w:val="Hyperlink"/>
+          </w:rPr>
+          <w:t xml:space="preserve">https://news.gallup.com/poll/692633/democrats-confidence-institutions-sinks-new-low.aspx</w:t>
+        </w:r>
+      </w:hyperlink>
+    </w:p>
+    <w:p>
+      <w:pPr>
+        <w:pStyle w:val="BodyText"/>
+      </w:pPr>
+      <w:r>
         <w:t xml:space="preserve">Center for Near-Earth Object Studies. (2026).</w:t>
       </w:r>
       <w:r>
@@ -15314,7 +15397,7 @@
       <w:r>
         <w:t xml:space="preserve"> </w:t>
       </w:r>
-      <w:hyperlink r:id="rId156">
+      <w:hyperlink r:id="rId157">
         <w:r>
           <w:rPr>
             <w:rStyle w:val="Hyperlink"/>
@@ -15346,7 +15429,7 @@
       <w:r>
         <w:t xml:space="preserve"> </w:t>
       </w:r>
-      <w:hyperlink r:id="rId157">
+      <w:hyperlink r:id="rId158">
         <w:r>
           <w:rPr>
             <w:rStyle w:val="Hyperlink"/>
@@ -15378,7 +15461,7 @@
       <w:r>
         <w:t xml:space="preserve"> </w:t>
       </w:r>
-      <w:hyperlink r:id="rId158">
+      <w:hyperlink r:id="rId159">
         <w:r>
           <w:rPr>
             <w:rStyle w:val="Hyperlink"/>
@@ -15410,7 +15493,7 @@
       <w:r>
         <w:t xml:space="preserve"> </w:t>
       </w:r>
-      <w:hyperlink r:id="rId159">
+      <w:hyperlink r:id="rId160">
         <w:r>
           <w:rPr>
             <w:rStyle w:val="Hyperlink"/>
@@ -15442,7 +15525,7 @@
       <w:r>
         <w:t xml:space="preserve"> </w:t>
       </w:r>
-      <w:hyperlink r:id="rId160">
+      <w:hyperlink r:id="rId161">
         <w:r>
           <w:rPr>
             <w:rStyle w:val="Hyperlink"/>
@@ -15495,7 +15578,7 @@
       <w:r>
         <w:t xml:space="preserve"> </w:t>
       </w:r>
-      <w:hyperlink r:id="rId161">
+      <w:hyperlink r:id="rId162">
         <w:r>
           <w:rPr>
             <w:rStyle w:val="Hyperlink"/>
@@ -15656,7 +15739,7 @@
       <w:r>
         <w:t xml:space="preserve"> </w:t>
       </w:r>
-      <w:hyperlink r:id="rId162">
+      <w:hyperlink r:id="rId163">
         <w:r>
           <w:rPr>
             <w:rStyle w:val="Hyperlink"/>
@@ -15688,7 +15771,7 @@
       <w:r>
         <w:t xml:space="preserve"> </w:t>
       </w:r>
-      <w:hyperlink r:id="rId163">
+      <w:hyperlink r:id="rId164">
         <w:r>
           <w:rPr>
             <w:rStyle w:val="Hyperlink"/>
@@ -15720,7 +15803,7 @@
       <w:r>
         <w:t xml:space="preserve"> </w:t>
       </w:r>
-      <w:hyperlink r:id="rId164">
+      <w:hyperlink r:id="rId165">
         <w:r>
           <w:rPr>
             <w:rStyle w:val="Hyperlink"/>
@@ -15758,6 +15841,38 @@
         <w:pStyle w:val="BodyText"/>
       </w:pPr>
       <w:r>
+        <w:t xml:space="preserve">Iyengar, S., Lelkes, Y., Levendusky, M., Malhotra, N., &amp; Westwood, S. J. (2019). The origins and consequences of affective polarization in the United States.</w:t>
+      </w:r>
+      <w:r>
+        <w:t xml:space="preserve"> </w:t>
+      </w:r>
+      <w:r>
+        <w:rPr>
+          <w:iCs/>
+          <w:i/>
+        </w:rPr>
+        <w:t xml:space="preserve">Annual Review of Political Science, 22</w:t>
+      </w:r>
+      <w:r>
+        <w:t xml:space="preserve">, 129–146.</w:t>
+      </w:r>
+      <w:r>
+        <w:t xml:space="preserve"> </w:t>
+      </w:r>
+      <w:hyperlink r:id="rId166">
+        <w:r>
+          <w:rPr>
+            <w:rStyle w:val="Hyperlink"/>
+          </w:rPr>
+          <w:t xml:space="preserve">https://doi.org/10.1146/annurev-polisci-051117-073034</w:t>
+        </w:r>
+      </w:hyperlink>
+    </w:p>
+    <w:p>
+      <w:pPr>
+        <w:pStyle w:val="BodyText"/>
+      </w:pPr>
+      <w:r>
         <w:t xml:space="preserve">Jameton, A. (1984).</w:t>
       </w:r>
       <w:r>
@@ -15818,7 +15933,7 @@
       <w:r>
         <w:t xml:space="preserve"> </w:t>
       </w:r>
-      <w:hyperlink r:id="rId165">
+      <w:hyperlink r:id="rId167">
         <w:r>
           <w:rPr>
             <w:rStyle w:val="Hyperlink"/>
@@ -15928,6 +16043,41 @@
         <w:pStyle w:val="BodyText"/>
       </w:pPr>
       <w:r>
+        <w:t xml:space="preserve">Karger, E., Rosenberg, J., Jacobs, Z., Hickman, M., Hadshar, R., Gamin, K., Smith, T., Williams, B., McCaslin, T., Thomas, S., &amp; Tetlock, P. E. (2023).</w:t>
+      </w:r>
+      <w:r>
+        <w:t xml:space="preserve"> </w:t>
+      </w:r>
+      <w:r>
+        <w:rPr>
+          <w:iCs/>
+          <w:i/>
+        </w:rPr>
+        <w:t xml:space="preserve">Forecasting existential risks: Evidence from a long-run forecasting tournament</w:t>
+      </w:r>
+      <w:r>
+        <w:t xml:space="preserve"> </w:t>
+      </w:r>
+      <w:r>
+        <w:t xml:space="preserve">(Forecasting Research Institute report, revised August 8, 2023).</w:t>
+      </w:r>
+      <w:r>
+        <w:t xml:space="preserve"> </w:t>
+      </w:r>
+      <w:hyperlink r:id="rId168">
+        <w:r>
+          <w:rPr>
+            <w:rStyle w:val="Hyperlink"/>
+          </w:rPr>
+          <w:t xml:space="preserve">https://forecastingresearch.org/research/existential-risk-persuasion-tournament</w:t>
+        </w:r>
+      </w:hyperlink>
+    </w:p>
+    <w:p>
+      <w:pPr>
+        <w:pStyle w:val="BodyText"/>
+      </w:pPr>
+      <w:r>
         <w:t xml:space="preserve">Kaufmann, W. (1974).</w:t>
       </w:r>
       <w:r>
@@ -15970,7 +16120,7 @@
       <w:r>
         <w:t xml:space="preserve"> </w:t>
       </w:r>
-      <w:hyperlink r:id="rId166">
+      <w:hyperlink r:id="rId169">
         <w:r>
           <w:rPr>
             <w:rStyle w:val="Hyperlink"/>
@@ -16002,7 +16152,7 @@
       <w:r>
         <w:t xml:space="preserve"> </w:t>
       </w:r>
-      <w:hyperlink r:id="rId167">
+      <w:hyperlink r:id="rId170">
         <w:r>
           <w:rPr>
             <w:rStyle w:val="Hyperlink"/>
@@ -16058,7 +16208,7 @@
       <w:r>
         <w:t xml:space="preserve"> </w:t>
       </w:r>
-      <w:hyperlink r:id="rId168">
+      <w:hyperlink r:id="rId171">
         <w:r>
           <w:rPr>
             <w:rStyle w:val="Hyperlink"/>
@@ -16111,7 +16261,7 @@
       <w:r>
         <w:t xml:space="preserve"> </w:t>
       </w:r>
-      <w:hyperlink r:id="rId169">
+      <w:hyperlink r:id="rId172">
         <w:r>
           <w:rPr>
             <w:rStyle w:val="Hyperlink"/>
@@ -16143,7 +16293,7 @@
       <w:r>
         <w:t xml:space="preserve"> </w:t>
       </w:r>
-      <w:hyperlink r:id="rId170">
+      <w:hyperlink r:id="rId173">
         <w:r>
           <w:rPr>
             <w:rStyle w:val="Hyperlink"/>
@@ -16202,7 +16352,7 @@
       <w:r>
         <w:t xml:space="preserve"> </w:t>
       </w:r>
-      <w:hyperlink r:id="rId171">
+      <w:hyperlink r:id="rId174">
         <w:r>
           <w:rPr>
             <w:rStyle w:val="Hyperlink"/>
@@ -16243,7 +16393,7 @@
       <w:r>
         <w:t xml:space="preserve"> </w:t>
       </w:r>
-      <w:hyperlink r:id="rId172">
+      <w:hyperlink r:id="rId175">
         <w:r>
           <w:rPr>
             <w:rStyle w:val="Hyperlink"/>
@@ -16284,7 +16434,7 @@
       <w:r>
         <w:t xml:space="preserve"> </w:t>
       </w:r>
-      <w:hyperlink r:id="rId173">
+      <w:hyperlink r:id="rId176">
         <w:r>
           <w:rPr>
             <w:rStyle w:val="Hyperlink"/>
@@ -16325,7 +16475,7 @@
       <w:r>
         <w:t xml:space="preserve"> </w:t>
       </w:r>
-      <w:hyperlink r:id="rId174">
+      <w:hyperlink r:id="rId177">
         <w:r>
           <w:rPr>
             <w:rStyle w:val="Hyperlink"/>
@@ -16366,7 +16516,7 @@
       <w:r>
         <w:t xml:space="preserve"> </w:t>
       </w:r>
-      <w:hyperlink r:id="rId175">
+      <w:hyperlink r:id="rId178">
         <w:r>
           <w:rPr>
             <w:rStyle w:val="Hyperlink"/>
@@ -16404,7 +16554,7 @@
       <w:r>
         <w:t xml:space="preserve"> </w:t>
       </w:r>
-      <w:hyperlink r:id="rId176">
+      <w:hyperlink r:id="rId179">
         <w:r>
           <w:rPr>
             <w:rStyle w:val="Hyperlink"/>
@@ -16460,7 +16610,7 @@
       <w:r>
         <w:t xml:space="preserve"> </w:t>
       </w:r>
-      <w:hyperlink r:id="rId177">
+      <w:hyperlink r:id="rId180">
         <w:r>
           <w:rPr>
             <w:rStyle w:val="Hyperlink"/>
@@ -16492,7 +16642,7 @@
       <w:r>
         <w:t xml:space="preserve"> </w:t>
       </w:r>
-      <w:hyperlink r:id="rId178">
+      <w:hyperlink r:id="rId181">
         <w:r>
           <w:rPr>
             <w:rStyle w:val="Hyperlink"/>
@@ -16539,7 +16689,7 @@
       <w:r>
         <w:t xml:space="preserve"> </w:t>
       </w:r>
-      <w:hyperlink r:id="rId179">
+      <w:hyperlink r:id="rId182">
         <w:r>
           <w:rPr>
             <w:rStyle w:val="Hyperlink"/>
@@ -16571,7 +16721,7 @@
       <w:r>
         <w:t xml:space="preserve"> </w:t>
       </w:r>
-      <w:hyperlink r:id="rId180">
+      <w:hyperlink r:id="rId183">
         <w:r>
           <w:rPr>
             <w:rStyle w:val="Hyperlink"/>
@@ -16606,7 +16756,7 @@
       <w:r>
         <w:t xml:space="preserve"> </w:t>
       </w:r>
-      <w:hyperlink r:id="rId181">
+      <w:hyperlink r:id="rId184">
         <w:r>
           <w:rPr>
             <w:rStyle w:val="Hyperlink"/>
@@ -16626,6 +16776,38 @@
         <w:pStyle w:val="BodyText"/>
       </w:pPr>
       <w:r>
+        <w:t xml:space="preserve">Voelkel, J. G., Stagnaro, M. N., Chu, J. Y., Pink, S. L., Mernyk, J. S., Redekopp, C., Ghezae, I., Cashman, M., Adjodah, D., Allen, L. G., Allis, L. V., Baleria, G., Ballantyne, N., Van Bavel, J. J., Blunden, H., Braley, A., Bryan, C. J., Celniker, J. B., Cikara, M., . . . Willer, R. (2024). Megastudy testing 25 treatments to reduce antidemocratic attitudes and partisan animosity.</w:t>
+      </w:r>
+      <w:r>
+        <w:t xml:space="preserve"> </w:t>
+      </w:r>
+      <w:r>
+        <w:rPr>
+          <w:iCs/>
+          <w:i/>
+        </w:rPr>
+        <w:t xml:space="preserve">Science, 386</w:t>
+      </w:r>
+      <w:r>
+        <w:t xml:space="preserve">(6719), Article eadh4764.</w:t>
+      </w:r>
+      <w:r>
+        <w:t xml:space="preserve"> </w:t>
+      </w:r>
+      <w:hyperlink r:id="rId185">
+        <w:r>
+          <w:rPr>
+            <w:rStyle w:val="Hyperlink"/>
+          </w:rPr>
+          <w:t xml:space="preserve">https://doi.org/10.1126/science.adh4764</w:t>
+        </w:r>
+      </w:hyperlink>
+    </w:p>
+    <w:p>
+      <w:pPr>
+        <w:pStyle w:val="BodyText"/>
+      </w:pPr>
+      <w:r>
         <w:t xml:space="preserve">Wallace, D. F. (1993). E unibus pluram: Television and U.S. fiction.</w:t>
       </w:r>
       <w:r>
@@ -16749,7 +16931,7 @@
       <w:r>
         <w:t xml:space="preserve"> </w:t>
       </w:r>
-      <w:hyperlink r:id="rId182">
+      <w:hyperlink r:id="rId186">
         <w:r>
           <w:rPr>
             <w:rStyle w:val="Hyperlink"/>
@@ -16802,7 +16984,7 @@
       <w:r>
         <w:t xml:space="preserve"> </w:t>
       </w:r>
-      <w:hyperlink r:id="rId183">
+      <w:hyperlink r:id="rId187">
         <w:r>
           <w:rPr>
             <w:rStyle w:val="Hyperlink"/>
@@ -16811,8 +16993,8 @@
         </w:r>
       </w:hyperlink>
     </w:p>
-    <w:bookmarkEnd w:id="184"/>
-    <w:bookmarkStart w:id="185" w:name="app-a"/>
+    <w:bookmarkEnd w:id="188"/>
+    <w:bookmarkStart w:id="189" w:name="app-a"/>
     <w:p>
       <w:pPr>
         <w:pStyle w:val="Heading1"/>
@@ -17332,8 +17514,8 @@
         <w:t xml:space="preserve">principle to Samuel Johnson, a claim this edition could not support. Neither claim appears in the book.</w:t>
       </w:r>
     </w:p>
-    <w:bookmarkEnd w:id="185"/>
-    <w:bookmarkStart w:id="186" w:name="app-b"/>
+    <w:bookmarkEnd w:id="189"/>
+    <w:bookmarkStart w:id="190" w:name="app-b"/>
     <w:p>
       <w:pPr>
         <w:pStyle w:val="Heading1"/>
@@ -18367,8 +18549,8 @@
         </w:tc>
       </w:tr>
     </w:tbl>
-    <w:bookmarkEnd w:id="186"/>
-    <w:bookmarkStart w:id="187" w:name="app-c"/>
+    <w:bookmarkEnd w:id="190"/>
+    <w:bookmarkStart w:id="191" w:name="app-c"/>
     <w:p>
       <w:pPr>
         <w:pStyle w:val="Heading1"/>
@@ -18767,7 +18949,7 @@
               <w:jc w:val="left"/>
             </w:pPr>
             <w:r>
-              <w:t xml:space="preserve">Fact about the estimates; source to be added (see Appendix E)</w:t>
+              <w:t xml:space="preserve">Karger et al. (2023): extinction by 2100, 6% (experts) vs 1% (superforecasters); estimates differ in definitions and horizons</w:t>
             </w:r>
           </w:p>
         </w:tc>
@@ -19093,7 +19275,7 @@
               <w:jc w:val="left"/>
             </w:pPr>
             <w:r>
-              <w:t xml:space="preserve">Declining confidence in institutions</w:t>
+              <w:t xml:space="preserve">Low confidence in institutions</w:t>
             </w:r>
           </w:p>
         </w:tc>
@@ -19117,7 +19299,25 @@
               <w:jc w:val="left"/>
             </w:pPr>
             <w:r>
-              <w:t xml:space="preserve">Long-running survey series; source to be added</w:t>
+              <w:t xml:space="preserve">Brenan (2025): 28% average, near the 46-year low; partisan gap is the series maximum.</w:t>
+            </w:r>
+            <w:r>
+              <w:t xml:space="preserve"> </w:t>
+            </w:r>
+            <w:r>
+              <w:t xml:space="preserve">“</w:t>
+            </w:r>
+            <w:r>
+              <w:t xml:space="preserve">Declines in nearly every category</w:t>
+            </w:r>
+            <w:r>
+              <w:t xml:space="preserve">”</w:t>
+            </w:r>
+            <w:r>
+              <w:t xml:space="preserve"> </w:t>
+            </w:r>
+            <w:r>
+              <w:t xml:space="preserve">is no longer claimed</w:t>
             </w:r>
           </w:p>
         </w:tc>
@@ -19861,6 +20061,124 @@
               <w:jc w:val="left"/>
             </w:pPr>
             <w:r>
+              <w:t xml:space="preserve">Treatments reduce partisan animosity and antidemocratic attitudes</w:t>
+            </w:r>
+          </w:p>
+        </w:tc>
+        <w:tc>
+          <w:tcPr/>
+          <w:p>
+            <w:pPr>
+              <w:pStyle w:val="Compact"/>
+              <w:jc w:val="left"/>
+            </w:pPr>
+            <w:r>
+              <w:t xml:space="preserve">Supported</w:t>
+            </w:r>
+          </w:p>
+        </w:tc>
+        <w:tc>
+          <w:tcPr/>
+          <w:p>
+            <w:pPr>
+              <w:pStyle w:val="Compact"/>
+              <w:jc w:val="left"/>
+            </w:pPr>
+            <w:r>
+              <w:t xml:space="preserve">Voelkel et al. (2024), a 32,059-person experiment; attitudes, not long-run conduct; persistence not assessed here</w:t>
+            </w:r>
+          </w:p>
+        </w:tc>
+        <w:tc>
+          <w:tcPr/>
+          <w:p>
+            <w:pPr>
+              <w:pStyle w:val="Compact"/>
+              <w:jc w:val="center"/>
+            </w:pPr>
+            <w:r>
+              <w:t xml:space="preserve">9</w:t>
+            </w:r>
+          </w:p>
+        </w:tc>
+      </w:tr>
+      <w:tr>
+        <w:tc>
+          <w:tcPr/>
+          <w:p>
+            <w:pPr>
+              <w:pStyle w:val="Compact"/>
+              <w:jc w:val="left"/>
+            </w:pPr>
+            <w:r>
+              <w:t xml:space="preserve">Affective polarization as the form civil conflict takes</w:t>
+            </w:r>
+          </w:p>
+        </w:tc>
+        <w:tc>
+          <w:tcPr/>
+          <w:p>
+            <w:pPr>
+              <w:pStyle w:val="Compact"/>
+              <w:jc w:val="left"/>
+            </w:pPr>
+            <w:r>
+              <w:t xml:space="preserve">Supported</w:t>
+            </w:r>
+          </w:p>
+        </w:tc>
+        <w:tc>
+          <w:tcPr/>
+          <w:p>
+            <w:pPr>
+              <w:pStyle w:val="Compact"/>
+              <w:jc w:val="left"/>
+            </w:pPr>
+            <w:r>
+              <w:t xml:space="preserve">Iyengar et al. (2019), review; the identification with the book’s</w:t>
+            </w:r>
+            <w:r>
+              <w:t xml:space="preserve"> </w:t>
+            </w:r>
+            <w:r>
+              <w:t xml:space="preserve">“</w:t>
+            </w:r>
+            <w:r>
+              <w:t xml:space="preserve">civil conflict</w:t>
+            </w:r>
+            <w:r>
+              <w:t xml:space="preserve">”</w:t>
+            </w:r>
+            <w:r>
+              <w:t xml:space="preserve"> </w:t>
+            </w:r>
+            <w:r>
+              <w:t xml:space="preserve">is interpretive</w:t>
+            </w:r>
+          </w:p>
+        </w:tc>
+        <w:tc>
+          <w:tcPr/>
+          <w:p>
+            <w:pPr>
+              <w:pStyle w:val="Compact"/>
+              <w:jc w:val="center"/>
+            </w:pPr>
+            <w:r>
+              <w:t xml:space="preserve">9</w:t>
+            </w:r>
+          </w:p>
+        </w:tc>
+      </w:tr>
+      <w:tr>
+        <w:tc>
+          <w:tcPr/>
+          <w:p>
+            <w:pPr>
+              <w:pStyle w:val="Compact"/>
+              <w:jc w:val="left"/>
+            </w:pPr>
+            <w:r>
               <w:t xml:space="preserve">Ego depletion</w:t>
             </w:r>
           </w:p>
@@ -19903,8 +20221,8 @@
         </w:tc>
       </w:tr>
     </w:tbl>
-    <w:bookmarkEnd w:id="187"/>
-    <w:bookmarkStart w:id="190" w:name="app-d"/>
+    <w:bookmarkEnd w:id="191"/>
+    <w:bookmarkStart w:id="194" w:name="app-d"/>
     <w:p>
       <w:pPr>
         <w:pStyle w:val="Heading1"/>
@@ -19913,7 +20231,7 @@
         <w:t xml:space="preserve">Appendix D: Limits of the Argument, and the Tests That Would Show It Wrong</w:t>
       </w:r>
     </w:p>
-    <w:bookmarkStart w:id="188" w:name="standing-limits"/>
+    <w:bookmarkStart w:id="192" w:name="standing-limits"/>
     <w:p>
       <w:pPr>
         <w:pStyle w:val="Heading2"/>
@@ -20027,11 +20345,11 @@
         <w:t xml:space="preserve"> </w:t>
       </w:r>
       <w:r>
-        <w:t xml:space="preserve">(an interested arranger, and friction removed for each individual) may do less work than the argument needs. Proposition 8 couples components that each have evidence, but the coupling itself is inferred. The norm-seeding argument of Chapter 9 depends on a historical record of norm entrepreneurship whose successes may be selected on the outcome.</w:t>
-      </w:r>
-    </w:p>
-    <w:bookmarkEnd w:id="188"/>
-    <w:bookmarkStart w:id="189" w:name="tests-by-proposition"/>
+        <w:t xml:space="preserve">(an interested arranger, and friction removed for each individual) may do less work than the argument needs. Proposition 8 couples components that each have evidence, but the coupling itself is inferred. The norm-seeding argument of Chapter 9 depends on a historical record of norm entrepreneurship whose successes may be selected on the outcome. The claim that civil conflict is the one threat within a citizen’s reach rests on attitude experiments (Voelkel et al., 2024), not on long-run data about conduct.</w:t>
+      </w:r>
+    </w:p>
+    <w:bookmarkEnd w:id="192"/>
+    <w:bookmarkStart w:id="193" w:name="tests-by-proposition"/>
     <w:p>
       <w:pPr>
         <w:pStyle w:val="Heading2"/>
@@ -20660,9 +20978,9 @@
         <w:t xml:space="preserve">to unpack it into a decision. The proposition predicts near-universal failure, including among professional critics.</w:t>
       </w:r>
     </w:p>
-    <w:bookmarkEnd w:id="189"/>
-    <w:bookmarkEnd w:id="190"/>
-    <w:bookmarkStart w:id="196" w:name="app-e"/>
+    <w:bookmarkEnd w:id="193"/>
+    <w:bookmarkEnd w:id="194"/>
+    <w:bookmarkStart w:id="200" w:name="app-e"/>
     <w:p>
       <w:pPr>
         <w:pStyle w:val="Heading1"/>
@@ -20671,7 +20989,7 @@
         <w:t xml:space="preserve">Appendix E: Note on Quotation and Sources</w:t>
       </w:r>
     </w:p>
-    <w:bookmarkStart w:id="191" w:name="the-marks"/>
+    <w:bookmarkStart w:id="195" w:name="the-marks"/>
     <w:p>
       <w:pPr>
         <w:pStyle w:val="Heading2"/>
@@ -20764,8 +21082,8 @@
         <w:t xml:space="preserve">to Paul V. Cohn. The title page of the transcribed edition gives Thomas Common as translator, with Cohn and Maude Petre rendering the poetry. The Works Cited follows the title page. The constitutional phrases in Chapter 2 are from the Bill of Rights. The modular edition’s edition-of-record decision (Cambridge Texts for Nietzsche) still governs paraphrase. Public-domain translations are used for verbatim quotation because they could be verified and they raise no permissions question for a self-published book.</w:t>
       </w:r>
     </w:p>
-    <w:bookmarkEnd w:id="191"/>
-    <w:bookmarkStart w:id="192" w:name="unverified-items"/>
+    <w:bookmarkEnd w:id="195"/>
+    <w:bookmarkStart w:id="196" w:name="unverified-items"/>
     <w:p>
       <w:pPr>
         <w:pStyle w:val="Heading2"/>
@@ -20991,8 +21309,8 @@
         <w:t xml:space="preserve">page location.</w:t>
       </w:r>
     </w:p>
-    <w:bookmarkEnd w:id="192"/>
-    <w:bookmarkStart w:id="193" w:name="paraphrases-awaiting-verbatim-wording"/>
+    <w:bookmarkEnd w:id="196"/>
+    <w:bookmarkStart w:id="197" w:name="paraphrases-awaiting-verbatim-wording"/>
     <w:p>
       <w:pPr>
         <w:pStyle w:val="Heading2"/>
@@ -21192,8 +21510,8 @@
         <w:t xml:space="preserve">page reference.</w:t>
       </w:r>
     </w:p>
-    <w:bookmarkEnd w:id="193"/>
-    <w:bookmarkStart w:id="194" w:name="a-quotation-that-does-not-exist"/>
+    <w:bookmarkEnd w:id="197"/>
+    <w:bookmarkStart w:id="198" w:name="a-quotation-that-does-not-exist"/>
     <w:p>
       <w:pPr>
         <w:pStyle w:val="Heading2"/>
@@ -21241,8 +21559,8 @@
         <w:t xml:space="preserve">. Its circulating instances (on quotation sites, in blog posts and in a widely shared remark by a popular psychologist) trace back only to secondary and tertiary sources. The nearest genuine passage is CW 9i ¶472, on the trickster, which differs in figure, in kind of relation and in its emphasis on unconsciousness. Chapter 8 tells the story because it is an availability cascade in miniature, and because quietly substituting a better quotation would have hidden a demonstration of the book’s own thesis. Do not use the aphorism.</w:t>
       </w:r>
     </w:p>
-    <w:bookmarkEnd w:id="194"/>
-    <w:bookmarkStart w:id="195" w:name="X0c983f42a99c567fc1ab72c4504e0a07b0b42af"/>
+    <w:bookmarkEnd w:id="198"/>
+    <w:bookmarkStart w:id="199" w:name="X0c983f42a99c567fc1ab72c4504e0a07b0b42af"/>
     <w:p>
       <w:pPr>
         <w:pStyle w:val="Heading2"/>
@@ -21284,7 +21602,7 @@
         <w:pStyle w:val="Compact"/>
       </w:pPr>
       <w:r>
-        <w:t xml:space="preserve">A source for the dispersion of expert estimates on unprecedented catastrophic risks (Chapter 1).</w:t>
+        <w:t xml:space="preserve">Confirmation of the 1998 congressional goal and its completion (Chapter 1).</w:t>
       </w:r>
     </w:p>
     <w:p>
@@ -21296,30 +21614,6 @@
         <w:pStyle w:val="Compact"/>
       </w:pPr>
       <w:r>
-        <w:t xml:space="preserve">A source for long-run declines in confidence in institutions (Chapter 3), such as the Gallup or General Social Survey series.</w:t>
-      </w:r>
-    </w:p>
-    <w:p>
-      <w:pPr>
-        <w:numPr>
-          <w:ilvl w:val="0"/>
-          <w:numId w:val="1009"/>
-        </w:numPr>
-        <w:pStyle w:val="Compact"/>
-      </w:pPr>
-      <w:r>
-        <w:t xml:space="preserve">Confirmation of the 1998 congressional goal and its completion (Chapter 1).</w:t>
-      </w:r>
-    </w:p>
-    <w:p>
-      <w:pPr>
-        <w:numPr>
-          <w:ilvl w:val="0"/>
-          <w:numId w:val="1009"/>
-        </w:numPr>
-        <w:pStyle w:val="Compact"/>
-      </w:pPr>
-      <w:r>
         <w:t xml:space="preserve">Confirmation of the original publication year (1909) of Common’s</w:t>
       </w:r>
       <w:r>
@@ -21339,8 +21633,8 @@
         <w:t xml:space="preserve">in the Levy edition.</w:t>
       </w:r>
     </w:p>
-    <w:bookmarkEnd w:id="195"/>
-    <w:bookmarkEnd w:id="196"/>
+    <w:bookmarkEnd w:id="199"/>
+    <w:bookmarkEnd w:id="200"/>
     <w:sectPr/>
   </w:body>
 </w:document>

--- a/book/output/LP_KDP-Trade_v1.0_Revised-Draft_2026-10-03.docx
+++ b/book/output/LP_KDP-Trade_v1.0_Revised-Draft_2026-10-03.docx
@@ -244,7 +244,7 @@
         <w:pStyle w:val="BodyText"/>
       </w:pPr>
       <w:r>
-        <w:t xml:space="preserve">Answering it took me through more fields than I expected. Clinical ethics had already measured the condition I wanted to describe and given it a name. Phenomenology explained why nobody catches the moment of capture. Experimental psychology showed that our sense of having chosen is assembled after the fact. Nietzsche had drawn the shape of the whole problem as a parable about a lion, and Erich Fromm had stated its mechanism half a century later without citing him. Each field held part of the answer, and each described its part in a vocabulary the others could not easily read. A good deal of the work was translation, and the Glossary at the back of the book is my attempt to leave the dictionary behind for the next reader.</w:t>
+        <w:t xml:space="preserve">Answering it took me through more fields than I expected. Clinical ethics had already measured the condition I wanted to describe and given it a name. Phenomenology explained why nobody catches the moment of capture. Experimental psychology showed that our sense of having chosen is assembled after the fact. Nietzsche had drawn the shape of the whole problem as a parable about a lion, and Erich Fromm had stated its mechanism nearly sixty years later without citing him. Each field held part of the answer, and each described its part in a vocabulary the others could not easily read. A good deal of the work was translation, and the Glossary at the back of the book is my attempt to leave the dictionary behind for the next reader.</w:t>
       </w:r>
     </w:p>
     <w:p>
@@ -268,7 +268,7 @@
         <w:pStyle w:val="BodyText"/>
       </w:pPr>
       <w:r>
-        <w:t xml:space="preserve">I ask one thing of you as a reader, and it comes from the argument itself. Chapter 7 claims that agreeing with a book like this one is the most efficient available way of doing nothing about it. If that claim is right, nodding along is worth very little. Try one of the small arrangements described in Chapter 9 for a week instead, and decide for yourself whether anything changed. That test costs you nothing, and it is the only one that counts.</w:t>
+        <w:t xml:space="preserve">I ask one thing of you as a reader, and it comes from the argument itself. Chapter 7 proposes that agreeing with a book like this one may be the most efficient available way of doing nothing about it. If that is right, nodding along is worth very little. Run the one-minute conduct test in Chapter 7 instead. Then try one of the small arrangements described in Chapter 9 for a week, and notice what changes without keeping score (Chapter 9 explains why a score would defeat the point). Both cost you nothing, and both count for more than agreeing.</w:t>
       </w:r>
     </w:p>
     <w:p>
@@ -377,7 +377,7 @@
         <w:pStyle w:val="FirstParagraph"/>
       </w:pPr>
       <w:r>
-        <w:t xml:space="preserve">The argument draws on clinical ethics, social and cognitive psychology, phenomenology, political theory, the history of philosophy and literary criticism. Each of these fields has studied a piece of the problem, and each has named its piece in terms the others do not use. Nursing ethics calls it</w:t>
+        <w:t xml:space="preserve">The argument draws on clinical ethics, social and cognitive psychology, phenomenology, political theory, the history of philosophy and literary criticism. Each of these fields has studied a piece of the problem, and each has named its piece in terms the others do not use. Nursing ethics calls one form of it</w:t>
       </w:r>
       <w:r>
         <w:t xml:space="preserve"> </w:t>
@@ -390,7 +390,7 @@
         <w:t xml:space="preserve">moral distress</w:t>
       </w:r>
       <w:r>
-        <w:t xml:space="preserve">, political science calls it</w:t>
+        <w:t xml:space="preserve">, political science calls another</w:t>
       </w:r>
       <w:r>
         <w:t xml:space="preserve"> </w:t>
@@ -403,7 +403,7 @@
         <w:t xml:space="preserve">low external efficacy</w:t>
       </w:r>
       <w:r>
-        <w:t xml:space="preserve">, and Nietzsche calls it</w:t>
+        <w:t xml:space="preserve">, and Nietzsche’s parable gives its civic form the figure of</w:t>
       </w:r>
       <w:r>
         <w:t xml:space="preserve"> </w:t>
@@ -416,15 +416,15 @@
         <w:t xml:space="preserve">the lion</w:t>
       </w:r>
       <w:r>
-        <w:t xml:space="preserve">. One of the book’s claims is that these are often the same structure seen from different windows. Its method is to translate between the windows without pretending they are one room.</w:t>
-      </w:r>
-    </w:p>
-    <w:p>
-      <w:pPr>
-        <w:pStyle w:val="BodyText"/>
-      </w:pPr>
-      <w:r>
-        <w:t xml:space="preserve">That makes the book useful in several directions. A psychologist will find philosophical structures that predict findings in their own literature. A philosopher will find empirical anchors for claims usually defended by exegesis alone. Sociologists and anthropologists will find a functional account of conspiracy belief and a theory of how norms get built in a new medium. A general reader needs no background in any of these fields. Every technical term is defined when it first appears, and all of them are collected in the Glossary, which notes the discipline each term comes from and the nearest equivalents in neighboring fields.</w:t>
+        <w:t xml:space="preserve">. The book proposes that these are overlapping structures seen from different windows, and where it says so, it says what would show the overlap to be wrong. Its method is to translate between the windows without pretending they are one room.</w:t>
+      </w:r>
+    </w:p>
+    <w:p>
+      <w:pPr>
+        <w:pStyle w:val="BodyText"/>
+      </w:pPr>
+      <w:r>
+        <w:t xml:space="preserve">That makes the book useful in several directions. A psychologist will find philosophical structures that predict findings in their own literature. A philosopher will find empirical anchors for claims usually defended by exegesis alone. Sociologists and anthropologists will find a functional account of conspiracy belief and a theory of how norms get built in a new medium. A general reader needs no background in any of these fields. The argument is framed through the United States, where the evidence is richest. Whether it travels is a question Chapter 2 raises and Appendix D lists. Technical terms are defined where they first matter, and all of them are collected in the Glossary, which notes the discipline each term comes from and the nearest equivalents in neighboring fields.</w:t>
       </w:r>
     </w:p>
     <w:bookmarkEnd w:id="23"/>
@@ -514,7 +514,7 @@
         <w:pStyle w:val="BodyText"/>
       </w:pPr>
       <w:r>
-        <w:t xml:space="preserve">Nineteen numbered propositions carry the argument. They keep the numbers they had in the modular edition this book grew out of, so a proposition can be traced across editions. As a result the numbers do not run in order through the chapters. Appendix B lists all nineteen in numerical order, with the chapter where each is argued.</w:t>
+        <w:t xml:space="preserve">Nineteen numbered propositions carry the argument. They keep the numbers they had in the earlier modular edition of this argument (Appendix A explains the change), so a proposition can be traced across editions. As a result the numbers do not run in order through the chapters, and a reader who meets Proposition 7 before Proposition 5 has not found an error. Appendix B lists all nineteen in numerical order, with the chapter where each is argued.</w:t>
       </w:r>
     </w:p>
     <w:p>
@@ -602,7 +602,7 @@
         <w:pStyle w:val="FirstParagraph"/>
       </w:pPr>
       <w:r>
-        <w:t xml:space="preserve">The project began with a provisional map, a four-stage arc through four thinkers who never cited one another. Julian Jaynes supplied an origin, Friedrich Nietzsche a crisis, Alan Watts a reorientation and David Foster Wallace a practice. The map was useful because it was wrong in an instructive place, and the Conclusion returns to it to say where. As a way into the argument, though, it is still the clearest path, so here it is.</w:t>
+        <w:t xml:space="preserve">The project began with a provisional map, a four-stage arc through four thinkers who never cited one another. Julian Jaynes supplied an origin, Friedrich Nietzsche a crisis, Alan Watts a reorientation and David Foster Wallace a practice. The map was useful because it was wrong in an instructive place, and the Conclusion returns to it to say where. It also had a gap, which a fifth voice, Erich Fromm, fills below. As a way into the argument it is still the clearest path, so here it is.</w:t>
       </w:r>
     </w:p>
     <w:p>
@@ -755,15 +755,33 @@
         <w:t xml:space="preserve">This Is Water</w:t>
       </w:r>
       <w:r>
-        <w:t xml:space="preserve">, was a discipline of attention, a choice about what to notice and how to construe it (Wallace, 2009). Watts, from a different direction, had argued that some states cannot be reached by trying, because effort produces their opposite (Watts, 1951).</w:t>
-      </w:r>
-    </w:p>
-    <w:p>
-      <w:pPr>
-        <w:pStyle w:val="BodyText"/>
-      </w:pPr>
-      <w:r>
-        <w:t xml:space="preserve">The provisional map ran from voice to silence to reorientation to attention. This book keeps the first three stages and corrects the fourth. Its central finding is that attention cannot be the last stage, because a</w:t>
+        <w:t xml:space="preserve">, was a discipline of attention, a choice about what to notice and how to construe it (Wallace, 2009). Watts, from a different direction, had argued that some states cannot be reached by trying, because effort produces their opposite (Watts, 1951). The map gave him the third stage as a cure: the dissolution of the</w:t>
+      </w:r>
+      <w:r>
+        <w:t xml:space="preserve"> </w:t>
+      </w:r>
+      <w:r>
+        <w:t xml:space="preserve">“</w:t>
+      </w:r>
+      <w:r>
+        <w:t xml:space="preserve">skin-encapsulated ego</w:t>
+      </w:r>
+      <w:r>
+        <w:t xml:space="preserve">”</w:t>
+      </w:r>
+      <w:r>
+        <w:t xml:space="preserve"> </w:t>
+      </w:r>
+      <w:r>
+        <w:t xml:space="preserve">into a sense of unity with everything. What this book keeps from Watts is the first idea, not the cure.</w:t>
+      </w:r>
+    </w:p>
+    <w:p>
+      <w:pPr>
+        <w:pStyle w:val="BodyText"/>
+      </w:pPr>
+      <w:r>
+        <w:t xml:space="preserve">The provisional map ran from an origin to a crisis, a reorientation and a practice. This book keeps the first three stages, adds the stage the map lacked (the form authority took after the crisis), and corrects the last. Its central finding is that attention cannot be the last stage, because a</w:t>
       </w:r>
       <w:r>
         <w:t xml:space="preserve"> </w:t>
@@ -849,7 +867,7 @@
         <w:t xml:space="preserve">moral distress</w:t>
       </w:r>
       <w:r>
-        <w:t xml:space="preserve">. Chapter 2 asks why the culture’s only remedy for that strain is subtraction, and finds the answer in a civic vocabulary almost entirely built from prohibitions. Nietzsche’s parable of the camel, the lion and the child describes exactly this: the lion can win freedom by refusing, but it cannot create. Chapter 3 shows that Nietzsche’s two famous figures, the Last Man and the Übermensch, are two responses to one situation. They differ by a single capacity, the capacity to make something, and the present looks less like the Last Man than like a nation of lions.</w:t>
+        <w:t xml:space="preserve">. Chapter 2 asks why the culture’s only remedy for that strain is subtraction, and finds the answer in a civic vocabulary almost entirely built from prohibitions. Nietzsche’s parable of the camel, the lion and the child describes exactly this: the lion can win freedom by refusing, but it cannot create. Chapter 3 shows that Nietzsche’s two famous figures, the Last Man (the contented person who has stopped wanting anything difficult) and the Übermensch (the person who makes new values), are two responses to one situation. They differ by a single capacity, the capacity to make something, and the present looks less like the Last Man than like a nation of lions.</w:t>
       </w:r>
     </w:p>
     <w:p>
@@ -903,7 +921,7 @@
         <w:t xml:space="preserve"> </w:t>
       </w:r>
       <w:r>
-        <w:t xml:space="preserve">Chapter 8 argues that tolerating an undischarged impulse and tolerating being bad at something are a single capacity, and that construction requires it. Chapter 9 draws the practical consequence. Remedies must operate on arrangements rather than on states, and at the scale of a society that means norms. The chapter proposes twelve norms for a medium that has had only twenty-five years to develop any.</w:t>
+        <w:t xml:space="preserve">Chapter 8 argues that tolerating an undischarged impulse and tolerating being bad at something belong to one family of capacities, and that construction requires them. Chapter 9 draws the practical consequence. Remedies must operate on arrangements rather than on states, and at the scale of a society that means norms. The chapter proposes twelve norms for a medium that has had only twenty-five years to develop any.</w:t>
       </w:r>
     </w:p>
     <w:bookmarkEnd w:id="28"/>
@@ -1093,7 +1111,7 @@
         <w:t xml:space="preserve">”</w:t>
       </w:r>
       <w:r>
-        <w:t xml:space="preserve">) explains nothing. Chapter 6 argues that such sentences substitute for an explanation. Where this book describes a system, it describes what the system is optimized on, by whom, and with what effect.</w:t>
+        <w:t xml:space="preserve">) explains nothing. Chapter 6 argues that such sentences substitute for an explanation. Where this book describes a system, it says what the system is optimized on and with what effect, and it says so plainly where it cannot say who set the objective.</w:t>
       </w:r>
     </w:p>
     <w:p>
@@ -1137,7 +1155,7 @@
         <w:t xml:space="preserve"> </w:t>
       </w:r>
       <w:r>
-        <w:t xml:space="preserve">Every direct quotation in this book has been checked against a printed or authoritative source, or it is identified as unverified in Appendix E. Paraphrase is never dressed as quotation.</w:t>
+        <w:t xml:space="preserve">Every direct quotation in this book has been checked against a printed or authoritative source, or it is listed in Appendix E, by chapter, as unverified. Nietzsche is quoted from the public-domain translations of Common and Ludovici, which can be checked word for word; where the text paraphrases him, it cites the Cambridge Texts edition. Paraphrase is never dressed as quotation.</w:t>
       </w:r>
     </w:p>
     <w:p>
@@ -1213,7 +1231,7 @@
         <w:t xml:space="preserve">cognitive dissonance</w:t>
       </w:r>
       <w:r>
-        <w:t xml:space="preserve">. The label is wrong in a way that matters, because it sends the analysis to a literature whose remedies do not apply. This chapter argues that the strain is a disproportion between assigned</w:t>
+        <w:t xml:space="preserve">. The label is wrong in a way that matters, because it sends the analysis to a literature whose remedies all work by restoring consistency between beliefs, and that is not the problem here. This chapter argues that the strain is a disproportion between assigned</w:t>
       </w:r>
       <w:r>
         <w:t xml:space="preserve"> </w:t>
@@ -1515,7 +1533,7 @@
         <w:t xml:space="preserve">”</w:t>
       </w:r>
       <w:r>
-        <w:t xml:space="preserve">), forbids (</w:t>
+        <w:t xml:space="preserve">), cannot accommodate (</w:t>
       </w:r>
       <w:r>
         <w:t xml:space="preserve">“</w:t>
@@ -1527,7 +1545,7 @@
         <w:t xml:space="preserve">”</w:t>
       </w:r>
       <w:r>
-        <w:t xml:space="preserve">) or leaves open (</w:t>
+        <w:t xml:space="preserve">: it gives no reason to expect the observation, and on its own terms it should not occur) or is silent about (</w:t>
       </w:r>
       <w:r>
         <w:t xml:space="preserve">“</w:t>
@@ -1548,7 +1566,7 @@
         <w:tblW w:type="pct" w:w="5000"/>
         <w:tblLook w:firstRow="1" w:lastRow="0" w:firstColumn="0" w:lastColumn="0" w:noHBand="0" w:noVBand="0" w:val="0020"/>
         <w:jc w:val="start"/>
-        <w:tblCaption w:val="What each explanation predicts (“yes”), forbids (“no”) or leaves open (“–”)."/>
+        <w:tblCaption w:val="What each explanation predicts (“yes”), cannot accommodate (“no”: it gives no reason to expect the observation, and on its own terms it should not occur) or is silent about (“–”)."/>
       </w:tblPr>
       <w:tblGrid>
         <w:gridCol w:w="5908"/>
@@ -1954,7 +1972,7 @@
         <w:pStyle w:val="BodyText"/>
       </w:pPr>
       <w:r>
-        <w:t xml:space="preserve">The third row does the decisive work, and it is where H4 would die if it were wrong. H4 predicts that giving a person a bounded, concrete, local responsibility they can actually discharge will reduce the distress without changing a single belief about the threats. H1 and H2 predict nothing of the kind, because on those accounts the problem lives in the beliefs. H3 predicts nothing of the kind either, because on that account the problem lives in the feed.</w:t>
+        <w:t xml:space="preserve">The third row does the decisive work, and it is where H4 would die if it were wrong. H4 predicts that giving a person a bounded, concrete, local responsibility they can actually discharge will reduce the distress without changing a single belief about the threats. H1 and H2 cannot accommodate that result, because on those accounts the problem lives in the beliefs and the beliefs have not changed. H3 cannot accommodate it either, because on that account the problem lives in the feed and the feed has not changed.</w:t>
       </w:r>
     </w:p>
     <w:bookmarkEnd w:id="34"/>
@@ -2008,7 +2026,7 @@
         <w:t xml:space="preserve"> </w:t>
       </w:r>
       <w:r>
-        <w:t xml:space="preserve">NASA’s Jet Propulsion Laboratory lists more than 42,000 known near-Earth objects in its Small-Body Database. Its Sentry system continuously evaluates every cataloged object’s chance of impact over the next century, and none currently rates above zero on the scale used to communicate impact hazard to the public (Center for Near-Earth Object Studies, 2026). The goal Congress set in 1998, finding nine in ten of the kilometer-class objects capable of global catastrophe, has been met. Here is a civilization-ending threat with a known base rate, a dedicated agency, a budget and a published answer. The correct response for a citizen is that this is handled, the people handling it have said so, and attention belongs elsewhere.</w:t>
+        <w:t xml:space="preserve">NASA’s Jet Propulsion Laboratory lists more than 42,000 known near-Earth objects in its Small-Body Database. Its Sentry system continuously evaluates every cataloged object’s chance of impact over the next century, and none currently rates above zero on the scale used to communicate impact hazard to the public (Center for Near-Earth Object Studies, 2026). The survey goal set for NASA in 1998, finding nine in ten of the kilometer-class objects capable of global catastrophe, is reported to have been met. Here is a civilization-ending threat with a known base rate, a dedicated agency, a budget and a published answer. The correct response for a citizen is that this is handled, the people handling it have said so, and attention belongs elsewhere.</w:t>
       </w:r>
     </w:p>
     <w:p>
@@ -2851,7 +2869,25 @@
         <w:pStyle w:val="FirstParagraph"/>
       </w:pPr>
       <w:r>
-        <w:t xml:space="preserve">This is the argument about pressure from Fromm’s</w:t>
+        <w:t xml:space="preserve">In Proposition 1,</w:t>
+      </w:r>
+      <w:r>
+        <w:t xml:space="preserve"> </w:t>
+      </w:r>
+      <w:r>
+        <w:t xml:space="preserve">“</w:t>
+      </w:r>
+      <w:r>
+        <w:t xml:space="preserve">assigned responsibility</w:t>
+      </w:r>
+      <w:r>
+        <w:t xml:space="preserve">”</w:t>
+      </w:r>
+      <w:r>
+        <w:t xml:space="preserve"> </w:t>
+      </w:r>
+      <w:r>
+        <w:t xml:space="preserve">means answerability, the third sense above. This is the argument about pressure from Fromm’s</w:t>
       </w:r>
       <w:r>
         <w:t xml:space="preserve"> </w:t>
@@ -2901,7 +2937,7 @@
         <w:t xml:space="preserve"> </w:t>
       </w:r>
       <w:r>
-        <w:t xml:space="preserve">he described was shaped to fit it. Here the gap runs between the responsibility a person has been given and the capacity to discharge it. The formal structure is the same, and so are the consequences. The pressure cannot be relieved by argument, because a belief did not produce it. Adding input can increase the pressure instead of relieving it. And the gap can be closed from either side, but the two sides are not equivalent.</w:t>
+        <w:t xml:space="preserve">he described was shaped to fit it. Here the gap runs between the responsibility a person has been given and the capacity to discharge it. The formal structure is the same, and so are the consequences. The pressure cannot be relieved by argument, because a belief did not produce it. Adding input can increase the pressure instead of relieving it. And the gap can be closed from either side, but the two sides are not equivalent (Chapter 2 says how they differ).</w:t>
       </w:r>
     </w:p>
     <w:p>
@@ -3783,7 +3819,7 @@
         <w:pStyle w:val="BodyText"/>
       </w:pPr>
       <w:r>
-        <w:t xml:space="preserve">Nietzsche gave the best available account of what happens when subtraction becomes a permanent stance. He wrote it sixty years before Fromm, in the form of a parable. In the three metamorphoses of the spirit, the camel bears what it is given, the lion wins freedom by refusing, and only the child creates. Nietzsche presents the lion’s inability to create as a structural limit, not a moral failing. This chapter argues that a culture stuck at the lion has maximal negative liberty and no capacity to make anything with it. It argues that this describes the contemporary United States better than accounts that reach straight for the Last Man. And it argues that the lion’s position was genuinely earned and is not cowardly. The chapter ends by naming the hinge on which the rest of the book turns. The lion was made to fight a dragon with a face, and the authority it now faces has none.</w:t>
+        <w:t xml:space="preserve">Nietzsche gave the best available account of what happens when subtraction becomes a permanent stance. He wrote it nearly sixty years before Fromm, in the form of a parable. In the three metamorphoses of the spirit, the camel bears what it is given, the lion wins freedom by refusing, and only the child creates. Nietzsche presents the lion’s inability to create as a structural limit, not a moral failing. This chapter argues that a culture stuck at the lion has maximal negative liberty and no capacity to make anything with it. It argues that this describes the contemporary United States better than accounts that reach straight for the Last Man. And it argues that the lion’s position was genuinely earned and is not cowardly. The chapter ends by naming the hinge on which the rest of the book turns. The lion was made to fight a dragon with a face, and the authority it now faces has none (a point the end of this chapter develops).</w:t>
       </w:r>
     </w:p>
     <w:bookmarkStart w:id="50" w:name="freedom-from-and-freedom-to"/>
@@ -5046,15 +5082,15 @@
         <w:t xml:space="preserve">Democracy in America</w:t>
       </w:r>
       <w:r>
-        <w:t xml:space="preserve">. He pictured an immense, tutelary power, absolute, minute, regular, provident and mild. It covers the surface of society with a network of small, complicated rules. It seldom forces anyone to act, but it constantly restrains people from acting. It does not shatter the will; it softens it, bends it and guides it (Tocqueville, 1840/2006, Vol. 2, Book 4, Ch. 6). Mildness is why it provokes no resistance. Providence is why it is experienced as a service rather than as rule. And because it works as a network rather than through a commander, there is no one to defy.</w:t>
-      </w:r>
-    </w:p>
-    <w:p>
-      <w:pPr>
-        <w:pStyle w:val="BodyText"/>
-      </w:pPr>
-      <w:r>
-        <w:t xml:space="preserve">Now put the pieces together. A culture whose only well-developed competence is refusal faces conditions in which the operative authority cannot be refused. The threats in Chapter 1’s inventory cannot be refused either. Refusal does not disappear when its object does. It goes looking for the nearest refusable thing, and the nearest refusable thing is usually other people.</w:t>
+        <w:t xml:space="preserve">. He pictured an immense, tutelary power, absolute, minute, regular, provident and mild. It covers the surface of society with a network of small, complicated rules. It seldom forces anyone to act, but it constantly restrains people from acting. It does not shatter the will; it softens it, bends it and guides it (Tocqueville, 1840/2006, Vol. 2, Book 4, Ch. 6). The rules in that picture are not issued by anyone a citizen could name. They are restraints with no restrainer. Mildness is why it provokes no resistance. Providence is why it is experienced as a service rather than as rule. And because it works as a network rather than through a commander, there is no one to defy.</w:t>
+      </w:r>
+    </w:p>
+    <w:p>
+      <w:pPr>
+        <w:pStyle w:val="BodyText"/>
+      </w:pPr>
+      <w:r>
+        <w:t xml:space="preserve">Now put the pieces together. A culture whose only well-developed competence is refusal faces conditions in which the operative authority cannot be refused. The threats in Chapter 1’s inventory share the property that matters: there is no one to refuse. Refusal does not disappear when its object does. It goes looking for the nearest refusable thing, and the nearest refusable thing is usually other people.</w:t>
       </w:r>
     </w:p>
     <w:p>
@@ -5582,7 +5618,7 @@
         <w:t xml:space="preserve"> </w:t>
       </w:r>
       <w:r>
-        <w:t xml:space="preserve">and the thought experiment of eternal recurrence: could you will this life, unchanged in every detail, endlessly? Nietzsche offers recurrence chiefly as a</w:t>
+        <w:t xml:space="preserve">(love of fate) and the thought experiment of eternal recurrence: could you will this life, unchanged in every detail, endlessly? Nietzsche offers recurrence chiefly as a</w:t>
       </w:r>
       <w:r>
         <w:t xml:space="preserve"> </w:t>
@@ -5722,7 +5758,7 @@
         <w:t xml:space="preserve"> </w:t>
       </w:r>
       <w:r>
-        <w:t xml:space="preserve">is absent, when the removal has happened and the capacity has not developed. Two philosophers, half a century apart and neither citing the other, describe one fork in two languages. By the rules this book keeps, their agreement is worth noting and is not evidence. The evidence lies in whether the fork predicts anything, and it does.</w:t>
+        <w:t xml:space="preserve">is absent, when the removal has happened and the capacity has not developed. Two philosophers, nearly sixty years apart and neither citing the other, describe one fork in two languages. By the rules this book keeps, their agreement is worth noting and is not evidence. The evidence lies in whether the fork predicts anything, and it does.</w:t>
       </w:r>
     </w:p>
     <w:bookmarkEnd w:id="68"/>
@@ -5776,7 +5812,7 @@
         <w:t xml:space="preserve"> </w:t>
       </w:r>
       <w:r>
-        <w:t xml:space="preserve">Nation, party, progress, market and expert authority have each undergone serial and largely justified disillusionment within living memory. Gallup’s nine institutions, tracked consistently since 1979, now average 28 percent confidence (</w:t>
+        <w:t xml:space="preserve">Nation, party, progress, market and expert authority have each undergone serial and largely justified disillusionment within living memory. Gallup’s nine institutions, tracked consistently since 1979, averaged 28 percent in its July 2025 survey confidence (</w:t>
       </w:r>
       <w:r>
         <w:t xml:space="preserve">“</w:t>
@@ -6853,13 +6889,13 @@
         <w:t xml:space="preserve">The answer assembles three literatures that have not been put together for this purpose before. An incorporated instrument does not appear in experience as an instrument. An instrument optimized against its own breakdown never becomes visible at all, because breakdown is how a person discovers they were inside a structure. And the sense of having chosen is manufactured after the fact, from cues an arrangement can supply. Together these establish something narrower and more important than a causal claim. First-person report is not a competent instrument for detecting this kind of shaping, so the absence of a felt compulsion is worth nothing as evidence. The result is defensive. It removes a defense rather than proving a charge, but the defense it removes is the one doing nearly all the work in ordinary arguments about this subject. The chapter then uses the result to answer a question people ask constantly and answer badly: has the anonymous authority of the present actually been revealed, or is it still behind the curtain?</w:t>
       </w:r>
     </w:p>
-    <w:bookmarkStart w:id="86" w:name="part-one-the-incorporated-instrument"/>
+    <w:bookmarkStart w:id="86" w:name="the-incorporated-instrument"/>
     <w:p>
       <w:pPr>
         <w:pStyle w:val="Heading2"/>
       </w:pPr>
       <w:r>
-        <w:t xml:space="preserve">Part one: the incorporated instrument</w:t>
+        <w:t xml:space="preserve">The incorporated instrument</w:t>
       </w:r>
     </w:p>
     <w:p>
@@ -7123,13 +7159,13 @@
     </w:p>
     <w:bookmarkEnd w:id="85"/>
     <w:bookmarkEnd w:id="86"/>
-    <w:bookmarkStart w:id="89" w:name="X43d3e15bf94d6f56f1e2a33fac10f4d352bdbc1"/>
+    <w:bookmarkStart w:id="89" w:name="the-instrument-that-never-breaks"/>
     <w:p>
       <w:pPr>
         <w:pStyle w:val="Heading2"/>
       </w:pPr>
       <w:r>
-        <w:t xml:space="preserve">Part two: the instrument that never breaks</w:t>
+        <w:t xml:space="preserve">The instrument that never breaks</w:t>
       </w:r>
     </w:p>
     <w:p>
@@ -7493,13 +7529,13 @@
     </w:p>
     <w:bookmarkEnd w:id="88"/>
     <w:bookmarkEnd w:id="89"/>
-    <w:bookmarkStart w:id="92" w:name="part-three-manufactured-authorship"/>
+    <w:bookmarkStart w:id="92" w:name="manufactured-authorship"/>
     <w:p>
       <w:pPr>
         <w:pStyle w:val="Heading2"/>
       </w:pPr>
       <w:r>
-        <w:t xml:space="preserve">Part three: manufactured authorship</w:t>
+        <w:t xml:space="preserve">Manufactured authorship</w:t>
       </w:r>
     </w:p>
     <w:p>
@@ -8202,7 +8238,7 @@
         <w:pStyle w:val="BodyText"/>
       </w:pPr>
       <w:r>
-        <w:t xml:space="preserve">A third effect is the sharpest prediction in this chapter. By Proposition 16, being able to describe the mechanism supplies exactly the cues of authorship. Consider a person who can explain engagement optimization, knows about variable-ratio reward schedules and can name what is being done to them. Their next four hours of scrolling arrive with a narrative attached that is knowing, ironic and chosen. Priority, consistency and exclusivity are all satisfied, now with an explicit theory on top. That predicts something checkable. Critical knowledge of the mechanism should not reduce the behavior, and it may raise people’s reported sense of control while leaving the behavior unchanged. If so, the critique works as a better</w:t>
+        <w:t xml:space="preserve">A third effect is the sharpest prediction in this chapter. By Proposition 16, being able to describe the mechanism supplies exactly the cues of authorship. Consider a person who can explain engagement optimization, knows about variable-ratio reward schedules (rewards that arrive at unpredictable intervals, the pattern slot machines use) and can name what is being done to them. Their next four hours of scrolling arrive with a narrative attached that is knowing, ironic and chosen. Priority, consistency and exclusivity are all satisfied, now with an explicit theory on top. That predicts something checkable. Critical knowledge of the mechanism should not reduce the behavior, and it may raise people’s reported sense of control while leaving the behavior unchanged. If so, the critique works as a better</w:t>
       </w:r>
       <w:r>
         <w:t xml:space="preserve"> </w:t>
@@ -8888,7 +8924,7 @@
         <w:pStyle w:val="BodyText"/>
       </w:pPr>
       <w:r>
-        <w:t xml:space="preserve">In most cases you will find that you cannot. That is not because the decision is secret in any dramatic sense. It is because it was distributed across a committee, a model, a regulatory comment period, a vendor and an optimization process, and no document names an author. The inquiry does not hit a lie. It hits a structure with an author-shaped hole in it. That experience, a good-faith inquiry ending in an absence, is the raw material.</w:t>
+        <w:t xml:space="preserve">In most cases you will find that you cannot. That is not because the decision is secret in any dramatic sense. It is because it was distributed across a committee, a model, a regulatory comment period, a vendor and an optimization process, and no document names an author. The inquiry does not hit a lie. It hits a structure with an agent-shaped hole in it. That experience, a good-faith inquiry ending in an absence, is the raw material.</w:t>
       </w:r>
     </w:p>
     <w:p>
@@ -9042,7 +9078,7 @@
         <w:pStyle w:val="FirstParagraph"/>
       </w:pPr>
       <w:r>
-        <w:t xml:space="preserve">This is what keeps the account from being an apology, and it is the strongest empirical finding in the book.</w:t>
+        <w:t xml:space="preserve">This is what keeps the account from being an apology, and it is the best-supported empirical finding in the book, although what it supports is the direction of the effects and not their size.</w:t>
       </w:r>
     </w:p>
     <w:p>
@@ -10601,7 +10637,7 @@
       </w:r>
     </w:p>
     <w:bookmarkEnd w:id="123"/>
-    <w:bookmarkStart w:id="130" w:name="the-fool-before-the-wise-man"/>
+    <w:bookmarkStart w:id="131" w:name="the-fool-before-the-wise-man"/>
     <w:p>
       <w:pPr>
         <w:pStyle w:val="Heading1"/>
@@ -10619,7 +10655,7 @@
           <w:iCs/>
           <w:i/>
         </w:rPr>
-        <w:t xml:space="preserve">Why tolerating an undischarged impulse and tolerating being bad at something are one capacity</w:t>
+        <w:t xml:space="preserve">Why tolerating an undischarged impulse and tolerating being bad at something belong to one family of capacities</w:t>
       </w:r>
     </w:p>
     <w:p>
@@ -10669,23 +10705,7 @@
         <w:pStyle w:val="BodyText"/>
       </w:pPr>
       <w:r>
-        <w:t xml:space="preserve">This chapter argues four things. The capacity to hold an undischarged impulse is a deposit rather than a cost. It is the</w:t>
-      </w:r>
-      <w:r>
-        <w:t xml:space="preserve"> </w:t>
-      </w:r>
-      <w:r>
-        <w:rPr>
-          <w:iCs/>
-          <w:i/>
-        </w:rPr>
-        <w:t xml:space="preserve">same</w:t>
-      </w:r>
-      <w:r>
-        <w:t xml:space="preserve"> </w:t>
-      </w:r>
-      <w:r>
-        <w:t xml:space="preserve">capacity as tolerance for incompetence. Three features of modern life have made the incompetence phase harder to enter than at any earlier point. And a culture that loses this capacity loses the ability to construct, which returns it to refusal as its only competence.</w:t>
+        <w:t xml:space="preserve">This chapter argues four things. The capacity to hold an undischarged impulse is a deposit rather than a cost. It belongs to the same family as tolerance for incompetence, and the two share the ingredient that construction needs. Three features of modern life have made the incompetence phase harder to enter than at any earlier point. And a culture that loses this capacity loses the ability to construct, which returns it to refusal as its only competence.</w:t>
       </w:r>
     </w:p>
     <w:bookmarkStart w:id="125" w:name="a-deposit-not-a-cost"/>
@@ -10940,7 +10960,7 @@
     </w:p>
     <w:bookmarkEnd w:id="124"/>
     <w:bookmarkEnd w:id="125"/>
-    <w:bookmarkStart w:id="127" w:name="the-prerequisite-nobody-names"/>
+    <w:bookmarkStart w:id="128" w:name="the-prerequisite-nobody-names"/>
     <w:p>
       <w:pPr>
         <w:pStyle w:val="Heading2"/>
@@ -10982,7 +11002,7 @@
         <w:t xml:space="preserve"> </w:t>
       </w:r>
       <w:r>
-        <w:t xml:space="preserve">The capacity to tolerate an undischarged impulse and the capacity to be bad at something are the same capacity. A culture in which the first is declining cannot build the second, and therefore cannot construct, which returns it to refusal as its only remaining competence.</w:t>
+        <w:t xml:space="preserve">Tolerating an undischarged impulse and tolerating being bad at something share one ingredient: remaining in an aversive state without acting to end it. They belong to a single family of capacities, and a culture that stops exercising the first has removed the training the second depends on. Such a culture cannot build the second, and therefore cannot construct, which returns it to refusal as its only remaining competence.</w:t>
       </w:r>
     </w:p>
     <w:p>
@@ -10990,7 +11010,7 @@
         <w:pStyle w:val="FirstParagraph"/>
       </w:pPr>
       <w:r>
-        <w:t xml:space="preserve">This is the connection most worth taking from the chapter. A culture’s inability to construct is not mainly a failure of imagination, will or vision. It is downstream of a lost tolerance for incompetence, which is downstream of a lost tolerance for undischarged frustration.</w:t>
+        <w:t xml:space="preserve">This is the connection most worth taking from the chapter. A culture’s inability to construct is not mainly a failure of imagination, will or vision. It is downstream of a lost tolerance for incompetence, and that tolerance draws on the same ingredient as the tolerance for undischarged frustration.</w:t>
       </w:r>
     </w:p>
     <w:p>
@@ -11001,7 +11021,80 @@
         <w:t xml:space="preserve">Refusal, by contrast, needs no incompetence phase at all. You are good at refusing from the first attempt. That is exactly why a culture that has lost the capacity for the incompetence phase will find that refusal is the only competence it seems to have, and will mistake that finding for a judgment about the world.</w:t>
       </w:r>
     </w:p>
-    <w:bookmarkStart w:id="126" w:name="three-modern-obstacles"/>
+    <w:bookmarkStart w:id="126" w:name="one-capacity-or-a-family-of-them"/>
+    <w:p>
+      <w:pPr>
+        <w:pStyle w:val="Heading3"/>
+      </w:pPr>
+      <w:r>
+        <w:t xml:space="preserve">One capacity, or a family of them?</w:t>
+      </w:r>
+    </w:p>
+    <w:p>
+      <w:pPr>
+        <w:pStyle w:val="FirstParagraph"/>
+      </w:pPr>
+      <w:r>
+        <w:t xml:space="preserve">Proposition 10 invites an obvious challenge: are these really one thing? Clinical psychology has asked the same question for two decades under the name</w:t>
+      </w:r>
+      <w:r>
+        <w:t xml:space="preserve"> </w:t>
+      </w:r>
+      <w:r>
+        <w:rPr>
+          <w:iCs/>
+          <w:i/>
+        </w:rPr>
+        <w:t xml:space="preserve">distress tolerance</w:t>
+      </w:r>
+      <w:r>
+        <w:t xml:space="preserve">, the ability to withstand aversive experience. Researchers commonly treat tolerance of negative emotion, of frustration and of physical discomfort as dimensions of a single higher-order construct, and they argue about what else belongs under it (Wesner et al., 2023). The structure is not settled. In one student sample, behavioral tasks and self-report scales of distress tolerance did not form a single dimension, or even two correlated ones (Hsu et al., 2023). The evidence supports a family of related tolerances, not a single faculty, and it explains why the book’s claim is narrower than</w:t>
+      </w:r>
+      <w:r>
+        <w:t xml:space="preserve"> </w:t>
+      </w:r>
+      <w:r>
+        <w:t xml:space="preserve">“</w:t>
+      </w:r>
+      <w:r>
+        <w:t xml:space="preserve">the same capacity.</w:t>
+      </w:r>
+      <w:r>
+        <w:t xml:space="preserve">”</w:t>
+      </w:r>
+      <w:r>
+        <w:t xml:space="preserve"> </w:t>
+      </w:r>
+      <w:r>
+        <w:t xml:space="preserve">The two tolerances share the ingredient that matters for construction, staying in an aversive state without acting to end it, and what exercises one exercises the other. Whether practice in one transfers to the other is an empirical question, and Appendix D lists it as a test.</w:t>
+      </w:r>
+    </w:p>
+    <w:p>
+      <w:pPr>
+        <w:pStyle w:val="BodyText"/>
+      </w:pPr>
+      <w:r>
+        <w:t xml:space="preserve">The same literature gives the incompetence phase a better record than the book first assumed. Kapur’s (2015) research on</w:t>
+      </w:r>
+      <w:r>
+        <w:t xml:space="preserve"> </w:t>
+      </w:r>
+      <w:r>
+        <w:rPr>
+          <w:iCs/>
+          <w:i/>
+        </w:rPr>
+        <w:t xml:space="preserve">productive failure</w:t>
+      </w:r>
+      <w:r>
+        <w:t xml:space="preserve"> </w:t>
+      </w:r>
+      <w:r>
+        <w:t xml:space="preserve">finds that students who struggle with a problem before being taught its solution later show better conceptual understanding and transfer than students taught directly. A meta-analysis of the twelve experimental studies it could use found a moderately positive effect of learning from failure (Darabi et al., 2018). The qualification is the interesting part. The struggle pays off when a consolidation phase follows it. Failure alone does not teach. Failure inside an arrangement that turns it into understanding does, and that is the logic of norms 6 and 8 in Chapter 9, which exist to make visible failure survivable.</w:t>
+      </w:r>
+    </w:p>
+    <w:bookmarkEnd w:id="126"/>
+    <w:bookmarkStart w:id="127" w:name="three-modern-obstacles"/>
     <w:p>
       <w:pPr>
         <w:pStyle w:val="Heading3"/>
@@ -11135,9 +11228,9 @@
         <w:t xml:space="preserve">rather than a good. It cannot be satisfied even in principle, because positions are relative and nobody is ever finished with them.</w:t>
       </w:r>
     </w:p>
-    <w:bookmarkEnd w:id="126"/>
     <w:bookmarkEnd w:id="127"/>
-    <w:bookmarkStart w:id="128" w:name="X408d76603830314ebd9f970af0d0afc7236535d"/>
+    <w:bookmarkEnd w:id="128"/>
+    <w:bookmarkStart w:id="129" w:name="X408d76603830314ebd9f970af0d0afc7236535d"/>
     <w:p>
       <w:pPr>
         <w:pStyle w:val="Heading2"/>
@@ -11377,8 +11470,8 @@
         <w:t xml:space="preserve">the fool is the precursor of the wise man.</w:t>
       </w:r>
     </w:p>
-    <w:bookmarkEnd w:id="128"/>
-    <w:bookmarkStart w:id="129" w:name="the-convergence"/>
+    <w:bookmarkEnd w:id="129"/>
+    <w:bookmarkStart w:id="130" w:name="the-convergence"/>
     <w:p>
       <w:pPr>
         <w:pStyle w:val="Heading2"/>
@@ -11466,9 +11559,9 @@
         <w:t xml:space="preserve">to tolerate frustration is itself a discharge. The capacity cannot be built by deciding to have it. Chapter 9 asks what kind of arrangement could build it without requiring it in advance.</w:t>
       </w:r>
     </w:p>
-    <w:bookmarkEnd w:id="129"/>
     <w:bookmarkEnd w:id="130"/>
-    <w:bookmarkStart w:id="145" w:name="norms-not-rules"/>
+    <w:bookmarkEnd w:id="131"/>
+    <w:bookmarkStart w:id="147" w:name="norms-not-rules"/>
     <w:p>
       <w:pPr>
         <w:pStyle w:val="Heading1"/>
@@ -11565,7 +11658,7 @@
         <w:t xml:space="preserve">. Norms are cheap and legible. They are enforced by mild disapproval, they work on people having a bad day, and private citizens can build them without anyone’s permission. This chapter states two design propositions and one deliberately unflattering test. It separates norms from rules and explains why nearly the entire governance conversation is closed to the citizen. It argues that online discourse is a norm vacuum in a young medium, which is the most hopeful fact in this book. It drafts twelve norms, each tagged with the mechanism it targets. And it closes with the case against the shrug, made only after the case for it.</w:t>
       </w:r>
     </w:p>
-    <w:bookmarkStart w:id="132" w:name="the-obstacle"/>
+    <w:bookmarkStart w:id="133" w:name="the-obstacle"/>
     <w:p>
       <w:pPr>
         <w:pStyle w:val="Heading2"/>
@@ -11619,7 +11712,7 @@
         <w:t xml:space="preserve">like progress precisely because it discharged something. The instruction is a double bind, and both outcomes register as failure. If you react, you have failed. If you succeed by effortful suppression, you have produced a strained not-reacting that is still a reaction, now with a supervisor attached. This is the terrain on which a practice becomes a metric and the metric becomes the disease.</w:t>
       </w:r>
     </w:p>
-    <w:bookmarkStart w:id="131" w:name="not-quietism"/>
+    <w:bookmarkStart w:id="132" w:name="not-quietism"/>
     <w:p>
       <w:pPr>
         <w:pStyle w:val="Heading3"/>
@@ -11793,9 +11886,9 @@
         <w:t xml:space="preserve">If it requires you to be in good condition, it will fail exactly when it is needed, because the days on which the discharge is most automatic are the days on which the reserve is lowest. A practice that works only when you are already well is not a practice. It is a reward for being well. Almost everything sold in this category fails that test, and the failure is then blamed on the buyer.</w:t>
       </w:r>
     </w:p>
-    <w:bookmarkEnd w:id="131"/>
     <w:bookmarkEnd w:id="132"/>
-    <w:bookmarkStart w:id="136" w:name="why-norms-rather-than-habits"/>
+    <w:bookmarkEnd w:id="133"/>
+    <w:bookmarkStart w:id="137" w:name="why-norms-rather-than-habits"/>
     <w:p>
       <w:pPr>
         <w:pStyle w:val="Heading2"/>
@@ -11896,7 +11989,7 @@
         <w:t xml:space="preserve">. Their work has a recognisable life cycle: emergence, then a cascade once enough others adopt the norm, then internalization, the point at which conforming stops being a choice anyone notices (Finnemore &amp; Sikkink, 1998).</w:t>
       </w:r>
     </w:p>
-    <w:bookmarkStart w:id="133" w:name="norms-are-not-rules"/>
+    <w:bookmarkStart w:id="134" w:name="norms-are-not-rules"/>
     <w:p>
       <w:pPr>
         <w:pStyle w:val="Heading3"/>
@@ -11953,8 +12046,8 @@
         <w:t xml:space="preserve">The current governance conversation about online discourse is almost entirely about rules: platform policy, moderation, legislation and liability. That conversation matters, and nothing here argues against it. It is the conversation through which the compulsory process of Chapter 5 runs. But it is a conversation about what an authority should do, so it is closed to the citizen. It also inherits the central problem: a rule imposed by an unaccountable platform is the very thing that generated the refusal in the first place. Norms are the other half, and they are the half that almost nobody is working on.</w:t>
       </w:r>
     </w:p>
-    <w:bookmarkEnd w:id="133"/>
-    <w:bookmarkStart w:id="134" w:name="the-most-hopeful-fact-in-this-book"/>
+    <w:bookmarkEnd w:id="134"/>
+    <w:bookmarkStart w:id="135" w:name="the-most-hopeful-fact-in-this-book"/>
     <w:p>
       <w:pPr>
         <w:pStyle w:val="Heading3"/>
@@ -11976,7 +12069,7 @@
         <w:pStyle w:val="BodyText"/>
       </w:pPr>
       <w:r>
-        <w:t xml:space="preserve">Online discourse is about twenty-five years old and has almost none. That is not a moral fact about the people using it. It is a fact about elapsed time. Norms develop slowly, and the medium has not existed for long.</w:t>
+        <w:t xml:space="preserve">Online discourse is about twenty-five years old, counting from the spread of blogs and social platforms in the early 2000s, and has almost none. That is not a moral fact about the people using it. It is a fact about elapsed time. Norms develop slowly, and the medium has not existed for long.</w:t>
       </w:r>
     </w:p>
     <w:p>
@@ -11987,8 +12080,8 @@
         <w:t xml:space="preserve">This is the most hopeful thing in the book, and after a great deal of grim analysis it deserves to be stated plainly. The condition described here is not a permanent feature of human nature meeting a permanent feature of technology. It is a norm vacuum in a young medium, and norm vacuums in young media have been filled before, by ordinary people, without anyone’s permission.</w:t>
       </w:r>
     </w:p>
-    <w:bookmarkEnd w:id="134"/>
-    <w:bookmarkStart w:id="135" w:name="four-properties-of-a-norm-that-takes"/>
+    <w:bookmarkEnd w:id="135"/>
+    <w:bookmarkStart w:id="136" w:name="four-properties-of-a-norm-that-takes"/>
     <w:p>
       <w:pPr>
         <w:pStyle w:val="Heading3"/>
@@ -12085,9 +12178,9 @@
         <w:t xml:space="preserve">the norm instead of following it, which turns an arrangement back into an exhortation and destroys it.</w:t>
       </w:r>
     </w:p>
-    <w:bookmarkEnd w:id="135"/>
     <w:bookmarkEnd w:id="136"/>
-    <w:bookmarkStart w:id="138" w:name="twelve-norms-for-digital-civic-life"/>
+    <w:bookmarkEnd w:id="137"/>
+    <w:bookmarkStart w:id="140" w:name="twelve-norms-for-digital-civic-life"/>
     <w:p>
       <w:pPr>
         <w:pStyle w:val="Heading2"/>
@@ -12101,7 +12194,7 @@
         <w:pStyle w:val="FirstParagraph"/>
       </w:pPr>
       <w:r>
-        <w:t xml:space="preserve">What follows is a draft for argument, not a prescription. Each norm is designed against Propositions 12 and 13: each is an arrangement rather than a state, each is cheap, and each works on a bad day. Each is tagged with the mechanism it targets, so that any of them can be rejected on the grounds that it does not do the work claimed.</w:t>
+        <w:t xml:space="preserve">What follows is a draft for argument, not a prescription. Each norm is designed against Propositions 12 and 13: each is an arrangement rather than a state, each is cheap, and each works on a bad day. Each is tagged with the mechanism it targets, so that any of them can be rejected on the grounds that it does not do the work claimed. The tags name mechanisms described in Chapters 1 to 8 and defined in the Glossary.</w:t>
       </w:r>
     </w:p>
     <w:p>
@@ -12185,7 +12278,7 @@
         <w:t xml:space="preserve"> </w:t>
       </w:r>
       <w:r>
-        <w:t xml:space="preserve">This is a norm about latency, not tone, and the interval is the faculty being trained. It is the only norm here that works on time rather than on content, and it is the one most likely to make the others unnecessary.</w:t>
+        <w:t xml:space="preserve">This is a norm about latency, not tone, and the interval is the faculty being trained. It is the only norm here defined purely by a delay, whatever the content, and it is the one most likely to make the others unnecessary.</w:t>
       </w:r>
     </w:p>
     <w:p>
@@ -12355,7 +12448,7 @@
         <w:t xml:space="preserve"> </w:t>
       </w:r>
       <w:r>
-        <w:t xml:space="preserve">This is the norm most at odds with managing one’s reputation, and therefore the most valuable. A community in which visible self-correction is ordinary is one in which being wrong is survivable, and a community in which being wrong is survivable can build things.</w:t>
+        <w:t xml:space="preserve">This is the norm most at odds with managing one’s reputation, and therefore the hardest to adopt and the most revealing of whether a community can build. A community in which visible self-correction is ordinary is one in which being wrong is survivable, and a community in which being wrong is survivable can build things.</w:t>
       </w:r>
     </w:p>
     <w:p>
@@ -12526,12 +12619,30 @@
         <w:t xml:space="preserve">Keep no streak, score, log, app or thread about your progress. A practice that acquires a number has become a display, and the apparatus has been given something new to sell you. This is the most likely failure, and it will not feel like failure while it is happening.</w:t>
       </w:r>
     </w:p>
-    <w:bookmarkStart w:id="137" w:name="two-warnings"/>
+    <w:bookmarkStart w:id="138" w:name="habits-norms-and-the-solitary-ones"/>
     <w:p>
       <w:pPr>
         <w:pStyle w:val="Heading3"/>
       </w:pPr>
       <w:r>
+        <w:t xml:space="preserve">Habits, norms and the solitary ones</w:t>
+      </w:r>
+    </w:p>
+    <w:p>
+      <w:pPr>
+        <w:pStyle w:val="FirstParagraph"/>
+      </w:pPr>
+      <w:r>
+        <w:t xml:space="preserve">Some of these can be done alone. Norms 9, 10 and 11 describe things one person can simply do, and a person doing them alone is keeping a habit. They become norms only to the extent that others can see them and come to expect them: the monthly thing is shown, the offline obligation is kept with people who notice an absence. Norm 10 is the exception. It is private training, offered because its stakes are the lowest on the list and failing at it costs nothing. The twelve are therefore a starting point for modeling, not a finished set of norms. A norm in the full sense needs other people.</w:t>
+      </w:r>
+    </w:p>
+    <w:bookmarkEnd w:id="138"/>
+    <w:bookmarkStart w:id="139" w:name="two-warnings"/>
+    <w:p>
+      <w:pPr>
+        <w:pStyle w:val="Heading3"/>
+      </w:pPr>
+      <w:r>
         <w:t xml:space="preserve">Two warnings</w:t>
       </w:r>
     </w:p>
@@ -12597,9 +12708,9 @@
         <w:t xml:space="preserve">An interval is not an experience. It is the absence of an event that would otherwise have happened, and absences go unnoticed. A person who does this successfully for a month will have very little to report. That is the correct outcome, and it is also why nobody sells it.</w:t>
       </w:r>
     </w:p>
-    <w:bookmarkEnd w:id="137"/>
-    <w:bookmarkEnd w:id="138"/>
-    <w:bookmarkStart w:id="142" w:name="against-the-shrug"/>
+    <w:bookmarkEnd w:id="139"/>
+    <w:bookmarkEnd w:id="140"/>
+    <w:bookmarkStart w:id="144" w:name="against-the-shrug"/>
     <w:p>
       <w:pPr>
         <w:pStyle w:val="Heading2"/>
@@ -12616,7 +12727,7 @@
         <w:t xml:space="preserve">The likeliest response to all of this is not disagreement but a shrug. The argument has to earn its way past that shrug, and it can only do so by first conceding more than is comfortable.</w:t>
       </w:r>
     </w:p>
-    <w:bookmarkStart w:id="139" w:name="the-case-for-the-shrug"/>
+    <w:bookmarkStart w:id="141" w:name="the-case-for-the-shrug"/>
     <w:p>
       <w:pPr>
         <w:pStyle w:val="Heading3"/>
@@ -12686,8 +12797,8 @@
         <w:t xml:space="preserve">Read generously, that finding exonerates the shrugger. Cynicism works as a default adopted when the capacity to assess trustworthiness is unavailable. A person who defaults to it is responding sensibly to an environment that has stopped supplying the means of discrimination. Any argument that does not start there is talking to someone else.</w:t>
       </w:r>
     </w:p>
-    <w:bookmarkEnd w:id="139"/>
-    <w:bookmarkStart w:id="140" w:name="four-things-wrong-with-the-shrug"/>
+    <w:bookmarkEnd w:id="141"/>
+    <w:bookmarkStart w:id="142" w:name="four-things-wrong-with-the-shrug"/>
     <w:p>
       <w:pPr>
         <w:pStyle w:val="Heading3"/>
@@ -12768,8 +12879,8 @@
         <w:t xml:space="preserve">The likeliest outcome, as Chapter 3 argued, is neither collapse nor renewal but an arrangement that does not resolve, does not break and does not improve. Prolongation is not maintained by villains. It is maintained by people who shrug, and it produces nothing but more of itself.</w:t>
       </w:r>
     </w:p>
-    <w:bookmarkEnd w:id="140"/>
-    <w:bookmarkStart w:id="141" w:name="what-the-shrug-buys-and-what-it-costs"/>
+    <w:bookmarkEnd w:id="142"/>
+    <w:bookmarkStart w:id="143" w:name="what-the-shrug-buys-and-what-it-costs"/>
     <w:p>
       <w:pPr>
         <w:pStyle w:val="Heading3"/>
@@ -12807,9 +12918,9 @@
         <w:t xml:space="preserve">That allows the strongest thing that can be said without moralizing. The shrug is not a failure of virtue. It is a strategy that solves one problem completely, and in solving it, closes off the only route out of the condition this book describes. Seeing an attitude you are inside requires a vantage point outside it. That vantage point has to be another person, and someone already classified as an interested party cannot occupy it.</w:t>
       </w:r>
     </w:p>
-    <w:bookmarkEnd w:id="141"/>
-    <w:bookmarkEnd w:id="142"/>
-    <w:bookmarkStart w:id="144" w:name="the-call-at-the-strength-it-can-bear"/>
+    <w:bookmarkEnd w:id="143"/>
+    <w:bookmarkEnd w:id="144"/>
+    <w:bookmarkStart w:id="146" w:name="the-call-at-the-strength-it-can-bear"/>
     <w:p>
       <w:pPr>
         <w:pStyle w:val="Heading2"/>
@@ -12918,10 +13029,10 @@
         <w:t xml:space="preserve">affective polarization</w:t>
       </w:r>
       <w:r>
-        <w:t xml:space="preserve">: the growing dislike and distrust that ordinary Americans feel toward members of the other party (Iyengar et al., 2019). A megastudy of 32,059 Americans tested 25 treatments designed to reduce partisan animosity and antidemocratic attitudes. Many reduced animosity, most strongly those that showed participants relatable, sympathetic individuals on the other side or emphasized identities that rival partisans share. Several reduced support for undemocratic practices, most strongly by correcting misperceptions of the other side’s views (Voelkel et al., 2024). Those treatments resemble norms 1 and 7. The study measured attitudes in an experiment, and it tested treatments rather than norms. It supports the narrower claim that the attitudes behind civil conflict can be moved by the kind of act the norms ask for. It does not show that modeling a norm moves the aggregate.</w:t>
-      </w:r>
-    </w:p>
-    <w:bookmarkStart w:id="143" w:name="why-now"/>
+        <w:t xml:space="preserve">: the growing dislike and distrust that ordinary Americans feel toward members of the other party (Iyengar et al., 2019). A megastudy, a single experiment that tests many treatments at once, of 32,059 Americans tested 25 treatments designed to reduce partisan animosity and antidemocratic attitudes. Many reduced animosity, most strongly those that showed participants relatable, sympathetic individuals on the other side or emphasized identities that rival partisans share. Several reduced support for undemocratic practices, most strongly by correcting misperceptions of the other side’s views (Voelkel et al., 2024). Those treatments resemble norms 1 and 7. The study measured attitudes in an experiment, and it tested treatments rather than norms. It supports the narrower claim that the attitudes behind civil conflict can be moved by the kind of act the norms ask for. It does not show that modeling a norm moves the aggregate.</w:t>
+      </w:r>
+    </w:p>
+    <w:bookmarkStart w:id="145" w:name="why-now"/>
     <w:p>
       <w:pPr>
         <w:pStyle w:val="Heading3"/>
@@ -12935,7 +13046,7 @@
         <w:pStyle w:val="FirstParagraph"/>
       </w:pPr>
       <w:r>
-        <w:t xml:space="preserve">The loop described in Chapter 4 does not stop on its own. Falling capacity to verify produces cynicism, cynicism removes the motive to rebuild that capacity, and each turn makes the next more likely. Loops of that kind are broken at the level of the individual or not at all, because no institution can install in a person the willingness to examine something. Every structural remedy worth endorsing produces a document that someone has to be willing to read.</w:t>
+        <w:t xml:space="preserve">The loop described in Chapter 4 does not stop on its own. Falling capacity to verify produces cynicism, cynicism removes the motive to rebuild that capacity, and each turn makes the next more likely. Loops of that kind cannot be broken from outside alone, because no institution can install in a person the willingness to examine something. Every structural remedy worth endorsing produces a document that someone has to be willing to read.</w:t>
       </w:r>
     </w:p>
     <w:p>
@@ -12962,10 +13073,10 @@
         <w:t xml:space="preserve">The task is not to be right about the arrangement. The shrugger is already right about the arrangement, and being right has cost him the thing that would have let him do anything with it. The task is to be reachable, and then to be bad at something in public for a while. Nobody else can arrange either of those things for you, and neither is available to a person who has decided in advance that every approach is a sale.</w:t>
       </w:r>
     </w:p>
-    <w:bookmarkEnd w:id="143"/>
-    <w:bookmarkEnd w:id="144"/>
     <w:bookmarkEnd w:id="145"/>
-    <w:bookmarkStart w:id="149" w:name="conclusion-the-path-to-renewal-redrawn"/>
+    <w:bookmarkEnd w:id="146"/>
+    <w:bookmarkEnd w:id="147"/>
+    <w:bookmarkStart w:id="151" w:name="conclusion-the-path-to-renewal-redrawn"/>
     <w:p>
       <w:pPr>
         <w:pStyle w:val="Heading1"/>
@@ -12979,7 +13090,7 @@
         <w:pStyle w:val="FirstParagraph"/>
       </w:pPr>
       <w:r>
-        <w:t xml:space="preserve">The Introduction offered a provisional map, a four-stage arc through four thinkers who never cited one another. Jaynes supplied an origin, Nietzsche a crisis, Watts a reorientation and Wallace a practice. The map had a pleasing shape. It ran from fragmentation to renewal, from a mind that obeyed voices to a mind that chooses where to look. It also concluded, as such maps usually do, that renewal is a bottom-up transformation of consciousness, a choice made again and again to pay attention and to care.</w:t>
+        <w:t xml:space="preserve">The Introduction offered a provisional map, a four-stage arc through four thinkers who never cited one another. Jaynes supplied an origin, Nietzsche a crisis, Watts a reorientation and Wallace a practice. The map had a pleasing shape. It ran from a mind that obeyed voices to a mind that chooses where to look. It also concluded, as such maps usually do, that renewal is a bottom-up transformation of consciousness, a choice made again and again to pay attention and to care.</w:t>
       </w:r>
     </w:p>
     <w:p>
@@ -12990,7 +13101,7 @@
         <w:t xml:space="preserve">After nine chapters, the first three stages hold. The fourth needs to be redrawn.</w:t>
       </w:r>
     </w:p>
-    <w:bookmarkStart w:id="146" w:name="what-holds"/>
+    <w:bookmarkStart w:id="148" w:name="what-holds"/>
     <w:p>
       <w:pPr>
         <w:pStyle w:val="Heading2"/>
@@ -13066,8 +13177,8 @@
         <w:t xml:space="preserve">, and the design rule it implies: act on arrangements, not on states. Watts’s real contribution to civic renewal is not a cosmology. It is a constraint on what any remedy can ask of a person.</w:t>
       </w:r>
     </w:p>
-    <w:bookmarkEnd w:id="146"/>
-    <w:bookmarkStart w:id="147" w:name="what-has-to-be-redrawn"/>
+    <w:bookmarkEnd w:id="148"/>
+    <w:bookmarkStart w:id="149" w:name="what-has-to-be-redrawn"/>
     <w:p>
       <w:pPr>
         <w:pStyle w:val="Heading2"/>
@@ -13196,7 +13307,7 @@
         <w:t xml:space="preserve"> </w:t>
       </w:r>
       <w:r>
-        <w:t xml:space="preserve">belongs to the institutions that hold compulsory process. Chapter 5 found that every successful conversion of an anonymous arrangement into a decision with an author was achieved by discovery, compelled audit, statutory researcher access, or a person taking a personal risk. Awareness never achieved it. Renewal at this level means making authority speak again, supplying the agent that conspiracism fabricates and the critique only names. It is Jaynes’s voice restored in the only form a modern democracy can accept: an author, on the record, who can be asked what they were optimizing.</w:t>
+        <w:t xml:space="preserve">belongs to the institutions that hold compulsory process. Chapter 5 found that every successful conversion it could find of an anonymous arrangement into a decision with an author was achieved by discovery, compelled audit, statutory researcher access, or a person taking a personal risk. Awareness never achieved it. Renewal at this level means making authority speak again, supplying the agent that conspiracism fabricates and the critique only names. It is Jaynes’s voice restored in the only form a modern democracy can accept: an author, on the record, who can be asked what they were optimizing.</w:t>
       </w:r>
     </w:p>
     <w:p>
@@ -13217,8 +13328,8 @@
         <w:t xml:space="preserve">belongs to anyone, and it lies in arrangements rather than in attention. It means bounding the set, keeping one obligation with people who will notice an absence, practicing the interval where failing costs nothing, and modeling a few norms in the places where strangers talk. Attention is still the faculty at stake. But it is trained by arrangement, not commanded by resolve.</w:t>
       </w:r>
     </w:p>
-    <w:bookmarkEnd w:id="147"/>
-    <w:bookmarkStart w:id="148" w:name="the-norm-as-an-authority-with-authors"/>
+    <w:bookmarkEnd w:id="149"/>
+    <w:bookmarkStart w:id="150" w:name="the-norm-as-an-authority-with-authors"/>
     <w:p>
       <w:pPr>
         <w:pStyle w:val="Heading2"/>
@@ -13285,9 +13396,9 @@
         <w:t xml:space="preserve">The path to renewal, redrawn, does not run from fragmentation to unity. It runs from refusal to authorship.</w:t>
       </w:r>
     </w:p>
-    <w:bookmarkEnd w:id="148"/>
-    <w:bookmarkEnd w:id="149"/>
-    <w:bookmarkStart w:id="152" w:name="the-argument-in-brief"/>
+    <w:bookmarkEnd w:id="150"/>
+    <w:bookmarkEnd w:id="151"/>
+    <w:bookmarkStart w:id="154" w:name="the-argument-in-brief"/>
     <w:p>
       <w:pPr>
         <w:pStyle w:val="Heading1"/>
@@ -13296,7 +13407,7 @@
         <w:t xml:space="preserve">The Argument in Brief</w:t>
       </w:r>
     </w:p>
-    <w:bookmarkStart w:id="150" w:name="abstract"/>
+    <w:bookmarkStart w:id="152" w:name="abstract"/>
     <w:p>
       <w:pPr>
         <w:pStyle w:val="Heading2"/>
@@ -13339,11 +13450,11 @@
         <w:pStyle w:val="BodyText"/>
       </w:pPr>
       <w:r>
-        <w:t xml:space="preserve">The constructive argument identifies a single capacity behind construction: tolerating an undischarged impulse, which is the same capacity as tolerating being bad at something. Because a resolution not to react is itself a reaction, remedies must operate on arrangements rather than on states. At civic scale that means norms, which are cheap, legible, enforced by mildness and built by modeling rather than advocacy. The book proposes twelve norms for online discourse, a medium it treats as a norm vacuum in its first decades. It locates the citizen’s real leverage in civil conflict, the one civilization-scale threat made up of ordinary conduct. And it redraws a four-stage arc from Jaynes to Wallace so that it ends not in a transformation of consciousness but in a movement from refusal to authorship. Nineteen numbered propositions carry the argument, each stated with the observation that would refute it.</w:t>
-      </w:r>
-    </w:p>
-    <w:bookmarkEnd w:id="150"/>
-    <w:bookmarkStart w:id="151" w:name="keywords-by-field"/>
+        <w:t xml:space="preserve">The constructive argument identifies a family of capacities behind construction, centered on tolerating an undischarged impulse, which belongs to the same family as tolerating being bad at something. Because a resolution not to react is itself a reaction, remedies must operate on arrangements rather than on states. At civic scale that means norms, which are cheap, legible, enforced by mildness and built by modeling rather than advocacy. The book proposes twelve norms for online discourse, a medium it treats as a norm vacuum in its first decades. It locates the citizen’s real leverage in civil conflict, the one civilization-scale threat made up of ordinary conduct. And it redraws a four-stage arc from Jaynes to Wallace so that it ends not in a transformation of consciousness but in a movement from refusal to authorship. Nineteen numbered propositions carry the argument, each stated with the observation that would refute it.</w:t>
+      </w:r>
+    </w:p>
+    <w:bookmarkEnd w:id="152"/>
+    <w:bookmarkStart w:id="153" w:name="keywords-by-field"/>
     <w:p>
       <w:pPr>
         <w:pStyle w:val="Heading2"/>
@@ -13468,9 +13579,9 @@
         <w:t xml:space="preserve">norm formation in new media; irony as armor; group narcissism; the authority of the voice.</w:t>
       </w:r>
     </w:p>
-    <w:bookmarkEnd w:id="151"/>
-    <w:bookmarkEnd w:id="152"/>
-    <w:bookmarkStart w:id="153" w:name="glossary"/>
+    <w:bookmarkEnd w:id="153"/>
+    <w:bookmarkEnd w:id="154"/>
+    <w:bookmarkStart w:id="155" w:name="glossary"/>
     <w:p>
       <w:pPr>
         <w:pStyle w:val="Heading1"/>
@@ -13497,7 +13608,7 @@
         <w:t xml:space="preserve">≈</w:t>
       </w:r>
       <w:r>
-        <w:t xml:space="preserve">). Equivalence is approximate by design. Chapter 1 shows that two literatures sometimes study one structure under different names, and the glossary records the overlaps without claiming the terms are identical. Numbers in parentheses refer to chapters.</w:t>
+        <w:t xml:space="preserve">). Equivalence is approximate by design. Chapters 1 and 2 show that several literatures sometimes study one structure under different names, and the glossary records the overlaps without claiming the terms are identical. Numbers in parentheses refer to chapters.</w:t>
       </w:r>
     </w:p>
     <w:p>
@@ -13667,6 +13778,53 @@
         <w:pStyle w:val="DefinitionTerm"/>
       </w:pPr>
       <w:r>
+        <w:t xml:space="preserve">Amor fati</w:t>
+      </w:r>
+    </w:p>
+    <w:p>
+      <w:pPr>
+        <w:pStyle w:val="Definition"/>
+      </w:pPr>
+      <w:r>
+        <w:t xml:space="preserve">[Philosophy, Nietzsche]</w:t>
+      </w:r>
+      <w:r>
+        <w:t xml:space="preserve"> </w:t>
+      </w:r>
+      <w:r>
+        <w:t xml:space="preserve">“</w:t>
+      </w:r>
+      <w:r>
+        <w:t xml:space="preserve">Love of fate</w:t>
+      </w:r>
+      <w:r>
+        <w:t xml:space="preserve">”</w:t>
+      </w:r>
+      <w:r>
+        <w:t xml:space="preserve">: the test of whether a person could will their life unchanged, in every detail, endlessly. Offered as a criterion of whether a life is one’s own, not as a cosmology. ≈</w:t>
+      </w:r>
+      <w:r>
+        <w:t xml:space="preserve"> </w:t>
+      </w:r>
+      <w:r>
+        <w:rPr>
+          <w:iCs/>
+          <w:i/>
+        </w:rPr>
+        <w:t xml:space="preserve">radical acceptance</w:t>
+      </w:r>
+      <w:r>
+        <w:t xml:space="preserve"> </w:t>
+      </w:r>
+      <w:r>
+        <w:t xml:space="preserve">(clinical psychology, loosely). (3)</w:t>
+      </w:r>
+    </w:p>
+    <w:p>
+      <w:pPr>
+        <w:pStyle w:val="DefinitionTerm"/>
+      </w:pPr>
+      <w:r>
         <w:t xml:space="preserve">Amour propre</w:t>
       </w:r>
     </w:p>
@@ -14067,6 +14225,54 @@
         <w:pStyle w:val="DefinitionTerm"/>
       </w:pPr>
       <w:r>
+        <w:t xml:space="preserve">Causal and role responsibility</w:t>
+      </w:r>
+    </w:p>
+    <w:p>
+      <w:pPr>
+        <w:pStyle w:val="Definition"/>
+      </w:pPr>
+      <w:r>
+        <w:t xml:space="preserve">[Moral philosophy] Two of the three senses of responsibility separated in Chapter 1. Causal responsibility means being among the causes of an outcome. Role responsibility means holding a position that assigns a bounded task with a completion condition. The citizen’s condition is answerability without either. ≈</w:t>
+      </w:r>
+      <w:r>
+        <w:t xml:space="preserve"> </w:t>
+      </w:r>
+      <w:r>
+        <w:rPr>
+          <w:iCs/>
+          <w:i/>
+        </w:rPr>
+        <w:t xml:space="preserve">backward-looking and forward-looking responsibility</w:t>
+      </w:r>
+      <w:r>
+        <w:t xml:space="preserve"> </w:t>
+      </w:r>
+      <w:r>
+        <w:t xml:space="preserve">(ethics);</w:t>
+      </w:r>
+      <w:r>
+        <w:t xml:space="preserve"> </w:t>
+      </w:r>
+      <w:r>
+        <w:rPr>
+          <w:iCs/>
+          <w:i/>
+        </w:rPr>
+        <w:t xml:space="preserve">accountability</w:t>
+      </w:r>
+      <w:r>
+        <w:t xml:space="preserve"> </w:t>
+      </w:r>
+      <w:r>
+        <w:t xml:space="preserve">(organizational theory). (1)</w:t>
+      </w:r>
+    </w:p>
+    <w:p>
+      <w:pPr>
+        <w:pStyle w:val="DefinitionTerm"/>
+      </w:pPr>
+      <w:r>
         <w:t xml:space="preserve">Choice blindness</w:t>
       </w:r>
     </w:p>
@@ -14221,7 +14427,39 @@
         <w:t xml:space="preserve"> </w:t>
       </w:r>
       <w:r>
-        <w:t xml:space="preserve">(9)</w:t>
+        <w:t xml:space="preserve">≈</w:t>
+      </w:r>
+      <w:r>
+        <w:t xml:space="preserve"> </w:t>
+      </w:r>
+      <w:r>
+        <w:rPr>
+          <w:iCs/>
+          <w:i/>
+        </w:rPr>
+        <w:t xml:space="preserve">paradoxical injunction</w:t>
+      </w:r>
+      <w:r>
+        <w:t xml:space="preserve"> </w:t>
+      </w:r>
+      <w:r>
+        <w:t xml:space="preserve">(family therapy);</w:t>
+      </w:r>
+      <w:r>
+        <w:t xml:space="preserve"> </w:t>
+      </w:r>
+      <w:r>
+        <w:rPr>
+          <w:iCs/>
+          <w:i/>
+        </w:rPr>
+        <w:t xml:space="preserve">catch-22</w:t>
+      </w:r>
+      <w:r>
+        <w:t xml:space="preserve"> </w:t>
+      </w:r>
+      <w:r>
+        <w:t xml:space="preserve">(everyday speech). (9)</w:t>
       </w:r>
     </w:p>
     <w:p>
@@ -14505,7 +14743,7 @@
         <w:t xml:space="preserve"> </w:t>
       </w:r>
       <w:r>
-        <w:t xml:space="preserve">(psychology);</w:t>
+        <w:t xml:space="preserve">and</w:t>
       </w:r>
       <w:r>
         <w:t xml:space="preserve"> </w:t>
@@ -14518,7 +14756,42 @@
         <w:t xml:space="preserve">skill acquisition</w:t>
       </w:r>
       <w:r>
-        <w:t xml:space="preserve">. (8)</w:t>
+        <w:t xml:space="preserve"> </w:t>
+      </w:r>
+      <w:r>
+        <w:t xml:space="preserve">(psychology), though these lose the point that the repetitions</w:t>
+      </w:r>
+      <w:r>
+        <w:t xml:space="preserve"> </w:t>
+      </w:r>
+      <w:r>
+        <w:rPr>
+          <w:iCs/>
+          <w:i/>
+        </w:rPr>
+        <w:t xml:space="preserve">constitute</w:t>
+      </w:r>
+      <w:r>
+        <w:t xml:space="preserve"> </w:t>
+      </w:r>
+      <w:r>
+        <w:t xml:space="preserve">the disposition;</w:t>
+      </w:r>
+      <w:r>
+        <w:t xml:space="preserve"> </w:t>
+      </w:r>
+      <w:r>
+        <w:rPr>
+          <w:iCs/>
+          <w:i/>
+        </w:rPr>
+        <w:t xml:space="preserve">disposition</w:t>
+      </w:r>
+      <w:r>
+        <w:t xml:space="preserve"> </w:t>
+      </w:r>
+      <w:r>
+        <w:t xml:space="preserve">(virtue ethics). (8)</w:t>
       </w:r>
     </w:p>
     <w:p>
@@ -14534,7 +14807,7 @@
         <w:pStyle w:val="Definition"/>
       </w:pPr>
       <w:r>
-        <w:t xml:space="preserve">[Psychology, Fromm] Investing a human power in something outside oneself and then obeying it, so that the idol strengthens as the person weakens. (5, 7)</w:t>
+        <w:t xml:space="preserve">[Psychology, Fromm] Investing a human power in something outside oneself and then obeying it, so that the idol strengthens as the person weakens. (5, 6, 7)</w:t>
       </w:r>
     </w:p>
     <w:p>
@@ -14590,6 +14863,54 @@
         <w:pStyle w:val="DefinitionTerm"/>
       </w:pPr>
       <w:r>
+        <w:t xml:space="preserve">Individuation</w:t>
+      </w:r>
+    </w:p>
+    <w:p>
+      <w:pPr>
+        <w:pStyle w:val="Definition"/>
+      </w:pPr>
+      <w:r>
+        <w:t xml:space="preserve">[Psychology, Jung] The lifelong process of becoming the particular individual one is, by integrating what has not yet been integrated. It cannot be shortened and passes through phases of not yet being what one is becoming. ≈</w:t>
+      </w:r>
+      <w:r>
+        <w:t xml:space="preserve"> </w:t>
+      </w:r>
+      <w:r>
+        <w:rPr>
+          <w:iCs/>
+          <w:i/>
+        </w:rPr>
+        <w:t xml:space="preserve">self-actualization</w:t>
+      </w:r>
+      <w:r>
+        <w:t xml:space="preserve"> </w:t>
+      </w:r>
+      <w:r>
+        <w:t xml:space="preserve">(humanistic psychology, loosely);</w:t>
+      </w:r>
+      <w:r>
+        <w:t xml:space="preserve"> </w:t>
+      </w:r>
+      <w:r>
+        <w:rPr>
+          <w:iCs/>
+          <w:i/>
+        </w:rPr>
+        <w:t xml:space="preserve">identity formation</w:t>
+      </w:r>
+      <w:r>
+        <w:t xml:space="preserve"> </w:t>
+      </w:r>
+      <w:r>
+        <w:t xml:space="preserve">(developmental psychology). (8)</w:t>
+      </w:r>
+    </w:p>
+    <w:p>
+      <w:pPr>
+        <w:pStyle w:val="DefinitionTerm"/>
+      </w:pPr>
+      <w:r>
         <w:t xml:space="preserve">Interval</w:t>
       </w:r>
     </w:p>
@@ -14815,13 +15136,13 @@
           <w:iCs/>
           <w:i/>
         </w:rPr>
-        <w:t xml:space="preserve">learned helplessness</w:t>
-      </w:r>
-      <w:r>
-        <w:t xml:space="preserve"> </w:t>
-      </w:r>
-      <w:r>
-        <w:t xml:space="preserve">(in its older sense). (1)</w:t>
+        <w:t xml:space="preserve">low external efficacy</w:t>
+      </w:r>
+      <w:r>
+        <w:t xml:space="preserve"> </w:t>
+      </w:r>
+      <w:r>
+        <w:t xml:space="preserve">(political science, for the citizen’s side of it). (1)</w:t>
       </w:r>
     </w:p>
     <w:p>
@@ -14911,7 +15232,39 @@
         <w:pStyle w:val="Definition"/>
       </w:pPr>
       <w:r>
-        <w:t xml:space="preserve">[International relations, Finnemore and Sikkink] A person or group who models a new standard of conduct until enough others adopt it for it to cascade and become internalized. (9)</w:t>
+        <w:t xml:space="preserve">[International relations, Finnemore and Sikkink] A person or group who models a new standard of conduct until enough others adopt it for it to cascade and become internalized. ≈</w:t>
+      </w:r>
+      <w:r>
+        <w:t xml:space="preserve"> </w:t>
+      </w:r>
+      <w:r>
+        <w:rPr>
+          <w:iCs/>
+          <w:i/>
+        </w:rPr>
+        <w:t xml:space="preserve">policy entrepreneur</w:t>
+      </w:r>
+      <w:r>
+        <w:t xml:space="preserve"> </w:t>
+      </w:r>
+      <w:r>
+        <w:t xml:space="preserve">(political science);</w:t>
+      </w:r>
+      <w:r>
+        <w:t xml:space="preserve"> </w:t>
+      </w:r>
+      <w:r>
+        <w:rPr>
+          <w:iCs/>
+          <w:i/>
+        </w:rPr>
+        <w:t xml:space="preserve">moral entrepreneur</w:t>
+      </w:r>
+      <w:r>
+        <w:t xml:space="preserve"> </w:t>
+      </w:r>
+      <w:r>
+        <w:t xml:space="preserve">(sociology). (9)</w:t>
       </w:r>
     </w:p>
     <w:p>
@@ -15166,6 +15519,58 @@
         <w:pStyle w:val="DefinitionTerm"/>
       </w:pPr>
       <w:r>
+        <w:t xml:space="preserve">Übermensch</w:t>
+      </w:r>
+    </w:p>
+    <w:p>
+      <w:pPr>
+        <w:pStyle w:val="Definition"/>
+      </w:pPr>
+      <w:r>
+        <w:t xml:space="preserve">[Philosophy, Nietzsche] Often rendered</w:t>
+      </w:r>
+      <w:r>
+        <w:t xml:space="preserve"> </w:t>
+      </w:r>
+      <w:r>
+        <w:t xml:space="preserve">“</w:t>
+      </w:r>
+      <w:r>
+        <w:t xml:space="preserve">overman</w:t>
+      </w:r>
+      <w:r>
+        <w:t xml:space="preserve">”</w:t>
+      </w:r>
+      <w:r>
+        <w:t xml:space="preserve"> </w:t>
+      </w:r>
+      <w:r>
+        <w:t xml:space="preserve">or</w:t>
+      </w:r>
+      <w:r>
+        <w:t xml:space="preserve"> </w:t>
+      </w:r>
+      <w:r>
+        <w:t xml:space="preserve">“</w:t>
+      </w:r>
+      <w:r>
+        <w:t xml:space="preserve">overhuman.</w:t>
+      </w:r>
+      <w:r>
+        <w:t xml:space="preserve">”</w:t>
+      </w:r>
+      <w:r>
+        <w:t xml:space="preserve"> </w:t>
+      </w:r>
+      <w:r>
+        <w:t xml:space="preserve">Not a biological type, not a superior individual and not a state one attains, but an orientation of the self toward creating values and overcoming what one currently is. The Last Man’s counterpart in the fork the guarantee’s loss opens (Chapter 3). (3)</w:t>
+      </w:r>
+    </w:p>
+    <w:p>
+      <w:pPr>
+        <w:pStyle w:val="DefinitionTerm"/>
+      </w:pPr>
+      <w:r>
         <w:t xml:space="preserve">Wu wei</w:t>
       </w:r>
     </w:p>
@@ -15207,11 +15612,43 @@
         <w:t xml:space="preserve">”</w:t>
       </w:r>
       <w:r>
-        <w:t xml:space="preserve">: action along the grain of a situation, taken on the arrangement rather than the contents. (9)</w:t>
-      </w:r>
-    </w:p>
-    <w:bookmarkEnd w:id="153"/>
-    <w:bookmarkStart w:id="188" w:name="works-cited"/>
+        <w:t xml:space="preserve">: action along the grain of a situation, taken on the arrangement rather than the contents. ≈</w:t>
+      </w:r>
+      <w:r>
+        <w:t xml:space="preserve"> </w:t>
+      </w:r>
+      <w:r>
+        <w:rPr>
+          <w:iCs/>
+          <w:i/>
+        </w:rPr>
+        <w:t xml:space="preserve">effortless action</w:t>
+      </w:r>
+      <w:r>
+        <w:t xml:space="preserve"> </w:t>
+      </w:r>
+      <w:r>
+        <w:t xml:space="preserve">(Daoist scholarship);</w:t>
+      </w:r>
+      <w:r>
+        <w:t xml:space="preserve"> </w:t>
+      </w:r>
+      <w:r>
+        <w:rPr>
+          <w:iCs/>
+          <w:i/>
+        </w:rPr>
+        <w:t xml:space="preserve">flow</w:t>
+      </w:r>
+      <w:r>
+        <w:t xml:space="preserve"> </w:t>
+      </w:r>
+      <w:r>
+        <w:t xml:space="preserve">(psychology, loosely, though flow is a state and wu wei is a way of acting). (9)</w:t>
+      </w:r>
+    </w:p>
+    <w:bookmarkEnd w:id="155"/>
+    <w:bookmarkStart w:id="194" w:name="works-cited"/>
     <w:p>
       <w:pPr>
         <w:pStyle w:val="Heading1"/>
@@ -15267,7 +15704,7 @@
       <w:r>
         <w:t xml:space="preserve"> </w:t>
       </w:r>
-      <w:hyperlink r:id="rId154">
+      <w:hyperlink r:id="rId156">
         <w:r>
           <w:rPr>
             <w:rStyle w:val="Hyperlink"/>
@@ -15317,7 +15754,7 @@
       <w:r>
         <w:t xml:space="preserve"> </w:t>
       </w:r>
-      <w:hyperlink r:id="rId155">
+      <w:hyperlink r:id="rId157">
         <w:r>
           <w:rPr>
             <w:rStyle w:val="Hyperlink"/>
@@ -15349,7 +15786,7 @@
       <w:r>
         <w:t xml:space="preserve"> </w:t>
       </w:r>
-      <w:hyperlink r:id="rId156">
+      <w:hyperlink r:id="rId158">
         <w:r>
           <w:rPr>
             <w:rStyle w:val="Hyperlink"/>
@@ -15397,7 +15834,7 @@
       <w:r>
         <w:t xml:space="preserve"> </w:t>
       </w:r>
-      <w:hyperlink r:id="rId157">
+      <w:hyperlink r:id="rId159">
         <w:r>
           <w:rPr>
             <w:rStyle w:val="Hyperlink"/>
@@ -15429,7 +15866,7 @@
       <w:r>
         <w:t xml:space="preserve"> </w:t>
       </w:r>
-      <w:hyperlink r:id="rId158">
+      <w:hyperlink r:id="rId160">
         <w:r>
           <w:rPr>
             <w:rStyle w:val="Hyperlink"/>
@@ -15461,7 +15898,7 @@
       <w:r>
         <w:t xml:space="preserve"> </w:t>
       </w:r>
-      <w:hyperlink r:id="rId159">
+      <w:hyperlink r:id="rId161">
         <w:r>
           <w:rPr>
             <w:rStyle w:val="Hyperlink"/>
@@ -15475,6 +15912,38 @@
         <w:pStyle w:val="BodyText"/>
       </w:pPr>
       <w:r>
+        <w:t xml:space="preserve">Darabi, A., Arrington, T. L., &amp; Sayilir, E. (2018). Learning from failure: A meta-analysis of the empirical studies.</w:t>
+      </w:r>
+      <w:r>
+        <w:t xml:space="preserve"> </w:t>
+      </w:r>
+      <w:r>
+        <w:rPr>
+          <w:iCs/>
+          <w:i/>
+        </w:rPr>
+        <w:t xml:space="preserve">Educational Technology Research and Development, 66</w:t>
+      </w:r>
+      <w:r>
+        <w:t xml:space="preserve">(5), 1101–1118.</w:t>
+      </w:r>
+      <w:r>
+        <w:t xml:space="preserve"> </w:t>
+      </w:r>
+      <w:hyperlink r:id="rId162">
+        <w:r>
+          <w:rPr>
+            <w:rStyle w:val="Hyperlink"/>
+          </w:rPr>
+          <w:t xml:space="preserve">https://doi.org/10.1007/s11423-018-9579-9</w:t>
+        </w:r>
+      </w:hyperlink>
+    </w:p>
+    <w:p>
+      <w:pPr>
+        <w:pStyle w:val="BodyText"/>
+      </w:pPr>
+      <w:r>
         <w:t xml:space="preserve">Douglas, K. M., Sutton, R. M., &amp; Cichocka, A. (2017). The psychology of conspiracy theories.</w:t>
       </w:r>
       <w:r>
@@ -15493,7 +15962,7 @@
       <w:r>
         <w:t xml:space="preserve"> </w:t>
       </w:r>
-      <w:hyperlink r:id="rId160">
+      <w:hyperlink r:id="rId163">
         <w:r>
           <w:rPr>
             <w:rStyle w:val="Hyperlink"/>
@@ -15525,7 +15994,7 @@
       <w:r>
         <w:t xml:space="preserve"> </w:t>
       </w:r>
-      <w:hyperlink r:id="rId161">
+      <w:hyperlink r:id="rId164">
         <w:r>
           <w:rPr>
             <w:rStyle w:val="Hyperlink"/>
@@ -15578,7 +16047,7 @@
       <w:r>
         <w:t xml:space="preserve"> </w:t>
       </w:r>
-      <w:hyperlink r:id="rId162">
+      <w:hyperlink r:id="rId165">
         <w:r>
           <w:rPr>
             <w:rStyle w:val="Hyperlink"/>
@@ -15739,7 +16208,7 @@
       <w:r>
         <w:t xml:space="preserve"> </w:t>
       </w:r>
-      <w:hyperlink r:id="rId163">
+      <w:hyperlink r:id="rId166">
         <w:r>
           <w:rPr>
             <w:rStyle w:val="Hyperlink"/>
@@ -15771,7 +16240,7 @@
       <w:r>
         <w:t xml:space="preserve"> </w:t>
       </w:r>
-      <w:hyperlink r:id="rId164">
+      <w:hyperlink r:id="rId167">
         <w:r>
           <w:rPr>
             <w:rStyle w:val="Hyperlink"/>
@@ -15803,7 +16272,7 @@
       <w:r>
         <w:t xml:space="preserve"> </w:t>
       </w:r>
-      <w:hyperlink r:id="rId165">
+      <w:hyperlink r:id="rId168">
         <w:r>
           <w:rPr>
             <w:rStyle w:val="Hyperlink"/>
@@ -15841,6 +16310,38 @@
         <w:pStyle w:val="BodyText"/>
       </w:pPr>
       <w:r>
+        <w:t xml:space="preserve">Hsu, T., Thomas, E. B. K., Welch, E. K., O’Hara, M. W., &amp; McCabe, J. E. (2023). Examining the structure of distress tolerance: Are behavioral and self-report indicators assessing the same construct?</w:t>
+      </w:r>
+      <w:r>
+        <w:t xml:space="preserve"> </w:t>
+      </w:r>
+      <w:r>
+        <w:rPr>
+          <w:iCs/>
+          <w:i/>
+        </w:rPr>
+        <w:t xml:space="preserve">Journal of Contextual Behavioral Science, 27</w:t>
+      </w:r>
+      <w:r>
+        <w:t xml:space="preserve">, 143–151.</w:t>
+      </w:r>
+      <w:r>
+        <w:t xml:space="preserve"> </w:t>
+      </w:r>
+      <w:hyperlink r:id="rId169">
+        <w:r>
+          <w:rPr>
+            <w:rStyle w:val="Hyperlink"/>
+          </w:rPr>
+          <w:t xml:space="preserve">https://doi.org/10.1016/j.jcbs.2023.02.001</w:t>
+        </w:r>
+      </w:hyperlink>
+    </w:p>
+    <w:p>
+      <w:pPr>
+        <w:pStyle w:val="BodyText"/>
+      </w:pPr>
+      <w:r>
         <w:t xml:space="preserve">Iyengar, S., Lelkes, Y., Levendusky, M., Malhotra, N., &amp; Westwood, S. J. (2019). The origins and consequences of affective polarization in the United States.</w:t>
       </w:r>
       <w:r>
@@ -15859,7 +16360,7 @@
       <w:r>
         <w:t xml:space="preserve"> </w:t>
       </w:r>
-      <w:hyperlink r:id="rId166">
+      <w:hyperlink r:id="rId170">
         <w:r>
           <w:rPr>
             <w:rStyle w:val="Hyperlink"/>
@@ -15933,7 +16434,7 @@
       <w:r>
         <w:t xml:space="preserve"> </w:t>
       </w:r>
-      <w:hyperlink r:id="rId167">
+      <w:hyperlink r:id="rId171">
         <w:r>
           <w:rPr>
             <w:rStyle w:val="Hyperlink"/>
@@ -16043,6 +16544,38 @@
         <w:pStyle w:val="BodyText"/>
       </w:pPr>
       <w:r>
+        <w:t xml:space="preserve">Kapur, M. (2015). Learning from productive failure.</w:t>
+      </w:r>
+      <w:r>
+        <w:t xml:space="preserve"> </w:t>
+      </w:r>
+      <w:r>
+        <w:rPr>
+          <w:iCs/>
+          <w:i/>
+        </w:rPr>
+        <w:t xml:space="preserve">Learning: Research and Practice, 1</w:t>
+      </w:r>
+      <w:r>
+        <w:t xml:space="preserve">(1), 51–65.</w:t>
+      </w:r>
+      <w:r>
+        <w:t xml:space="preserve"> </w:t>
+      </w:r>
+      <w:hyperlink r:id="rId172">
+        <w:r>
+          <w:rPr>
+            <w:rStyle w:val="Hyperlink"/>
+          </w:rPr>
+          <w:t xml:space="preserve">https://doi.org/10.1080/23735082.2015.1002195</w:t>
+        </w:r>
+      </w:hyperlink>
+    </w:p>
+    <w:p>
+      <w:pPr>
+        <w:pStyle w:val="BodyText"/>
+      </w:pPr>
+      <w:r>
         <w:t xml:space="preserve">Karger, E., Rosenberg, J., Jacobs, Z., Hickman, M., Hadshar, R., Gamin, K., Smith, T., Williams, B., McCaslin, T., Thomas, S., &amp; Tetlock, P. E. (2023).</w:t>
       </w:r>
       <w:r>
@@ -16064,7 +16597,7 @@
       <w:r>
         <w:t xml:space="preserve"> </w:t>
       </w:r>
-      <w:hyperlink r:id="rId168">
+      <w:hyperlink r:id="rId173">
         <w:r>
           <w:rPr>
             <w:rStyle w:val="Hyperlink"/>
@@ -16120,7 +16653,7 @@
       <w:r>
         <w:t xml:space="preserve"> </w:t>
       </w:r>
-      <w:hyperlink r:id="rId169">
+      <w:hyperlink r:id="rId174">
         <w:r>
           <w:rPr>
             <w:rStyle w:val="Hyperlink"/>
@@ -16152,7 +16685,7 @@
       <w:r>
         <w:t xml:space="preserve"> </w:t>
       </w:r>
-      <w:hyperlink r:id="rId170">
+      <w:hyperlink r:id="rId175">
         <w:r>
           <w:rPr>
             <w:rStyle w:val="Hyperlink"/>
@@ -16208,7 +16741,7 @@
       <w:r>
         <w:t xml:space="preserve"> </w:t>
       </w:r>
-      <w:hyperlink r:id="rId171">
+      <w:hyperlink r:id="rId176">
         <w:r>
           <w:rPr>
             <w:rStyle w:val="Hyperlink"/>
@@ -16261,7 +16794,7 @@
       <w:r>
         <w:t xml:space="preserve"> </w:t>
       </w:r>
-      <w:hyperlink r:id="rId172">
+      <w:hyperlink r:id="rId177">
         <w:r>
           <w:rPr>
             <w:rStyle w:val="Hyperlink"/>
@@ -16293,7 +16826,7 @@
       <w:r>
         <w:t xml:space="preserve"> </w:t>
       </w:r>
-      <w:hyperlink r:id="rId173">
+      <w:hyperlink r:id="rId178">
         <w:r>
           <w:rPr>
             <w:rStyle w:val="Hyperlink"/>
@@ -16352,7 +16885,7 @@
       <w:r>
         <w:t xml:space="preserve"> </w:t>
       </w:r>
-      <w:hyperlink r:id="rId174">
+      <w:hyperlink r:id="rId179">
         <w:r>
           <w:rPr>
             <w:rStyle w:val="Hyperlink"/>
@@ -16393,7 +16926,7 @@
       <w:r>
         <w:t xml:space="preserve"> </w:t>
       </w:r>
-      <w:hyperlink r:id="rId175">
+      <w:hyperlink r:id="rId180">
         <w:r>
           <w:rPr>
             <w:rStyle w:val="Hyperlink"/>
@@ -16434,7 +16967,7 @@
       <w:r>
         <w:t xml:space="preserve"> </w:t>
       </w:r>
-      <w:hyperlink r:id="rId176">
+      <w:hyperlink r:id="rId181">
         <w:r>
           <w:rPr>
             <w:rStyle w:val="Hyperlink"/>
@@ -16475,7 +17008,7 @@
       <w:r>
         <w:t xml:space="preserve"> </w:t>
       </w:r>
-      <w:hyperlink r:id="rId177">
+      <w:hyperlink r:id="rId182">
         <w:r>
           <w:rPr>
             <w:rStyle w:val="Hyperlink"/>
@@ -16516,7 +17049,7 @@
       <w:r>
         <w:t xml:space="preserve"> </w:t>
       </w:r>
-      <w:hyperlink r:id="rId178">
+      <w:hyperlink r:id="rId183">
         <w:r>
           <w:rPr>
             <w:rStyle w:val="Hyperlink"/>
@@ -16554,7 +17087,7 @@
       <w:r>
         <w:t xml:space="preserve"> </w:t>
       </w:r>
-      <w:hyperlink r:id="rId179">
+      <w:hyperlink r:id="rId184">
         <w:r>
           <w:rPr>
             <w:rStyle w:val="Hyperlink"/>
@@ -16610,7 +17143,7 @@
       <w:r>
         <w:t xml:space="preserve"> </w:t>
       </w:r>
-      <w:hyperlink r:id="rId180">
+      <w:hyperlink r:id="rId185">
         <w:r>
           <w:rPr>
             <w:rStyle w:val="Hyperlink"/>
@@ -16642,7 +17175,7 @@
       <w:r>
         <w:t xml:space="preserve"> </w:t>
       </w:r>
-      <w:hyperlink r:id="rId181">
+      <w:hyperlink r:id="rId186">
         <w:r>
           <w:rPr>
             <w:rStyle w:val="Hyperlink"/>
@@ -16689,7 +17222,7 @@
       <w:r>
         <w:t xml:space="preserve"> </w:t>
       </w:r>
-      <w:hyperlink r:id="rId182">
+      <w:hyperlink r:id="rId187">
         <w:r>
           <w:rPr>
             <w:rStyle w:val="Hyperlink"/>
@@ -16721,7 +17254,7 @@
       <w:r>
         <w:t xml:space="preserve"> </w:t>
       </w:r>
-      <w:hyperlink r:id="rId183">
+      <w:hyperlink r:id="rId188">
         <w:r>
           <w:rPr>
             <w:rStyle w:val="Hyperlink"/>
@@ -16756,7 +17289,7 @@
       <w:r>
         <w:t xml:space="preserve"> </w:t>
       </w:r>
-      <w:hyperlink r:id="rId184">
+      <w:hyperlink r:id="rId189">
         <w:r>
           <w:rPr>
             <w:rStyle w:val="Hyperlink"/>
@@ -16794,7 +17327,7 @@
       <w:r>
         <w:t xml:space="preserve"> </w:t>
       </w:r>
-      <w:hyperlink r:id="rId185">
+      <w:hyperlink r:id="rId190">
         <w:r>
           <w:rPr>
             <w:rStyle w:val="Hyperlink"/>
@@ -16931,7 +17464,7 @@
       <w:r>
         <w:t xml:space="preserve"> </w:t>
       </w:r>
-      <w:hyperlink r:id="rId186">
+      <w:hyperlink r:id="rId191">
         <w:r>
           <w:rPr>
             <w:rStyle w:val="Hyperlink"/>
@@ -16966,6 +17499,38 @@
         <w:pStyle w:val="BodyText"/>
       </w:pPr>
       <w:r>
+        <w:t xml:space="preserve">Wesner, E., Pavuluri, A., Norwood, E., Schmidt, B., &amp; Bernat, E. (2023). Evaluating competing models of distress tolerance via structural equation modeling.</w:t>
+      </w:r>
+      <w:r>
+        <w:t xml:space="preserve"> </w:t>
+      </w:r>
+      <w:r>
+        <w:rPr>
+          <w:iCs/>
+          <w:i/>
+        </w:rPr>
+        <w:t xml:space="preserve">Journal of Psychiatric Research, 162</w:t>
+      </w:r>
+      <w:r>
+        <w:t xml:space="preserve">, 95–102.</w:t>
+      </w:r>
+      <w:r>
+        <w:t xml:space="preserve"> </w:t>
+      </w:r>
+      <w:hyperlink r:id="rId192">
+        <w:r>
+          <w:rPr>
+            <w:rStyle w:val="Hyperlink"/>
+          </w:rPr>
+          <w:t xml:space="preserve">https://doi.org/10.1016/j.jpsychires.2023.03.040</w:t>
+        </w:r>
+      </w:hyperlink>
+    </w:p>
+    <w:p>
+      <w:pPr>
+        <w:pStyle w:val="BodyText"/>
+      </w:pPr>
+      <w:r>
         <w:t xml:space="preserve">Wilson, T. D., Reinhard, D. A., Westgate, E. C., Gilbert, D. T., Ellerbeck, N., Hahn, C., Brown, C. L., &amp; Shaked, A. (2014). Just think: The challenges of the disengaged mind.</w:t>
       </w:r>
       <w:r>
@@ -16984,7 +17549,7 @@
       <w:r>
         <w:t xml:space="preserve"> </w:t>
       </w:r>
-      <w:hyperlink r:id="rId187">
+      <w:hyperlink r:id="rId193">
         <w:r>
           <w:rPr>
             <w:rStyle w:val="Hyperlink"/>
@@ -16993,8 +17558,8 @@
         </w:r>
       </w:hyperlink>
     </w:p>
-    <w:bookmarkEnd w:id="188"/>
-    <w:bookmarkStart w:id="189" w:name="app-a"/>
+    <w:bookmarkEnd w:id="194"/>
+    <w:bookmarkStart w:id="195" w:name="app-a"/>
     <w:p>
       <w:pPr>
         <w:pStyle w:val="Heading1"/>
@@ -17133,7 +17698,7 @@
         <w:t xml:space="preserve"> </w:t>
       </w:r>
       <w:r>
-        <w:t xml:space="preserve">Several references in the modular edition’s apparatus are not cited in this edition’s text and have been dropped from the Works Cited: the conformity studies of Asch, of Sherif and of Deutsch and Gerard; Leary’s sociometer studies; Johnson and Goldstein on defaults; the paired nudging meta-analyses of Mertens and colleagues and of Maier and colleagues; Orwell’s</w:t>
+        <w:t xml:space="preserve">Several references in the modular edition’s apparatus are not cited in this edition’s text and have been dropped from the Works Cited: the conformity studies of Asch, of Sherif and of Deutsch and Gerard; Leary’s sociometer studies; Johnson and Goldstein on defaults; the paired nudging meta-analyses of Mertens and colleagues and of Maier and colleagues (a different Maier from the Maier and Seligman paper of 2016, which is still cited); Orwell’s</w:t>
       </w:r>
       <w:r>
         <w:t xml:space="preserve"> </w:t>
@@ -17514,8 +18079,8 @@
         <w:t xml:space="preserve">principle to Samuel Johnson, a claim this edition could not support. Neither claim appears in the book.</w:t>
       </w:r>
     </w:p>
-    <w:bookmarkEnd w:id="189"/>
-    <w:bookmarkStart w:id="190" w:name="app-b"/>
+    <w:bookmarkEnd w:id="195"/>
+    <w:bookmarkStart w:id="196" w:name="app-b"/>
     <w:p>
       <w:pPr>
         <w:pStyle w:val="Heading1"/>
@@ -18069,7 +18634,7 @@
               <w:jc w:val="left"/>
             </w:pPr>
             <w:r>
-              <w:t xml:space="preserve">Tolerating an undischarged impulse and tolerating incompetence are one capacity.</w:t>
+              <w:t xml:space="preserve">Tolerating an undischarged impulse and tolerating incompetence share one ingredient and belong to one family of capacities.</w:t>
             </w:r>
           </w:p>
         </w:tc>
@@ -18549,8 +19114,8 @@
         </w:tc>
       </w:tr>
     </w:tbl>
-    <w:bookmarkEnd w:id="190"/>
-    <w:bookmarkStart w:id="191" w:name="app-c"/>
+    <w:bookmarkEnd w:id="196"/>
+    <w:bookmarkStart w:id="197" w:name="app-c"/>
     <w:p>
       <w:pPr>
         <w:pStyle w:val="Heading1"/>
@@ -18629,7 +19194,7 @@
         <w:t xml:space="preserve">Speculative</w:t>
       </w:r>
       <w:r>
-        <w:t xml:space="preserve">: plausible but undemonstrated.</w:t>
+        <w:t xml:space="preserve">: plausible but undemonstrated. The propositions are not graded as wholes. Each rests on the claims below, Appendix B gives its register (structural, interpretive, empirical or hypothesis), and Appendix D gives the observation that would refute it.</w:t>
       </w:r>
     </w:p>
     <w:tbl>
@@ -18949,7 +19514,7 @@
               <w:jc w:val="left"/>
             </w:pPr>
             <w:r>
-              <w:t xml:space="preserve">Karger et al. (2023): extinction by 2100, 6% (experts) vs 1% (superforecasters); estimates differ in definitions and horizons</w:t>
+              <w:t xml:space="preserve">Karger et al. (2023): extinction by 2100 from all causes, 6% (domain experts) vs 1% (superforecasters); from AI, 3% vs 0.38%; published AI estimates differ in definitions and horizons</w:t>
             </w:r>
           </w:p>
         </w:tc>
@@ -20179,6 +20744,106 @@
               <w:jc w:val="left"/>
             </w:pPr>
             <w:r>
+              <w:t xml:space="preserve">Distress tolerance as a higher-order construct with frustration tolerance as a dimension</w:t>
+            </w:r>
+          </w:p>
+        </w:tc>
+        <w:tc>
+          <w:tcPr/>
+          <w:p>
+            <w:pPr>
+              <w:pStyle w:val="Compact"/>
+              <w:jc w:val="left"/>
+            </w:pPr>
+            <w:r>
+              <w:t xml:space="preserve">Contested</w:t>
+            </w:r>
+          </w:p>
+        </w:tc>
+        <w:tc>
+          <w:tcPr/>
+          <w:p>
+            <w:pPr>
+              <w:pStyle w:val="Compact"/>
+              <w:jc w:val="left"/>
+            </w:pPr>
+            <w:r>
+              <w:t xml:space="preserve">Wesner et al. (2023); structure debated; behavioral and self-report indicators did not form one dimension (Hsu et al., 2023)</w:t>
+            </w:r>
+          </w:p>
+        </w:tc>
+        <w:tc>
+          <w:tcPr/>
+          <w:p>
+            <w:pPr>
+              <w:pStyle w:val="Compact"/>
+              <w:jc w:val="center"/>
+            </w:pPr>
+            <w:r>
+              <w:t xml:space="preserve">8</w:t>
+            </w:r>
+          </w:p>
+        </w:tc>
+      </w:tr>
+      <w:tr>
+        <w:tc>
+          <w:tcPr/>
+          <w:p>
+            <w:pPr>
+              <w:pStyle w:val="Compact"/>
+              <w:jc w:val="left"/>
+            </w:pPr>
+            <w:r>
+              <w:t xml:space="preserve">Struggle before instruction aids understanding and transfer</w:t>
+            </w:r>
+          </w:p>
+        </w:tc>
+        <w:tc>
+          <w:tcPr/>
+          <w:p>
+            <w:pPr>
+              <w:pStyle w:val="Compact"/>
+              <w:jc w:val="left"/>
+            </w:pPr>
+            <w:r>
+              <w:t xml:space="preserve">Supported</w:t>
+            </w:r>
+          </w:p>
+        </w:tc>
+        <w:tc>
+          <w:tcPr/>
+          <w:p>
+            <w:pPr>
+              <w:pStyle w:val="Compact"/>
+              <w:jc w:val="left"/>
+            </w:pPr>
+            <w:r>
+              <w:t xml:space="preserve">Kapur (2015); Darabi et al. (2018): moderately positive, from twelve experimental studies; effect depends on a consolidation phase</w:t>
+            </w:r>
+          </w:p>
+        </w:tc>
+        <w:tc>
+          <w:tcPr/>
+          <w:p>
+            <w:pPr>
+              <w:pStyle w:val="Compact"/>
+              <w:jc w:val="center"/>
+            </w:pPr>
+            <w:r>
+              <w:t xml:space="preserve">8</w:t>
+            </w:r>
+          </w:p>
+        </w:tc>
+      </w:tr>
+      <w:tr>
+        <w:tc>
+          <w:tcPr/>
+          <w:p>
+            <w:pPr>
+              <w:pStyle w:val="Compact"/>
+              <w:jc w:val="left"/>
+            </w:pPr>
+            <w:r>
               <w:t xml:space="preserve">Ego depletion</w:t>
             </w:r>
           </w:p>
@@ -20221,8 +20886,8 @@
         </w:tc>
       </w:tr>
     </w:tbl>
-    <w:bookmarkEnd w:id="191"/>
-    <w:bookmarkStart w:id="194" w:name="app-d"/>
+    <w:bookmarkEnd w:id="197"/>
+    <w:bookmarkStart w:id="200" w:name="app-d"/>
     <w:p>
       <w:pPr>
         <w:pStyle w:val="Heading1"/>
@@ -20231,7 +20896,7 @@
         <w:t xml:space="preserve">Appendix D: Limits of the Argument, and the Tests That Would Show It Wrong</w:t>
       </w:r>
     </w:p>
-    <w:bookmarkStart w:id="192" w:name="standing-limits"/>
+    <w:bookmarkStart w:id="198" w:name="standing-limits"/>
     <w:p>
       <w:pPr>
         <w:pStyle w:val="Heading2"/>
@@ -20273,7 +20938,7 @@
         <w:t xml:space="preserve"> </w:t>
       </w:r>
       <w:r>
-        <w:t xml:space="preserve">The grades are honest, but the citations have not been audited symmetrically for disconfirming work. A hostile reader would find gaps.</w:t>
+        <w:t xml:space="preserve">The grades follow the stated scale, but the citations have not been audited symmetrically for disconfirming work. A hostile reader would find gaps.</w:t>
       </w:r>
     </w:p>
     <w:p>
@@ -20345,11 +21010,11 @@
         <w:t xml:space="preserve"> </w:t>
       </w:r>
       <w:r>
-        <w:t xml:space="preserve">(an interested arranger, and friction removed for each individual) may do less work than the argument needs. Proposition 8 couples components that each have evidence, but the coupling itself is inferred. The norm-seeding argument of Chapter 9 depends on a historical record of norm entrepreneurship whose successes may be selected on the outcome. The claim that civil conflict is the one threat within a citizen’s reach rests on attitude experiments (Voelkel et al., 2024), not on long-run data about conduct.</w:t>
-      </w:r>
-    </w:p>
-    <w:bookmarkEnd w:id="192"/>
-    <w:bookmarkStart w:id="193" w:name="tests-by-proposition"/>
+        <w:t xml:space="preserve">(an interested arranger, and friction removed for each individual) may do less work than the argument needs. Proposition 8 couples components that each have evidence, but the coupling itself is inferred. Proposition 10 claims a shared ingredient and a common family of capacities; the research on distress tolerance supports the family and leaves open whether practice transfers between its members. The norm-seeding argument of Chapter 9 depends on a historical record of norm entrepreneurship whose successes may be selected on the outcome. The claim that civil conflict is the one threat within a citizen’s reach rests on attitude experiments (Voelkel et al., 2024), not on long-run data about conduct.</w:t>
+      </w:r>
+    </w:p>
+    <w:bookmarkEnd w:id="198"/>
+    <w:bookmarkStart w:id="199" w:name="tests-by-proposition"/>
     <w:p>
       <w:pPr>
         <w:pStyle w:val="Heading2"/>
@@ -20479,55 +21144,13 @@
           <w:bCs/>
           <w:b/>
         </w:rPr>
-        <w:t xml:space="preserve">Chapters 2 and 3 (the lion diagnosis).</w:t>
-      </w:r>
-      <w:r>
-        <w:t xml:space="preserve"> </w:t>
-      </w:r>
-      <w:r>
-        <w:rPr>
-          <w:iCs/>
-          <w:i/>
-        </w:rPr>
-        <w:t xml:space="preserve">Coalition test:</w:t>
-      </w:r>
-      <w:r>
-        <w:t xml:space="preserve"> </w:t>
-      </w:r>
-      <w:r>
-        <w:t xml:space="preserve">if negative-goal coalitions persist after success at the same rate as positive-goal coalitions, the diagnosis loses its main empirical support.</w:t>
-      </w:r>
-      <w:r>
-        <w:t xml:space="preserve"> </w:t>
-      </w:r>
-      <w:r>
-        <w:rPr>
-          <w:iCs/>
-          <w:i/>
-        </w:rPr>
-        <w:t xml:space="preserve">Comparative test:</w:t>
-      </w:r>
-      <w:r>
-        <w:t xml:space="preserve"> </w:t>
-      </w:r>
-      <w:r>
-        <w:t xml:space="preserve">identical paralysis in a positive-freedom polity refutes the national frame.</w:t>
-      </w:r>
-      <w:r>
-        <w:t xml:space="preserve"> </w:t>
-      </w:r>
-      <w:r>
-        <w:rPr>
-          <w:iCs/>
-          <w:i/>
-        </w:rPr>
-        <w:t xml:space="preserve">Reversal test:</w:t>
-      </w:r>
-      <w:r>
-        <w:t xml:space="preserve"> </w:t>
-      </w:r>
-      <w:r>
-        <w:t xml:space="preserve">a durable recovery in confidence-in-institutions series, or a positively framed coalition succeeding durably at scale, counts against the assessment.</w:t>
+        <w:t xml:space="preserve">Proposition 4.</w:t>
+      </w:r>
+      <w:r>
+        <w:t xml:space="preserve"> </w:t>
+      </w:r>
+      <w:r>
+        <w:t xml:space="preserve">If organized refusal of a diffuse arrangement (a market convention, a ranking practice, a standard of what is done) routinely succeeds in cases where no agent was identified first, the claim that anonymous authority cannot be disobeyed fails.</w:t>
       </w:r>
     </w:p>
     <w:p>
@@ -20539,39 +21162,55 @@
           <w:bCs/>
           <w:b/>
         </w:rPr>
-        <w:t xml:space="preserve">Proposition 5.</w:t>
-      </w:r>
-      <w:r>
-        <w:t xml:space="preserve"> </w:t>
-      </w:r>
-      <w:r>
-        <w:rPr>
-          <w:iCs/>
-          <w:i/>
-        </w:rPr>
-        <w:t xml:space="preserve">Domain test:</w:t>
-      </w:r>
-      <w:r>
-        <w:t xml:space="preserve"> </w:t>
-      </w:r>
-      <w:r>
-        <w:t xml:space="preserve">if conspiracy claims cluster around clearly attributable domains as readily as around diffuse ones, the mechanism is wrong.</w:t>
-      </w:r>
-      <w:r>
-        <w:t xml:space="preserve"> </w:t>
-      </w:r>
-      <w:r>
-        <w:rPr>
-          <w:iCs/>
-          <w:i/>
-        </w:rPr>
-        <w:t xml:space="preserve">Attribution experiment (the most valuable study the book implies):</w:t>
-      </w:r>
-      <w:r>
-        <w:t xml:space="preserve"> </w:t>
-      </w:r>
-      <w:r>
-        <w:t xml:space="preserve">compare correction alone, genuine attributional disclosure naming a real accountable agent, and a control. If disclosure does not outperform correction on endorsement, prefer the motivated-cognition account.</w:t>
+        <w:t xml:space="preserve">Chapters 2 and 3 (the lion diagnosis).</w:t>
+      </w:r>
+      <w:r>
+        <w:t xml:space="preserve"> </w:t>
+      </w:r>
+      <w:r>
+        <w:rPr>
+          <w:iCs/>
+          <w:i/>
+        </w:rPr>
+        <w:t xml:space="preserve">Coalition test:</w:t>
+      </w:r>
+      <w:r>
+        <w:t xml:space="preserve"> </w:t>
+      </w:r>
+      <w:r>
+        <w:t xml:space="preserve">if negative-goal coalitions persist after success at the same rate as positive-goal coalitions, the diagnosis loses its main empirical support.</w:t>
+      </w:r>
+      <w:r>
+        <w:t xml:space="preserve"> </w:t>
+      </w:r>
+      <w:r>
+        <w:rPr>
+          <w:iCs/>
+          <w:i/>
+        </w:rPr>
+        <w:t xml:space="preserve">Comparative test:</w:t>
+      </w:r>
+      <w:r>
+        <w:t xml:space="preserve"> </w:t>
+      </w:r>
+      <w:r>
+        <w:t xml:space="preserve">identical paralysis in a positive-freedom polity refutes the national frame.</w:t>
+      </w:r>
+      <w:r>
+        <w:t xml:space="preserve"> </w:t>
+      </w:r>
+      <w:r>
+        <w:rPr>
+          <w:iCs/>
+          <w:i/>
+        </w:rPr>
+        <w:t xml:space="preserve">Reversal test:</w:t>
+      </w:r>
+      <w:r>
+        <w:t xml:space="preserve"> </w:t>
+      </w:r>
+      <w:r>
+        <w:t xml:space="preserve">a durable recovery in confidence-in-institutions series, or a positively framed coalition succeeding durably at scale, counts against the assessment.</w:t>
       </w:r>
     </w:p>
     <w:p>
@@ -20583,13 +21222,39 @@
           <w:bCs/>
           <w:b/>
         </w:rPr>
-        <w:t xml:space="preserve">Proposition 6.</w:t>
-      </w:r>
-      <w:r>
-        <w:t xml:space="preserve"> </w:t>
-      </w:r>
-      <w:r>
-        <w:t xml:space="preserve">Longitudinal evidence that involvement in conspiracy belief limits itself with exposure would refute it. Evidence that form-constancy is fully explained by copying, with the shape absent wherever transmission is implausible, would remove the diagnostic force of the form argument.</w:t>
+        <w:t xml:space="preserve">Proposition 5.</w:t>
+      </w:r>
+      <w:r>
+        <w:t xml:space="preserve"> </w:t>
+      </w:r>
+      <w:r>
+        <w:rPr>
+          <w:iCs/>
+          <w:i/>
+        </w:rPr>
+        <w:t xml:space="preserve">Domain test:</w:t>
+      </w:r>
+      <w:r>
+        <w:t xml:space="preserve"> </w:t>
+      </w:r>
+      <w:r>
+        <w:t xml:space="preserve">if conspiracy claims cluster around clearly attributable domains as readily as around diffuse ones, the mechanism is wrong.</w:t>
+      </w:r>
+      <w:r>
+        <w:t xml:space="preserve"> </w:t>
+      </w:r>
+      <w:r>
+        <w:rPr>
+          <w:iCs/>
+          <w:i/>
+        </w:rPr>
+        <w:t xml:space="preserve">Attribution experiment (the most valuable study the book implies):</w:t>
+      </w:r>
+      <w:r>
+        <w:t xml:space="preserve"> </w:t>
+      </w:r>
+      <w:r>
+        <w:t xml:space="preserve">compare correction alone, genuine attributional disclosure naming a real accountable agent, and a control. If disclosure does not outperform correction on endorsement, prefer the motivated-cognition account.</w:t>
       </w:r>
     </w:p>
     <w:p>
@@ -20601,13 +21266,13 @@
           <w:bCs/>
           <w:b/>
         </w:rPr>
-        <w:t xml:space="preserve">Proposition 7.</w:t>
-      </w:r>
-      <w:r>
-        <w:t xml:space="preserve"> </w:t>
-      </w:r>
-      <w:r>
-        <w:t xml:space="preserve">If the unfilled interval proved to be experienced as neutral rather than as relief from something, Proposition 7 would lose its content.</w:t>
+        <w:t xml:space="preserve">Proposition 6.</w:t>
+      </w:r>
+      <w:r>
+        <w:t xml:space="preserve"> </w:t>
+      </w:r>
+      <w:r>
+        <w:t xml:space="preserve">Longitudinal evidence that involvement in conspiracy belief limits itself with exposure would refute it. Evidence that form-constancy is fully explained by copying, with the shape absent wherever transmission is implausible, would remove the diagnostic force of the form argument.</w:t>
       </w:r>
     </w:p>
     <w:p>
@@ -20619,13 +21284,13 @@
           <w:bCs/>
           <w:b/>
         </w:rPr>
-        <w:t xml:space="preserve">Proposition 8.</w:t>
-      </w:r>
-      <w:r>
-        <w:t xml:space="preserve"> </w:t>
-      </w:r>
-      <w:r>
-        <w:t xml:space="preserve">Longitudinal measurement of verification capacity and cynicism in the same individuals, with an arm that raises capacity, would test it. Independent movement of the two, or no fall in cynicism when capacity rises, would refute the coupling.</w:t>
+        <w:t xml:space="preserve">Proposition 7.</w:t>
+      </w:r>
+      <w:r>
+        <w:t xml:space="preserve"> </w:t>
+      </w:r>
+      <w:r>
+        <w:t xml:space="preserve">If the unfilled interval proved to be experienced as neutral rather than as relief from something, Proposition 7 would lose its content.</w:t>
       </w:r>
     </w:p>
     <w:p>
@@ -20637,71 +21302,13 @@
           <w:bCs/>
           <w:b/>
         </w:rPr>
-        <w:t xml:space="preserve">Propositions 9–11.</w:t>
-      </w:r>
-      <w:r>
-        <w:t xml:space="preserve"> </w:t>
-      </w:r>
-      <w:r>
-        <w:rPr>
-          <w:iCs/>
-          <w:i/>
-        </w:rPr>
-        <w:t xml:space="preserve">Dissociation test:</w:t>
-      </w:r>
-      <w:r>
-        <w:t xml:space="preserve"> </w:t>
-      </w:r>
-      <w:r>
-        <w:t xml:space="preserve">populations high in one tolerance and low in the other refute the identity claim of Proposition 10.</w:t>
-      </w:r>
-      <w:r>
-        <w:t xml:space="preserve"> </w:t>
-      </w:r>
-      <w:r>
-        <w:rPr>
-          <w:iCs/>
-          <w:i/>
-        </w:rPr>
-        <w:t xml:space="preserve">Depletion test:</w:t>
-      </w:r>
-      <w:r>
-        <w:t xml:space="preserve"> </w:t>
-      </w:r>
-      <w:r>
-        <w:t xml:space="preserve">robust evidence that the tolerance is depleting rather than trainable refutes Proposition 9.</w:t>
-      </w:r>
-      <w:r>
-        <w:t xml:space="preserve"> </w:t>
-      </w:r>
-      <w:r>
-        <w:rPr>
-          <w:iCs/>
-          <w:i/>
-        </w:rPr>
-        <w:t xml:space="preserve">Bypass test:</w:t>
-      </w:r>
-      <w:r>
-        <w:t xml:space="preserve"> </w:t>
-      </w:r>
-      <w:r>
-        <w:t xml:space="preserve">a demonstrated route to competence without a phase of visible incompetence refutes Proposition 11.</w:t>
-      </w:r>
-      <w:r>
-        <w:t xml:space="preserve"> </w:t>
-      </w:r>
-      <w:r>
-        <w:rPr>
-          <w:iCs/>
-          <w:i/>
-        </w:rPr>
-        <w:t xml:space="preserve">Visibility test:</w:t>
-      </w:r>
-      <w:r>
-        <w:t xml:space="preserve"> </w:t>
-      </w:r>
-      <w:r>
-        <w:t xml:space="preserve">attempts should be initiated more often in private than in permanently recorded public settings, controlling for the skill.</w:t>
+        <w:t xml:space="preserve">Proposition 8.</w:t>
+      </w:r>
+      <w:r>
+        <w:t xml:space="preserve"> </w:t>
+      </w:r>
+      <w:r>
+        <w:t xml:space="preserve">Longitudinal measurement of verification capacity and cynicism in the same individuals, with an arm that raises capacity, would test it. Independent movement of the two, or no fall in cynicism when capacity rises, would refute the coupling.</w:t>
       </w:r>
     </w:p>
     <w:p>
@@ -20713,71 +21320,71 @@
           <w:bCs/>
           <w:b/>
         </w:rPr>
-        <w:t xml:space="preserve">Propositions 12–13.</w:t>
-      </w:r>
-      <w:r>
-        <w:t xml:space="preserve"> </w:t>
-      </w:r>
-      <w:r>
-        <w:rPr>
-          <w:iCs/>
-          <w:i/>
-        </w:rPr>
-        <w:t xml:space="preserve">Latency test:</w:t>
-      </w:r>
-      <w:r>
-        <w:t xml:space="preserve"> </w:t>
-      </w:r>
-      <w:r>
-        <w:t xml:space="preserve">do arrangement-based interventions outperform prohibition-based ones at equal reported effort?</w:t>
-      </w:r>
-      <w:r>
-        <w:t xml:space="preserve"> </w:t>
-      </w:r>
-      <w:r>
-        <w:rPr>
-          <w:iCs/>
-          <w:i/>
-        </w:rPr>
-        <w:t xml:space="preserve">Willpower test:</w:t>
-      </w:r>
-      <w:r>
-        <w:t xml:space="preserve"> </w:t>
-      </w:r>
-      <w:r>
-        <w:t xml:space="preserve">if practices that demand high attention persist better in the field than low-attention ones, Proposition 13 is backwards.</w:t>
-      </w:r>
-      <w:r>
-        <w:t xml:space="preserve"> </w:t>
-      </w:r>
-      <w:r>
-        <w:rPr>
-          <w:iCs/>
-          <w:i/>
-        </w:rPr>
-        <w:t xml:space="preserve">Norm-seeding test:</w:t>
-      </w:r>
-      <w:r>
-        <w:t xml:space="preserve"> </w:t>
-      </w:r>
-      <w:r>
-        <w:t xml:space="preserve">if deliberate seeding of norms fails, the practical half reduces to description.</w:t>
-      </w:r>
-      <w:r>
-        <w:t xml:space="preserve"> </w:t>
-      </w:r>
-      <w:r>
-        <w:rPr>
-          <w:iCs/>
-          <w:i/>
-        </w:rPr>
-        <w:t xml:space="preserve">Aggression test:</w:t>
-      </w:r>
-      <w:r>
-        <w:t xml:space="preserve"> </w:t>
-      </w:r>
-      <w:r>
-        <w:t xml:space="preserve">norms enforced aggressively should fail more often.</w:t>
+        <w:t xml:space="preserve">Propositions 9–11.</w:t>
+      </w:r>
+      <w:r>
+        <w:t xml:space="preserve"> </w:t>
+      </w:r>
+      <w:r>
+        <w:rPr>
+          <w:iCs/>
+          <w:i/>
+        </w:rPr>
+        <w:t xml:space="preserve">Dissociation and transfer tests:</w:t>
+      </w:r>
+      <w:r>
+        <w:t xml:space="preserve"> </w:t>
+      </w:r>
+      <w:r>
+        <w:t xml:space="preserve">populations high in one tolerance and low in the other, or training in one that does not transfer to the other, would reduce Proposition 10 to a correlation between separate capacities.</w:t>
+      </w:r>
+      <w:r>
+        <w:t xml:space="preserve"> </w:t>
+      </w:r>
+      <w:r>
+        <w:rPr>
+          <w:iCs/>
+          <w:i/>
+        </w:rPr>
+        <w:t xml:space="preserve">Depletion test:</w:t>
+      </w:r>
+      <w:r>
+        <w:t xml:space="preserve"> </w:t>
+      </w:r>
+      <w:r>
+        <w:t xml:space="preserve">robust evidence that the tolerance is depleting rather than trainable refutes Proposition 9.</w:t>
+      </w:r>
+      <w:r>
+        <w:t xml:space="preserve"> </w:t>
+      </w:r>
+      <w:r>
+        <w:rPr>
+          <w:iCs/>
+          <w:i/>
+        </w:rPr>
+        <w:t xml:space="preserve">Bypass test:</w:t>
+      </w:r>
+      <w:r>
+        <w:t xml:space="preserve"> </w:t>
+      </w:r>
+      <w:r>
+        <w:t xml:space="preserve">a demonstrated route to competence without a phase of visible incompetence refutes Proposition 11.</w:t>
+      </w:r>
+      <w:r>
+        <w:t xml:space="preserve"> </w:t>
+      </w:r>
+      <w:r>
+        <w:rPr>
+          <w:iCs/>
+          <w:i/>
+        </w:rPr>
+        <w:t xml:space="preserve">Visibility test:</w:t>
+      </w:r>
+      <w:r>
+        <w:t xml:space="preserve"> </w:t>
+      </w:r>
+      <w:r>
+        <w:t xml:space="preserve">attempts should be initiated more often in private than in permanently recorded public settings, controlling for the skill.</w:t>
       </w:r>
     </w:p>
     <w:p>
@@ -20789,87 +21396,71 @@
           <w:bCs/>
           <w:b/>
         </w:rPr>
-        <w:t xml:space="preserve">Propositions 14–17.</w:t>
-      </w:r>
-      <w:r>
-        <w:t xml:space="preserve"> </w:t>
-      </w:r>
-      <w:r>
-        <w:rPr>
-          <w:iCs/>
-          <w:i/>
-        </w:rPr>
-        <w:t xml:space="preserve">Understanding test (most important):</w:t>
-      </w:r>
-      <w:r>
-        <w:t xml:space="preserve"> </w:t>
-      </w:r>
-      <w:r>
-        <w:t xml:space="preserve">if mechanistic knowledge of recommendation systems predicts reduced use, controlling for confounds, the education remedy is better than the book allows.</w:t>
-      </w:r>
-      <w:r>
-        <w:t xml:space="preserve"> </w:t>
-      </w:r>
-      <w:r>
-        <w:rPr>
-          <w:iCs/>
-          <w:i/>
-        </w:rPr>
-        <w:t xml:space="preserve">Introspection test:</w:t>
-      </w:r>
-      <w:r>
-        <w:t xml:space="preserve"> </w:t>
-      </w:r>
-      <w:r>
-        <w:t xml:space="preserve">reliable introspective report of the moment of reach refutes Proposition 14.</w:t>
-      </w:r>
-      <w:r>
-        <w:t xml:space="preserve"> </w:t>
-      </w:r>
-      <w:r>
-        <w:rPr>
-          <w:iCs/>
-          <w:i/>
-        </w:rPr>
-        <w:t xml:space="preserve">Reliability test:</w:t>
-      </w:r>
-      <w:r>
-        <w:t xml:space="preserve"> </w:t>
-      </w:r>
-      <w:r>
-        <w:t xml:space="preserve">if more reliable systems carry greater public attributional knowledge, Proposition 15 is backwards.</w:t>
-      </w:r>
-      <w:r>
-        <w:t xml:space="preserve"> </w:t>
-      </w:r>
-      <w:r>
-        <w:rPr>
-          <w:iCs/>
-          <w:i/>
-        </w:rPr>
-        <w:t xml:space="preserve">Authorship test:</w:t>
-      </w:r>
-      <w:r>
-        <w:t xml:space="preserve"> </w:t>
-      </w:r>
-      <w:r>
-        <w:t xml:space="preserve">if authorship reports discriminate reliably between shaped and unshaped choices, Proposition 16 fails.</w:t>
-      </w:r>
-      <w:r>
-        <w:t xml:space="preserve"> </w:t>
-      </w:r>
-      <w:r>
-        <w:rPr>
-          <w:iCs/>
-          <w:i/>
-        </w:rPr>
-        <w:t xml:space="preserve">Vocabulary test:</w:t>
-      </w:r>
-      <w:r>
-        <w:t xml:space="preserve"> </w:t>
-      </w:r>
-      <w:r>
-        <w:t xml:space="preserve">if adopting critical vocabulary alone increases attributional knowledge, Proposition 17 fails.</w:t>
+        <w:t xml:space="preserve">Propositions 12–13.</w:t>
+      </w:r>
+      <w:r>
+        <w:t xml:space="preserve"> </w:t>
+      </w:r>
+      <w:r>
+        <w:rPr>
+          <w:iCs/>
+          <w:i/>
+        </w:rPr>
+        <w:t xml:space="preserve">Latency test:</w:t>
+      </w:r>
+      <w:r>
+        <w:t xml:space="preserve"> </w:t>
+      </w:r>
+      <w:r>
+        <w:t xml:space="preserve">do arrangement-based interventions outperform prohibition-based ones at equal reported effort?</w:t>
+      </w:r>
+      <w:r>
+        <w:t xml:space="preserve"> </w:t>
+      </w:r>
+      <w:r>
+        <w:rPr>
+          <w:iCs/>
+          <w:i/>
+        </w:rPr>
+        <w:t xml:space="preserve">Willpower test:</w:t>
+      </w:r>
+      <w:r>
+        <w:t xml:space="preserve"> </w:t>
+      </w:r>
+      <w:r>
+        <w:t xml:space="preserve">if practices that demand high attention persist better in the field than low-attention ones, Proposition 13 is backwards.</w:t>
+      </w:r>
+      <w:r>
+        <w:t xml:space="preserve"> </w:t>
+      </w:r>
+      <w:r>
+        <w:rPr>
+          <w:iCs/>
+          <w:i/>
+        </w:rPr>
+        <w:t xml:space="preserve">Norm-seeding test:</w:t>
+      </w:r>
+      <w:r>
+        <w:t xml:space="preserve"> </w:t>
+      </w:r>
+      <w:r>
+        <w:t xml:space="preserve">if deliberate seeding of norms fails, the practical half reduces to description.</w:t>
+      </w:r>
+      <w:r>
+        <w:t xml:space="preserve"> </w:t>
+      </w:r>
+      <w:r>
+        <w:rPr>
+          <w:iCs/>
+          <w:i/>
+        </w:rPr>
+        <w:t xml:space="preserve">Aggression test:</w:t>
+      </w:r>
+      <w:r>
+        <w:t xml:space="preserve"> </w:t>
+      </w:r>
+      <w:r>
+        <w:t xml:space="preserve">norms enforced aggressively should fail more often.</w:t>
       </w:r>
     </w:p>
     <w:p>
@@ -20881,55 +21472,87 @@
           <w:bCs/>
           <w:b/>
         </w:rPr>
-        <w:t xml:space="preserve">Proposition 18.</w:t>
-      </w:r>
-      <w:r>
-        <w:t xml:space="preserve"> </w:t>
-      </w:r>
-      <w:r>
-        <w:rPr>
-          <w:iCs/>
-          <w:i/>
-        </w:rPr>
-        <w:t xml:space="preserve">Conduct test at scale:</w:t>
-      </w:r>
-      <w:r>
-        <w:t xml:space="preserve"> </w:t>
-      </w:r>
-      <w:r>
-        <w:t xml:space="preserve">if people who assent to the critique behave differently from matched people who have never met it, the chapter is refuted.</w:t>
-      </w:r>
-      <w:r>
-        <w:t xml:space="preserve"> </w:t>
-      </w:r>
-      <w:r>
-        <w:rPr>
-          <w:iCs/>
-          <w:i/>
-        </w:rPr>
-        <w:t xml:space="preserve">Longitudinal test:</w:t>
-      </w:r>
-      <w:r>
-        <w:t xml:space="preserve"> </w:t>
-      </w:r>
-      <w:r>
-        <w:t xml:space="preserve">assent acting as a leading indicator of behavioral change would make it a stage rather than an equilibrium.</w:t>
-      </w:r>
-      <w:r>
-        <w:t xml:space="preserve"> </w:t>
-      </w:r>
-      <w:r>
-        <w:rPr>
-          <w:iCs/>
-          <w:i/>
-        </w:rPr>
-        <w:t xml:space="preserve">Specification test:</w:t>
-      </w:r>
-      <w:r>
-        <w:t xml:space="preserve"> </w:t>
-      </w:r>
-      <w:r>
-        <w:t xml:space="preserve">if most assenters can state the mechanism accurately, the conformity reading fails.</w:t>
+        <w:t xml:space="preserve">Propositions 14–17.</w:t>
+      </w:r>
+      <w:r>
+        <w:t xml:space="preserve"> </w:t>
+      </w:r>
+      <w:r>
+        <w:rPr>
+          <w:iCs/>
+          <w:i/>
+        </w:rPr>
+        <w:t xml:space="preserve">Understanding test (most important):</w:t>
+      </w:r>
+      <w:r>
+        <w:t xml:space="preserve"> </w:t>
+      </w:r>
+      <w:r>
+        <w:t xml:space="preserve">if mechanistic knowledge of recommendation systems predicts reduced use, controlling for confounds, the education remedy is better than the book allows.</w:t>
+      </w:r>
+      <w:r>
+        <w:t xml:space="preserve"> </w:t>
+      </w:r>
+      <w:r>
+        <w:rPr>
+          <w:iCs/>
+          <w:i/>
+        </w:rPr>
+        <w:t xml:space="preserve">Introspection test:</w:t>
+      </w:r>
+      <w:r>
+        <w:t xml:space="preserve"> </w:t>
+      </w:r>
+      <w:r>
+        <w:t xml:space="preserve">reliable introspective report of the moment of reach refutes Proposition 14.</w:t>
+      </w:r>
+      <w:r>
+        <w:t xml:space="preserve"> </w:t>
+      </w:r>
+      <w:r>
+        <w:rPr>
+          <w:iCs/>
+          <w:i/>
+        </w:rPr>
+        <w:t xml:space="preserve">Reliability test:</w:t>
+      </w:r>
+      <w:r>
+        <w:t xml:space="preserve"> </w:t>
+      </w:r>
+      <w:r>
+        <w:t xml:space="preserve">if more reliable systems carry greater public attributional knowledge, Proposition 15 is backwards.</w:t>
+      </w:r>
+      <w:r>
+        <w:t xml:space="preserve"> </w:t>
+      </w:r>
+      <w:r>
+        <w:rPr>
+          <w:iCs/>
+          <w:i/>
+        </w:rPr>
+        <w:t xml:space="preserve">Authorship test:</w:t>
+      </w:r>
+      <w:r>
+        <w:t xml:space="preserve"> </w:t>
+      </w:r>
+      <w:r>
+        <w:t xml:space="preserve">if authorship reports discriminate reliably between shaped and unshaped choices, Proposition 16 fails.</w:t>
+      </w:r>
+      <w:r>
+        <w:t xml:space="preserve"> </w:t>
+      </w:r>
+      <w:r>
+        <w:rPr>
+          <w:iCs/>
+          <w:i/>
+        </w:rPr>
+        <w:t xml:space="preserve">Vocabulary test:</w:t>
+      </w:r>
+      <w:r>
+        <w:t xml:space="preserve"> </w:t>
+      </w:r>
+      <w:r>
+        <w:t xml:space="preserve">if adopting critical vocabulary alone increases attributional knowledge, Proposition 17 fails.</w:t>
       </w:r>
     </w:p>
     <w:p>
@@ -20941,69 +21564,55 @@
           <w:bCs/>
           <w:b/>
         </w:rPr>
-        <w:t xml:space="preserve">Proposition 19.</w:t>
-      </w:r>
-      <w:r>
-        <w:t xml:space="preserve"> </w:t>
-      </w:r>
-      <w:r>
-        <w:rPr>
-          <w:iCs/>
-          <w:i/>
-        </w:rPr>
-        <w:t xml:space="preserve">Unpacking survey:</w:t>
-      </w:r>
-      <w:r>
-        <w:t xml:space="preserve"> </w:t>
-      </w:r>
-      <w:r>
-        <w:t xml:space="preserve">ask people who use</w:t>
-      </w:r>
-      <w:r>
-        <w:t xml:space="preserve"> </w:t>
-      </w:r>
-      <w:r>
-        <w:t xml:space="preserve">“</w:t>
-      </w:r>
-      <w:r>
-        <w:t xml:space="preserve">the algorithm</w:t>
-      </w:r>
-      <w:r>
-        <w:t xml:space="preserve">”</w:t>
-      </w:r>
-      <w:r>
-        <w:t xml:space="preserve"> </w:t>
-      </w:r>
-      <w:r>
-        <w:t xml:space="preserve">to unpack it into a decision. The proposition predicts near-universal failure, including among professional critics.</w:t>
-      </w:r>
-    </w:p>
-    <w:bookmarkEnd w:id="193"/>
-    <w:bookmarkEnd w:id="194"/>
-    <w:bookmarkStart w:id="200" w:name="app-e"/>
-    <w:p>
-      <w:pPr>
-        <w:pStyle w:val="Heading1"/>
-      </w:pPr>
-      <w:r>
-        <w:t xml:space="preserve">Appendix E: Note on Quotation and Sources</w:t>
-      </w:r>
-    </w:p>
-    <w:bookmarkStart w:id="195" w:name="the-marks"/>
-    <w:p>
-      <w:pPr>
-        <w:pStyle w:val="Heading2"/>
-      </w:pPr>
-      <w:r>
-        <w:t xml:space="preserve">The marks</w:t>
-      </w:r>
-    </w:p>
-    <w:p>
-      <w:pPr>
-        <w:pStyle w:val="FirstParagraph"/>
-      </w:pPr>
-      <w:r>
-        <w:t xml:space="preserve">In the master text of this book, a dagger (†) marks a quotation or figure that has not been verified word for word against a printed or authoritative source, and a double dagger (‡) marks a paraphrase of a specific passage. The printed body omits both marks. This note lists every daggered item.</w:t>
+        <w:t xml:space="preserve">Proposition 18.</w:t>
+      </w:r>
+      <w:r>
+        <w:t xml:space="preserve"> </w:t>
+      </w:r>
+      <w:r>
+        <w:rPr>
+          <w:iCs/>
+          <w:i/>
+        </w:rPr>
+        <w:t xml:space="preserve">Conduct test at scale:</w:t>
+      </w:r>
+      <w:r>
+        <w:t xml:space="preserve"> </w:t>
+      </w:r>
+      <w:r>
+        <w:t xml:space="preserve">if people who assent to the critique behave differently from matched people who have never met it, the chapter is refuted.</w:t>
+      </w:r>
+      <w:r>
+        <w:t xml:space="preserve"> </w:t>
+      </w:r>
+      <w:r>
+        <w:rPr>
+          <w:iCs/>
+          <w:i/>
+        </w:rPr>
+        <w:t xml:space="preserve">Longitudinal test:</w:t>
+      </w:r>
+      <w:r>
+        <w:t xml:space="preserve"> </w:t>
+      </w:r>
+      <w:r>
+        <w:t xml:space="preserve">assent acting as a leading indicator of behavioral change would make it a stage rather than an equilibrium.</w:t>
+      </w:r>
+      <w:r>
+        <w:t xml:space="preserve"> </w:t>
+      </w:r>
+      <w:r>
+        <w:rPr>
+          <w:iCs/>
+          <w:i/>
+        </w:rPr>
+        <w:t xml:space="preserve">Specification test:</w:t>
+      </w:r>
+      <w:r>
+        <w:t xml:space="preserve"> </w:t>
+      </w:r>
+      <w:r>
+        <w:t xml:space="preserve">if most assenters can state the mechanism accurately, the conformity reading fails.</w:t>
       </w:r>
     </w:p>
     <w:p>
@@ -21015,6 +21624,80 @@
           <w:bCs/>
           <w:b/>
         </w:rPr>
+        <w:t xml:space="preserve">Proposition 19.</w:t>
+      </w:r>
+      <w:r>
+        <w:t xml:space="preserve"> </w:t>
+      </w:r>
+      <w:r>
+        <w:rPr>
+          <w:iCs/>
+          <w:i/>
+        </w:rPr>
+        <w:t xml:space="preserve">Unpacking survey:</w:t>
+      </w:r>
+      <w:r>
+        <w:t xml:space="preserve"> </w:t>
+      </w:r>
+      <w:r>
+        <w:t xml:space="preserve">ask people who use</w:t>
+      </w:r>
+      <w:r>
+        <w:t xml:space="preserve"> </w:t>
+      </w:r>
+      <w:r>
+        <w:t xml:space="preserve">“</w:t>
+      </w:r>
+      <w:r>
+        <w:t xml:space="preserve">the algorithm</w:t>
+      </w:r>
+      <w:r>
+        <w:t xml:space="preserve">”</w:t>
+      </w:r>
+      <w:r>
+        <w:t xml:space="preserve"> </w:t>
+      </w:r>
+      <w:r>
+        <w:t xml:space="preserve">to unpack it into a decision. The proposition predicts near-universal failure, including among professional critics.</w:t>
+      </w:r>
+    </w:p>
+    <w:bookmarkEnd w:id="199"/>
+    <w:bookmarkEnd w:id="200"/>
+    <w:bookmarkStart w:id="206" w:name="app-e"/>
+    <w:p>
+      <w:pPr>
+        <w:pStyle w:val="Heading1"/>
+      </w:pPr>
+      <w:r>
+        <w:t xml:space="preserve">Appendix E: Note on Quotation and Sources</w:t>
+      </w:r>
+    </w:p>
+    <w:bookmarkStart w:id="201" w:name="the-marks"/>
+    <w:p>
+      <w:pPr>
+        <w:pStyle w:val="Heading2"/>
+      </w:pPr>
+      <w:r>
+        <w:t xml:space="preserve">The marks</w:t>
+      </w:r>
+    </w:p>
+    <w:p>
+      <w:pPr>
+        <w:pStyle w:val="FirstParagraph"/>
+      </w:pPr>
+      <w:r>
+        <w:t xml:space="preserve">In the master text of this book, a dagger (†) marks a quotation or figure that has not been verified word for word against a printed or authoritative source, and a double dagger (‡) marks a paraphrase of a specific passage. The printed body omits both marks. This note lists every daggered item.</w:t>
+      </w:r>
+    </w:p>
+    <w:p>
+      <w:pPr>
+        <w:pStyle w:val="BodyText"/>
+      </w:pPr>
+      <w:r>
+        <w:rPr>
+          <w:bCs/>
+          <w:b/>
+        </w:rPr>
         <w:t xml:space="preserve">Verified quotations.</w:t>
       </w:r>
       <w:r>
@@ -21082,8 +21765,8 @@
         <w:t xml:space="preserve">to Paul V. Cohn. The title page of the transcribed edition gives Thomas Common as translator, with Cohn and Maude Petre rendering the poetry. The Works Cited follows the title page. The constitutional phrases in Chapter 2 are from the Bill of Rights. The modular edition’s edition-of-record decision (Cambridge Texts for Nietzsche) still governs paraphrase. Public-domain translations are used for verbatim quotation because they could be verified and they raise no permissions question for a self-published book.</w:t>
       </w:r>
     </w:p>
-    <w:bookmarkEnd w:id="195"/>
-    <w:bookmarkStart w:id="196" w:name="unverified-items"/>
+    <w:bookmarkEnd w:id="201"/>
+    <w:bookmarkStart w:id="202" w:name="unverified-items"/>
     <w:p>
       <w:pPr>
         <w:pStyle w:val="Heading2"/>
@@ -21277,7 +21960,7 @@
         <w:t xml:space="preserve"> </w:t>
       </w:r>
       <w:r>
-        <w:t xml:space="preserve">(Conclusion). The phrase is widely attributed to Watts and associated with</w:t>
+        <w:t xml:space="preserve">(Introduction and Conclusion). The phrase is widely attributed to Watts and associated with</w:t>
       </w:r>
       <w:r>
         <w:t xml:space="preserve"> </w:t>
@@ -21309,8 +21992,64 @@
         <w:t xml:space="preserve">page location.</w:t>
       </w:r>
     </w:p>
-    <w:bookmarkEnd w:id="196"/>
-    <w:bookmarkStart w:id="197" w:name="paraphrases-awaiting-verbatim-wording"/>
+    <w:p>
+      <w:pPr>
+        <w:numPr>
+          <w:ilvl w:val="0"/>
+          <w:numId w:val="1007"/>
+        </w:numPr>
+        <w:pStyle w:val="Compact"/>
+      </w:pPr>
+      <w:r>
+        <w:rPr>
+          <w:bCs/>
+          <w:b/>
+        </w:rPr>
+        <w:t xml:space="preserve">The 1998 NASA survey goal and its completion</w:t>
+      </w:r>
+      <w:r>
+        <w:t xml:space="preserve"> </w:t>
+      </w:r>
+      <w:r>
+        <w:t xml:space="preserve">(Chapter 1). The goal of finding 90 percent of the kilometer-class near-Earth objects is reported as set in 1998 and met. The text says</w:t>
+      </w:r>
+      <w:r>
+        <w:t xml:space="preserve"> </w:t>
+      </w:r>
+      <w:r>
+        <w:t xml:space="preserve">“</w:t>
+      </w:r>
+      <w:r>
+        <w:t xml:space="preserve">set for NASA</w:t>
+      </w:r>
+      <w:r>
+        <w:t xml:space="preserve">”</w:t>
+      </w:r>
+      <w:r>
+        <w:t xml:space="preserve"> </w:t>
+      </w:r>
+      <w:r>
+        <w:t xml:space="preserve">because the source of the mandate (Congress or NASA’s own commitment) and the date of completion have not been confirmed.</w:t>
+      </w:r>
+      <w:r>
+        <w:t xml:space="preserve"> </w:t>
+      </w:r>
+      <w:r>
+        <w:rPr>
+          <w:iCs/>
+          <w:i/>
+        </w:rPr>
+        <w:t xml:space="preserve">Needed:</w:t>
+      </w:r>
+      <w:r>
+        <w:t xml:space="preserve"> </w:t>
+      </w:r>
+      <w:r>
+        <w:t xml:space="preserve">a NASA or Congressional primary document.</w:t>
+      </w:r>
+    </w:p>
+    <w:bookmarkEnd w:id="202"/>
+    <w:bookmarkStart w:id="203" w:name="paraphrases-awaiting-verbatim-wording"/>
     <w:p>
       <w:pPr>
         <w:pStyle w:val="Heading2"/>
@@ -21510,8 +22249,8 @@
         <w:t xml:space="preserve">page reference.</w:t>
       </w:r>
     </w:p>
-    <w:bookmarkEnd w:id="197"/>
-    <w:bookmarkStart w:id="198" w:name="a-quotation-that-does-not-exist"/>
+    <w:bookmarkEnd w:id="203"/>
+    <w:bookmarkStart w:id="204" w:name="a-quotation-that-does-not-exist"/>
     <w:p>
       <w:pPr>
         <w:pStyle w:val="Heading2"/>
@@ -21559,8 +22298,8 @@
         <w:t xml:space="preserve">. Its circulating instances (on quotation sites, in blog posts and in a widely shared remark by a popular psychologist) trace back only to secondary and tertiary sources. The nearest genuine passage is CW 9i ¶472, on the trickster, which differs in figure, in kind of relation and in its emphasis on unconsciousness. Chapter 8 tells the story because it is an availability cascade in miniature, and because quietly substituting a better quotation would have hidden a demonstration of the book’s own thesis. Do not use the aphorism.</w:t>
       </w:r>
     </w:p>
-    <w:bookmarkEnd w:id="198"/>
-    <w:bookmarkStart w:id="199" w:name="X0c983f42a99c567fc1ab72c4504e0a07b0b42af"/>
+    <w:bookmarkEnd w:id="204"/>
+    <w:bookmarkStart w:id="205" w:name="X0c983f42a99c567fc1ab72c4504e0a07b0b42af"/>
     <w:p>
       <w:pPr>
         <w:pStyle w:val="Heading2"/>
@@ -21602,18 +22341,6 @@
         <w:pStyle w:val="Compact"/>
       </w:pPr>
       <w:r>
-        <w:t xml:space="preserve">Confirmation of the 1998 congressional goal and its completion (Chapter 1).</w:t>
-      </w:r>
-    </w:p>
-    <w:p>
-      <w:pPr>
-        <w:numPr>
-          <w:ilvl w:val="0"/>
-          <w:numId w:val="1009"/>
-        </w:numPr>
-        <w:pStyle w:val="Compact"/>
-      </w:pPr>
-      <w:r>
         <w:t xml:space="preserve">Confirmation of the original publication year (1909) of Common’s</w:t>
       </w:r>
       <w:r>
@@ -21633,8 +22360,8 @@
         <w:t xml:space="preserve">in the Levy edition.</w:t>
       </w:r>
     </w:p>
-    <w:bookmarkEnd w:id="199"/>
-    <w:bookmarkEnd w:id="200"/>
+    <w:bookmarkEnd w:id="205"/>
+    <w:bookmarkEnd w:id="206"/>
     <w:sectPr/>
   </w:body>
 </w:document>

--- a/book/output/LP_KDP-Trade_v1.0_Revised-Draft_2026-10-03.docx
+++ b/book/output/LP_KDP-Trade_v1.0_Revised-Draft_2026-10-03.docx
@@ -5842,7 +5842,7 @@
         <w:t xml:space="preserve">”</w:t>
       </w:r>
       <w:r>
-        <w:t xml:space="preserve">). That is near the lowest reading in forty-six years of measurement, and the average has stayed under 30 percent for four years running (Brenan, 2025). The same report adds a qualification. The average is stable only in aggregate. Republicans’ and Democrats’ confidence swings with which party holds the presidency, and the 11-point gap between them is the largest in the series. Confidence is low overall, and for partisans it follows control of the White House.</w:t>
+        <w:t xml:space="preserve">). That is near the lowest reading in forty-six years of measurement, and the average has stayed under 30 percent for four years running (Brenan, 2025). The same report adds a qualification. The average is stable only in aggregate. Republicans’ and Democrats’ confidence swings with which party holds the presidency, and the 11-point gap between them is the largest in the series. Confidence is low overall, and for partisans it follows control of the White House. Independents are the informative exception. Their average, 25 percent, has stayed statistically level for three years whoever holds the White House, a standing refusal of the kind the lion diagnosis predicts. The partisans’ swings fit it less well. They look more like loyalty to the party in power, the group narcissism of Chapter 4, which is a different mechanism that this diagnosis does not explain.</w:t>
       </w:r>
     </w:p>
     <w:p>
@@ -8750,6 +8750,14 @@
         <w:t xml:space="preserve">Every entry on the right answers the corresponding lack on the left. A random error does not look like that. A solution does.</w:t>
       </w:r>
     </w:p>
+    <w:p>
+      <w:pPr>
+        <w:pStyle w:val="BodyText"/>
+      </w:pPr>
+      <w:r>
+        <w:t xml:space="preserve">The idea has near relatives, and they should be named. Popper (1945/1966) argued that the conspiracy theory of society is what remains when belief in divine agency is secularized: the gods are abandoned and sinister groups take their place. Experiments show that people who lack control are more likely to perceive patterns that are not there, including conspiracies (Whitson &amp; Galinsky, 2008). The proposal here shares their premise that a loss of control invites an invented agent or pattern. It differs by tying the invention to one kind of authority, the anonymous kind, and by saying where theories should and should not cluster, which exposes it to the tests at the end of the chapter.</w:t>
+      </w:r>
+    </w:p>
     <w:bookmarkEnd w:id="99"/>
     <w:bookmarkStart w:id="103" w:name="three-things-the-account-explains"/>
     <w:p>
@@ -10064,7 +10072,7 @@
         <w:pStyle w:val="BodyText"/>
       </w:pPr>
       <w:r>
-        <w:t xml:space="preserve">Near-universal assent was achieved within about fifteen years, on a set of propositions about the shape of ordinary life. On its face that is an extraordinary success for a critical literature. Then look for the change. Aggregate consumption has not fallen. Institutional trust has not recovered. The mechanisms described have not been altered by being described. Whatever has changed in fifteen years, it has not changed in the direction the critique argues for.</w:t>
+        <w:t xml:space="preserve">Near-universal assent was achieved within about fifteen years, on a set of propositions about the shape of ordinary life. On its face that is an extraordinary success for a critical literature. Then look for the change. Aggregate consumption has not fallen. Institutional trust has not recovered. The mechanisms described have not been altered by being described. Whatever has changed in fifteen years, it has not changed in the direction the critique argues for. The best-measured case is the one the critique is most anxious about. Pew’s 2024 survey of American teenagers, which its authors frame as arriving amid national concern about technology’s effect on young people, found that nearly half say they are online almost constantly, up from 24 percent a decade earlier (Faverio &amp; Sidoti, 2024). The concern was public and loud, and the behavior it targeted rose.</w:t>
       </w:r>
     </w:p>
     <w:p>
@@ -15648,7 +15656,7 @@
       </w:r>
     </w:p>
     <w:bookmarkEnd w:id="155"/>
-    <w:bookmarkStart w:id="194" w:name="works-cited"/>
+    <w:bookmarkStart w:id="196" w:name="works-cited"/>
     <w:p>
       <w:pPr>
         <w:pStyle w:val="Heading1"/>
@@ -16008,6 +16016,38 @@
         <w:pStyle w:val="BodyText"/>
       </w:pPr>
       <w:r>
+        <w:t xml:space="preserve">Faverio, M., &amp; Sidoti, O. (2024, December 12).</w:t>
+      </w:r>
+      <w:r>
+        <w:t xml:space="preserve"> </w:t>
+      </w:r>
+      <w:r>
+        <w:rPr>
+          <w:iCs/>
+          <w:i/>
+        </w:rPr>
+        <w:t xml:space="preserve">Teens, social media and technology 2024</w:t>
+      </w:r>
+      <w:r>
+        <w:t xml:space="preserve">. Pew Research Center.</w:t>
+      </w:r>
+      <w:r>
+        <w:t xml:space="preserve"> </w:t>
+      </w:r>
+      <w:hyperlink r:id="rId165">
+        <w:r>
+          <w:rPr>
+            <w:rStyle w:val="Hyperlink"/>
+          </w:rPr>
+          <w:t xml:space="preserve">https://www.pewresearch.org/internet/2024/12/12/teens-social-media-and-technology-2024/</w:t>
+        </w:r>
+      </w:hyperlink>
+    </w:p>
+    <w:p>
+      <w:pPr>
+        <w:pStyle w:val="BodyText"/>
+      </w:pPr>
+      <w:r>
         <w:t xml:space="preserve">Festinger, L. (1957).</w:t>
       </w:r>
       <w:r>
@@ -16047,7 +16087,7 @@
       <w:r>
         <w:t xml:space="preserve"> </w:t>
       </w:r>
-      <w:hyperlink r:id="rId165">
+      <w:hyperlink r:id="rId166">
         <w:r>
           <w:rPr>
             <w:rStyle w:val="Hyperlink"/>
@@ -16208,7 +16248,7 @@
       <w:r>
         <w:t xml:space="preserve"> </w:t>
       </w:r>
-      <w:hyperlink r:id="rId166">
+      <w:hyperlink r:id="rId167">
         <w:r>
           <w:rPr>
             <w:rStyle w:val="Hyperlink"/>
@@ -16240,7 +16280,7 @@
       <w:r>
         <w:t xml:space="preserve"> </w:t>
       </w:r>
-      <w:hyperlink r:id="rId167">
+      <w:hyperlink r:id="rId168">
         <w:r>
           <w:rPr>
             <w:rStyle w:val="Hyperlink"/>
@@ -16272,7 +16312,7 @@
       <w:r>
         <w:t xml:space="preserve"> </w:t>
       </w:r>
-      <w:hyperlink r:id="rId168">
+      <w:hyperlink r:id="rId169">
         <w:r>
           <w:rPr>
             <w:rStyle w:val="Hyperlink"/>
@@ -16328,7 +16368,7 @@
       <w:r>
         <w:t xml:space="preserve"> </w:t>
       </w:r>
-      <w:hyperlink r:id="rId169">
+      <w:hyperlink r:id="rId170">
         <w:r>
           <w:rPr>
             <w:rStyle w:val="Hyperlink"/>
@@ -16360,7 +16400,7 @@
       <w:r>
         <w:t xml:space="preserve"> </w:t>
       </w:r>
-      <w:hyperlink r:id="rId170">
+      <w:hyperlink r:id="rId171">
         <w:r>
           <w:rPr>
             <w:rStyle w:val="Hyperlink"/>
@@ -16434,7 +16474,7 @@
       <w:r>
         <w:t xml:space="preserve"> </w:t>
       </w:r>
-      <w:hyperlink r:id="rId171">
+      <w:hyperlink r:id="rId172">
         <w:r>
           <w:rPr>
             <w:rStyle w:val="Hyperlink"/>
@@ -16562,7 +16602,7 @@
       <w:r>
         <w:t xml:space="preserve"> </w:t>
       </w:r>
-      <w:hyperlink r:id="rId172">
+      <w:hyperlink r:id="rId173">
         <w:r>
           <w:rPr>
             <w:rStyle w:val="Hyperlink"/>
@@ -16597,7 +16637,7 @@
       <w:r>
         <w:t xml:space="preserve"> </w:t>
       </w:r>
-      <w:hyperlink r:id="rId173">
+      <w:hyperlink r:id="rId174">
         <w:r>
           <w:rPr>
             <w:rStyle w:val="Hyperlink"/>
@@ -16653,7 +16693,7 @@
       <w:r>
         <w:t xml:space="preserve"> </w:t>
       </w:r>
-      <w:hyperlink r:id="rId174">
+      <w:hyperlink r:id="rId175">
         <w:r>
           <w:rPr>
             <w:rStyle w:val="Hyperlink"/>
@@ -16685,7 +16725,7 @@
       <w:r>
         <w:t xml:space="preserve"> </w:t>
       </w:r>
-      <w:hyperlink r:id="rId175">
+      <w:hyperlink r:id="rId176">
         <w:r>
           <w:rPr>
             <w:rStyle w:val="Hyperlink"/>
@@ -16741,7 +16781,7 @@
       <w:r>
         <w:t xml:space="preserve"> </w:t>
       </w:r>
-      <w:hyperlink r:id="rId176">
+      <w:hyperlink r:id="rId177">
         <w:r>
           <w:rPr>
             <w:rStyle w:val="Hyperlink"/>
@@ -16794,7 +16834,7 @@
       <w:r>
         <w:t xml:space="preserve"> </w:t>
       </w:r>
-      <w:hyperlink r:id="rId177">
+      <w:hyperlink r:id="rId178">
         <w:r>
           <w:rPr>
             <w:rStyle w:val="Hyperlink"/>
@@ -16826,7 +16866,7 @@
       <w:r>
         <w:t xml:space="preserve"> </w:t>
       </w:r>
-      <w:hyperlink r:id="rId178">
+      <w:hyperlink r:id="rId179">
         <w:r>
           <w:rPr>
             <w:rStyle w:val="Hyperlink"/>
@@ -16885,7 +16925,7 @@
       <w:r>
         <w:t xml:space="preserve"> </w:t>
       </w:r>
-      <w:hyperlink r:id="rId179">
+      <w:hyperlink r:id="rId180">
         <w:r>
           <w:rPr>
             <w:rStyle w:val="Hyperlink"/>
@@ -16926,7 +16966,7 @@
       <w:r>
         <w:t xml:space="preserve"> </w:t>
       </w:r>
-      <w:hyperlink r:id="rId180">
+      <w:hyperlink r:id="rId181">
         <w:r>
           <w:rPr>
             <w:rStyle w:val="Hyperlink"/>
@@ -16967,7 +17007,7 @@
       <w:r>
         <w:t xml:space="preserve"> </w:t>
       </w:r>
-      <w:hyperlink r:id="rId181">
+      <w:hyperlink r:id="rId182">
         <w:r>
           <w:rPr>
             <w:rStyle w:val="Hyperlink"/>
@@ -17008,7 +17048,7 @@
       <w:r>
         <w:t xml:space="preserve"> </w:t>
       </w:r>
-      <w:hyperlink r:id="rId182">
+      <w:hyperlink r:id="rId183">
         <w:r>
           <w:rPr>
             <w:rStyle w:val="Hyperlink"/>
@@ -17049,7 +17089,7 @@
       <w:r>
         <w:t xml:space="preserve"> </w:t>
       </w:r>
-      <w:hyperlink r:id="rId183">
+      <w:hyperlink r:id="rId184">
         <w:r>
           <w:rPr>
             <w:rStyle w:val="Hyperlink"/>
@@ -17087,7 +17127,7 @@
       <w:r>
         <w:t xml:space="preserve"> </w:t>
       </w:r>
-      <w:hyperlink r:id="rId184">
+      <w:hyperlink r:id="rId185">
         <w:r>
           <w:rPr>
             <w:rStyle w:val="Hyperlink"/>
@@ -17101,6 +17141,30 @@
         <w:pStyle w:val="BodyText"/>
       </w:pPr>
       <w:r>
+        <w:t xml:space="preserve">Popper, K. R. (1966).</w:t>
+      </w:r>
+      <w:r>
+        <w:t xml:space="preserve"> </w:t>
+      </w:r>
+      <w:r>
+        <w:rPr>
+          <w:iCs/>
+          <w:i/>
+        </w:rPr>
+        <w:t xml:space="preserve">The open society and its enemies: Vol. 2. The high tide of prophecy: Hegel, Marx, and the aftermath</w:t>
+      </w:r>
+      <w:r>
+        <w:t xml:space="preserve"> </w:t>
+      </w:r>
+      <w:r>
+        <w:t xml:space="preserve">(5th ed., rev.). Routledge &amp; Kegan Paul. (Original work published 1945)</w:t>
+      </w:r>
+    </w:p>
+    <w:p>
+      <w:pPr>
+        <w:pStyle w:val="BodyText"/>
+      </w:pPr>
+      <w:r>
         <w:t xml:space="preserve">Rousseau, J.-J. (1992).</w:t>
       </w:r>
       <w:r>
@@ -17143,7 +17207,7 @@
       <w:r>
         <w:t xml:space="preserve"> </w:t>
       </w:r>
-      <w:hyperlink r:id="rId185">
+      <w:hyperlink r:id="rId186">
         <w:r>
           <w:rPr>
             <w:rStyle w:val="Hyperlink"/>
@@ -17175,7 +17239,7 @@
       <w:r>
         <w:t xml:space="preserve"> </w:t>
       </w:r>
-      <w:hyperlink r:id="rId186">
+      <w:hyperlink r:id="rId187">
         <w:r>
           <w:rPr>
             <w:rStyle w:val="Hyperlink"/>
@@ -17222,7 +17286,7 @@
       <w:r>
         <w:t xml:space="preserve"> </w:t>
       </w:r>
-      <w:hyperlink r:id="rId187">
+      <w:hyperlink r:id="rId188">
         <w:r>
           <w:rPr>
             <w:rStyle w:val="Hyperlink"/>
@@ -17254,7 +17318,7 @@
       <w:r>
         <w:t xml:space="preserve"> </w:t>
       </w:r>
-      <w:hyperlink r:id="rId188">
+      <w:hyperlink r:id="rId189">
         <w:r>
           <w:rPr>
             <w:rStyle w:val="Hyperlink"/>
@@ -17289,7 +17353,7 @@
       <w:r>
         <w:t xml:space="preserve"> </w:t>
       </w:r>
-      <w:hyperlink r:id="rId189">
+      <w:hyperlink r:id="rId190">
         <w:r>
           <w:rPr>
             <w:rStyle w:val="Hyperlink"/>
@@ -17327,7 +17391,7 @@
       <w:r>
         <w:t xml:space="preserve"> </w:t>
       </w:r>
-      <w:hyperlink r:id="rId190">
+      <w:hyperlink r:id="rId191">
         <w:r>
           <w:rPr>
             <w:rStyle w:val="Hyperlink"/>
@@ -17464,7 +17528,7 @@
       <w:r>
         <w:t xml:space="preserve"> </w:t>
       </w:r>
-      <w:hyperlink r:id="rId191">
+      <w:hyperlink r:id="rId192">
         <w:r>
           <w:rPr>
             <w:rStyle w:val="Hyperlink"/>
@@ -17517,7 +17581,7 @@
       <w:r>
         <w:t xml:space="preserve"> </w:t>
       </w:r>
-      <w:hyperlink r:id="rId192">
+      <w:hyperlink r:id="rId193">
         <w:r>
           <w:rPr>
             <w:rStyle w:val="Hyperlink"/>
@@ -17531,6 +17595,38 @@
         <w:pStyle w:val="BodyText"/>
       </w:pPr>
       <w:r>
+        <w:t xml:space="preserve">Whitson, J. A., &amp; Galinsky, A. D. (2008). Lacking control increases illusory pattern perception.</w:t>
+      </w:r>
+      <w:r>
+        <w:t xml:space="preserve"> </w:t>
+      </w:r>
+      <w:r>
+        <w:rPr>
+          <w:iCs/>
+          <w:i/>
+        </w:rPr>
+        <w:t xml:space="preserve">Science, 322</w:t>
+      </w:r>
+      <w:r>
+        <w:t xml:space="preserve">(5898), 115–117.</w:t>
+      </w:r>
+      <w:r>
+        <w:t xml:space="preserve"> </w:t>
+      </w:r>
+      <w:hyperlink r:id="rId194">
+        <w:r>
+          <w:rPr>
+            <w:rStyle w:val="Hyperlink"/>
+          </w:rPr>
+          <w:t xml:space="preserve">https://doi.org/10.1126/science.1159845</w:t>
+        </w:r>
+      </w:hyperlink>
+    </w:p>
+    <w:p>
+      <w:pPr>
+        <w:pStyle w:val="BodyText"/>
+      </w:pPr>
+      <w:r>
         <w:t xml:space="preserve">Wilson, T. D., Reinhard, D. A., Westgate, E. C., Gilbert, D. T., Ellerbeck, N., Hahn, C., Brown, C. L., &amp; Shaked, A. (2014). Just think: The challenges of the disengaged mind.</w:t>
       </w:r>
       <w:r>
@@ -17549,7 +17645,7 @@
       <w:r>
         <w:t xml:space="preserve"> </w:t>
       </w:r>
-      <w:hyperlink r:id="rId193">
+      <w:hyperlink r:id="rId195">
         <w:r>
           <w:rPr>
             <w:rStyle w:val="Hyperlink"/>
@@ -17558,8 +17654,8 @@
         </w:r>
       </w:hyperlink>
     </w:p>
-    <w:bookmarkEnd w:id="194"/>
-    <w:bookmarkStart w:id="195" w:name="app-a"/>
+    <w:bookmarkEnd w:id="196"/>
+    <w:bookmarkStart w:id="197" w:name="app-a"/>
     <w:p>
       <w:pPr>
         <w:pStyle w:val="Heading1"/>
@@ -18079,8 +18175,8 @@
         <w:t xml:space="preserve">principle to Samuel Johnson, a claim this edition could not support. Neither claim appears in the book.</w:t>
       </w:r>
     </w:p>
-    <w:bookmarkEnd w:id="195"/>
-    <w:bookmarkStart w:id="196" w:name="app-b"/>
+    <w:bookmarkEnd w:id="197"/>
+    <w:bookmarkStart w:id="198" w:name="app-b"/>
     <w:p>
       <w:pPr>
         <w:pStyle w:val="Heading1"/>
@@ -19114,8 +19210,8 @@
         </w:tc>
       </w:tr>
     </w:tbl>
-    <w:bookmarkEnd w:id="196"/>
-    <w:bookmarkStart w:id="197" w:name="app-c"/>
+    <w:bookmarkEnd w:id="198"/>
+    <w:bookmarkStart w:id="199" w:name="app-c"/>
     <w:p>
       <w:pPr>
         <w:pStyle w:val="Heading1"/>
@@ -20376,7 +20472,7 @@
               <w:jc w:val="left"/>
             </w:pPr>
             <w:r>
-              <w:t xml:space="preserve">Intentional binding as agency measure</w:t>
+              <w:t xml:space="preserve">Teen use of social media rose while public concern was high</w:t>
             </w:r>
           </w:p>
         </w:tc>
@@ -20388,7 +20484,7 @@
               <w:jc w:val="left"/>
             </w:pPr>
             <w:r>
-              <w:t xml:space="preserve">Contested</w:t>
+              <w:t xml:space="preserve">Supported</w:t>
             </w:r>
           </w:p>
         </w:tc>
@@ -20400,7 +20496,25 @@
               <w:jc w:val="left"/>
             </w:pPr>
             <w:r>
-              <w:t xml:space="preserve">Corroborative only</w:t>
+              <w:t xml:space="preserve">Faverio and Sidoti (2024): probability panel of 1,391 US teens, self-reported;</w:t>
+            </w:r>
+            <w:r>
+              <w:t xml:space="preserve"> </w:t>
+            </w:r>
+            <w:r>
+              <w:t xml:space="preserve">‘</w:t>
+            </w:r>
+            <w:r>
+              <w:t xml:space="preserve">almost constantly online</w:t>
+            </w:r>
+            <w:r>
+              <w:t xml:space="preserve">’</w:t>
+            </w:r>
+            <w:r>
+              <w:t xml:space="preserve"> </w:t>
+            </w:r>
+            <w:r>
+              <w:t xml:space="preserve">24% a decade earlier vs nearly half in 2024. Says nothing about adults, or about the level of assent among teens</w:t>
             </w:r>
           </w:p>
         </w:tc>
@@ -20412,7 +20526,7 @@
               <w:jc w:val="center"/>
             </w:pPr>
             <w:r>
-              <w:t xml:space="preserve">5</w:t>
+              <w:t xml:space="preserve">7</w:t>
             </w:r>
           </w:p>
         </w:tc>
@@ -20426,7 +20540,7 @@
               <w:jc w:val="left"/>
             </w:pPr>
             <w:r>
-              <w:t xml:space="preserve">Libet readiness potential as prior decision</w:t>
+              <w:t xml:space="preserve">Intentional binding as agency measure</w:t>
             </w:r>
           </w:p>
         </w:tc>
@@ -20450,7 +20564,7 @@
               <w:jc w:val="left"/>
             </w:pPr>
             <w:r>
-              <w:t xml:space="preserve">Popular reading superseded; nothing rests on it</w:t>
+              <w:t xml:space="preserve">Corroborative only</w:t>
             </w:r>
           </w:p>
         </w:tc>
@@ -20476,7 +20590,7 @@
               <w:jc w:val="left"/>
             </w:pPr>
             <w:r>
-              <w:t xml:space="preserve">Conspiracy motives not satisfied by belief</w:t>
+              <w:t xml:space="preserve">Libet readiness potential as prior decision</w:t>
             </w:r>
           </w:p>
         </w:tc>
@@ -20488,7 +20602,7 @@
               <w:jc w:val="left"/>
             </w:pPr>
             <w:r>
-              <w:t xml:space="preserve">Supported</w:t>
+              <w:t xml:space="preserve">Contested</w:t>
             </w:r>
           </w:p>
         </w:tc>
@@ -20500,7 +20614,7 @@
               <w:jc w:val="left"/>
             </w:pPr>
             <w:r>
-              <w:t xml:space="preserve">Direction well supported; effect sizes uncertain</w:t>
+              <w:t xml:space="preserve">Popular reading superseded; nothing rests on it</w:t>
             </w:r>
           </w:p>
         </w:tc>
@@ -20512,7 +20626,7 @@
               <w:jc w:val="center"/>
             </w:pPr>
             <w:r>
-              <w:t xml:space="preserve">6</w:t>
+              <w:t xml:space="preserve">5</w:t>
             </w:r>
           </w:p>
         </w:tc>
@@ -20526,7 +20640,7 @@
               <w:jc w:val="left"/>
             </w:pPr>
             <w:r>
-              <w:t xml:space="preserve">Form-constancy across contents</w:t>
+              <w:t xml:space="preserve">Lacking control increases illusory pattern perception, including perceiving conspiracies</w:t>
             </w:r>
           </w:p>
         </w:tc>
@@ -20538,7 +20652,7 @@
               <w:jc w:val="left"/>
             </w:pPr>
             <w:r>
-              <w:t xml:space="preserve">Supported by observation</w:t>
+              <w:t xml:space="preserve">Supported</w:t>
             </w:r>
           </w:p>
         </w:tc>
@@ -20550,7 +20664,7 @@
               <w:jc w:val="left"/>
             </w:pPr>
             <w:r>
-              <w:t xml:space="preserve">Copying not excluded; selection argument untested</w:t>
+              <w:t xml:space="preserve">Whitson and Galinsky (2008): six experiments; supports the motive, not the book’s specific claim about anonymous authority</w:t>
             </w:r>
           </w:p>
         </w:tc>
@@ -20576,7 +20690,7 @@
               <w:jc w:val="left"/>
             </w:pPr>
             <w:r>
-              <w:t xml:space="preserve">Cynical genius illusion and calibration</w:t>
+              <w:t xml:space="preserve">Conspiracy motives not satisfied by belief</w:t>
             </w:r>
           </w:p>
         </w:tc>
@@ -20600,7 +20714,7 @@
               <w:jc w:val="left"/>
             </w:pPr>
             <w:r>
-              <w:t xml:space="preserve">Large multinational data</w:t>
+              <w:t xml:space="preserve">Direction well supported; effect sizes uncertain</w:t>
             </w:r>
           </w:p>
         </w:tc>
@@ -20612,7 +20726,7 @@
               <w:jc w:val="center"/>
             </w:pPr>
             <w:r>
-              <w:t xml:space="preserve">9</w:t>
+              <w:t xml:space="preserve">6</w:t>
             </w:r>
           </w:p>
         </w:tc>
@@ -20626,7 +20740,7 @@
               <w:jc w:val="left"/>
             </w:pPr>
             <w:r>
-              <w:t xml:space="preserve">Treatments reduce partisan animosity and antidemocratic attitudes</w:t>
+              <w:t xml:space="preserve">Form-constancy across contents</w:t>
             </w:r>
           </w:p>
         </w:tc>
@@ -20638,7 +20752,7 @@
               <w:jc w:val="left"/>
             </w:pPr>
             <w:r>
-              <w:t xml:space="preserve">Supported</w:t>
+              <w:t xml:space="preserve">Supported by observation</w:t>
             </w:r>
           </w:p>
         </w:tc>
@@ -20650,7 +20764,7 @@
               <w:jc w:val="left"/>
             </w:pPr>
             <w:r>
-              <w:t xml:space="preserve">Voelkel et al. (2024), a 32,059-person experiment; attitudes, not long-run conduct; persistence not assessed here</w:t>
+              <w:t xml:space="preserve">Copying not excluded; selection argument untested</w:t>
             </w:r>
           </w:p>
         </w:tc>
@@ -20662,7 +20776,7 @@
               <w:jc w:val="center"/>
             </w:pPr>
             <w:r>
-              <w:t xml:space="preserve">9</w:t>
+              <w:t xml:space="preserve">6</w:t>
             </w:r>
           </w:p>
         </w:tc>
@@ -20676,7 +20790,7 @@
               <w:jc w:val="left"/>
             </w:pPr>
             <w:r>
-              <w:t xml:space="preserve">Affective polarization as the form civil conflict takes</w:t>
+              <w:t xml:space="preserve">Cynical genius illusion and calibration</w:t>
             </w:r>
           </w:p>
         </w:tc>
@@ -20700,25 +20814,7 @@
               <w:jc w:val="left"/>
             </w:pPr>
             <w:r>
-              <w:t xml:space="preserve">Iyengar et al. (2019), review; the identification with the book’s</w:t>
-            </w:r>
-            <w:r>
-              <w:t xml:space="preserve"> </w:t>
-            </w:r>
-            <w:r>
-              <w:t xml:space="preserve">“</w:t>
-            </w:r>
-            <w:r>
-              <w:t xml:space="preserve">civil conflict</w:t>
-            </w:r>
-            <w:r>
-              <w:t xml:space="preserve">”</w:t>
-            </w:r>
-            <w:r>
-              <w:t xml:space="preserve"> </w:t>
-            </w:r>
-            <w:r>
-              <w:t xml:space="preserve">is interpretive</w:t>
+              <w:t xml:space="preserve">Large multinational data</w:t>
             </w:r>
           </w:p>
         </w:tc>
@@ -20744,7 +20840,7 @@
               <w:jc w:val="left"/>
             </w:pPr>
             <w:r>
-              <w:t xml:space="preserve">Distress tolerance as a higher-order construct with frustration tolerance as a dimension</w:t>
+              <w:t xml:space="preserve">Treatments reduce partisan animosity and antidemocratic attitudes</w:t>
             </w:r>
           </w:p>
         </w:tc>
@@ -20756,7 +20852,7 @@
               <w:jc w:val="left"/>
             </w:pPr>
             <w:r>
-              <w:t xml:space="preserve">Contested</w:t>
+              <w:t xml:space="preserve">Supported</w:t>
             </w:r>
           </w:p>
         </w:tc>
@@ -20768,7 +20864,7 @@
               <w:jc w:val="left"/>
             </w:pPr>
             <w:r>
-              <w:t xml:space="preserve">Wesner et al. (2023); structure debated; behavioral and self-report indicators did not form one dimension (Hsu et al., 2023)</w:t>
+              <w:t xml:space="preserve">Voelkel et al. (2024), a 32,059-person experiment; attitudes, not long-run conduct; persistence not assessed here</w:t>
             </w:r>
           </w:p>
         </w:tc>
@@ -20780,7 +20876,7 @@
               <w:jc w:val="center"/>
             </w:pPr>
             <w:r>
-              <w:t xml:space="preserve">8</w:t>
+              <w:t xml:space="preserve">9</w:t>
             </w:r>
           </w:p>
         </w:tc>
@@ -20794,7 +20890,7 @@
               <w:jc w:val="left"/>
             </w:pPr>
             <w:r>
-              <w:t xml:space="preserve">Struggle before instruction aids understanding and transfer</w:t>
+              <w:t xml:space="preserve">Affective polarization as the form civil conflict takes</w:t>
             </w:r>
           </w:p>
         </w:tc>
@@ -20818,7 +20914,25 @@
               <w:jc w:val="left"/>
             </w:pPr>
             <w:r>
-              <w:t xml:space="preserve">Kapur (2015); Darabi et al. (2018): moderately positive, from twelve experimental studies; effect depends on a consolidation phase</w:t>
+              <w:t xml:space="preserve">Iyengar et al. (2019), review; the identification with the book’s</w:t>
+            </w:r>
+            <w:r>
+              <w:t xml:space="preserve"> </w:t>
+            </w:r>
+            <w:r>
+              <w:t xml:space="preserve">“</w:t>
+            </w:r>
+            <w:r>
+              <w:t xml:space="preserve">civil conflict</w:t>
+            </w:r>
+            <w:r>
+              <w:t xml:space="preserve">”</w:t>
+            </w:r>
+            <w:r>
+              <w:t xml:space="preserve"> </w:t>
+            </w:r>
+            <w:r>
+              <w:t xml:space="preserve">is interpretive</w:t>
             </w:r>
           </w:p>
         </w:tc>
@@ -20830,7 +20944,7 @@
               <w:jc w:val="center"/>
             </w:pPr>
             <w:r>
-              <w:t xml:space="preserve">8</w:t>
+              <w:t xml:space="preserve">9</w:t>
             </w:r>
           </w:p>
         </w:tc>
@@ -20844,6 +20958,106 @@
               <w:jc w:val="left"/>
             </w:pPr>
             <w:r>
+              <w:t xml:space="preserve">Distress tolerance as a higher-order construct with frustration tolerance as a dimension</w:t>
+            </w:r>
+          </w:p>
+        </w:tc>
+        <w:tc>
+          <w:tcPr/>
+          <w:p>
+            <w:pPr>
+              <w:pStyle w:val="Compact"/>
+              <w:jc w:val="left"/>
+            </w:pPr>
+            <w:r>
+              <w:t xml:space="preserve">Contested</w:t>
+            </w:r>
+          </w:p>
+        </w:tc>
+        <w:tc>
+          <w:tcPr/>
+          <w:p>
+            <w:pPr>
+              <w:pStyle w:val="Compact"/>
+              <w:jc w:val="left"/>
+            </w:pPr>
+            <w:r>
+              <w:t xml:space="preserve">Wesner et al. (2023); structure debated; behavioral and self-report indicators did not form one dimension (Hsu et al., 2023)</w:t>
+            </w:r>
+          </w:p>
+        </w:tc>
+        <w:tc>
+          <w:tcPr/>
+          <w:p>
+            <w:pPr>
+              <w:pStyle w:val="Compact"/>
+              <w:jc w:val="center"/>
+            </w:pPr>
+            <w:r>
+              <w:t xml:space="preserve">8</w:t>
+            </w:r>
+          </w:p>
+        </w:tc>
+      </w:tr>
+      <w:tr>
+        <w:tc>
+          <w:tcPr/>
+          <w:p>
+            <w:pPr>
+              <w:pStyle w:val="Compact"/>
+              <w:jc w:val="left"/>
+            </w:pPr>
+            <w:r>
+              <w:t xml:space="preserve">Struggle before instruction aids understanding and transfer</w:t>
+            </w:r>
+          </w:p>
+        </w:tc>
+        <w:tc>
+          <w:tcPr/>
+          <w:p>
+            <w:pPr>
+              <w:pStyle w:val="Compact"/>
+              <w:jc w:val="left"/>
+            </w:pPr>
+            <w:r>
+              <w:t xml:space="preserve">Supported</w:t>
+            </w:r>
+          </w:p>
+        </w:tc>
+        <w:tc>
+          <w:tcPr/>
+          <w:p>
+            <w:pPr>
+              <w:pStyle w:val="Compact"/>
+              <w:jc w:val="left"/>
+            </w:pPr>
+            <w:r>
+              <w:t xml:space="preserve">Kapur (2015); Darabi et al. (2018): moderately positive, from twelve experimental studies; effect depends on a consolidation phase</w:t>
+            </w:r>
+          </w:p>
+        </w:tc>
+        <w:tc>
+          <w:tcPr/>
+          <w:p>
+            <w:pPr>
+              <w:pStyle w:val="Compact"/>
+              <w:jc w:val="center"/>
+            </w:pPr>
+            <w:r>
+              <w:t xml:space="preserve">8</w:t>
+            </w:r>
+          </w:p>
+        </w:tc>
+      </w:tr>
+      <w:tr>
+        <w:tc>
+          <w:tcPr/>
+          <w:p>
+            <w:pPr>
+              <w:pStyle w:val="Compact"/>
+              <w:jc w:val="left"/>
+            </w:pPr>
+            <w:r>
               <w:t xml:space="preserve">Ego depletion</w:t>
             </w:r>
           </w:p>
@@ -20886,8 +21100,8 @@
         </w:tc>
       </w:tr>
     </w:tbl>
-    <w:bookmarkEnd w:id="197"/>
-    <w:bookmarkStart w:id="200" w:name="app-d"/>
+    <w:bookmarkEnd w:id="199"/>
+    <w:bookmarkStart w:id="202" w:name="app-d"/>
     <w:p>
       <w:pPr>
         <w:pStyle w:val="Heading1"/>
@@ -20896,7 +21110,7 @@
         <w:t xml:space="preserve">Appendix D: Limits of the Argument, and the Tests That Would Show It Wrong</w:t>
       </w:r>
     </w:p>
-    <w:bookmarkStart w:id="198" w:name="standing-limits"/>
+    <w:bookmarkStart w:id="200" w:name="standing-limits"/>
     <w:p>
       <w:pPr>
         <w:pStyle w:val="Heading2"/>
@@ -21010,11 +21224,11 @@
         <w:t xml:space="preserve"> </w:t>
       </w:r>
       <w:r>
-        <w:t xml:space="preserve">(an interested arranger, and friction removed for each individual) may do less work than the argument needs. Proposition 8 couples components that each have evidence, but the coupling itself is inferred. Proposition 10 claims a shared ingredient and a common family of capacities; the research on distress tolerance supports the family and leaves open whether practice transfers between its members. The norm-seeding argument of Chapter 9 depends on a historical record of norm entrepreneurship whose successes may be selected on the outcome. The claim that civil conflict is the one threat within a citizen’s reach rests on attitude experiments (Voelkel et al., 2024), not on long-run data about conduct.</w:t>
-      </w:r>
-    </w:p>
-    <w:bookmarkEnd w:id="198"/>
-    <w:bookmarkStart w:id="199" w:name="tests-by-proposition"/>
+        <w:t xml:space="preserve">(an interested arranger, and friction removed for each individual) may do less work than the argument needs. Proposition 8 couples components that each have evidence, but the coupling itself is inferred. Proposition 10 claims a shared ingredient and a common family of capacities; the research on distress tolerance supports the family and leaves open whether practice transfers between its members. The norm-seeding argument of Chapter 9 depends on a historical record of norm entrepreneurship whose successes may be selected on the outcome. The claim that civil conflict is the one threat within a citizen’s reach rests on attitude experiments (Voelkel et al., 2024), not on long-run data about conduct. The datum of Chapter 7, that near-universal assent has changed almost nothing, rests on one measured case (teen self-reports in Faverio and Sidoti, 2024) and on assent among adults that is observed informally and not measured here.</w:t>
+      </w:r>
+    </w:p>
+    <w:bookmarkEnd w:id="200"/>
+    <w:bookmarkStart w:id="201" w:name="tests-by-proposition"/>
     <w:p>
       <w:pPr>
         <w:pStyle w:val="Heading2"/>
@@ -21661,9 +21875,9 @@
         <w:t xml:space="preserve">to unpack it into a decision. The proposition predicts near-universal failure, including among professional critics.</w:t>
       </w:r>
     </w:p>
-    <w:bookmarkEnd w:id="199"/>
-    <w:bookmarkEnd w:id="200"/>
-    <w:bookmarkStart w:id="206" w:name="app-e"/>
+    <w:bookmarkEnd w:id="201"/>
+    <w:bookmarkEnd w:id="202"/>
+    <w:bookmarkStart w:id="208" w:name="app-e"/>
     <w:p>
       <w:pPr>
         <w:pStyle w:val="Heading1"/>
@@ -21672,7 +21886,7 @@
         <w:t xml:space="preserve">Appendix E: Note on Quotation and Sources</w:t>
       </w:r>
     </w:p>
-    <w:bookmarkStart w:id="201" w:name="the-marks"/>
+    <w:bookmarkStart w:id="203" w:name="the-marks"/>
     <w:p>
       <w:pPr>
         <w:pStyle w:val="Heading2"/>
@@ -21765,8 +21979,8 @@
         <w:t xml:space="preserve">to Paul V. Cohn. The title page of the transcribed edition gives Thomas Common as translator, with Cohn and Maude Petre rendering the poetry. The Works Cited follows the title page. The constitutional phrases in Chapter 2 are from the Bill of Rights. The modular edition’s edition-of-record decision (Cambridge Texts for Nietzsche) still governs paraphrase. Public-domain translations are used for verbatim quotation because they could be verified and they raise no permissions question for a self-published book.</w:t>
       </w:r>
     </w:p>
-    <w:bookmarkEnd w:id="201"/>
-    <w:bookmarkStart w:id="202" w:name="unverified-items"/>
+    <w:bookmarkEnd w:id="203"/>
+    <w:bookmarkStart w:id="204" w:name="unverified-items"/>
     <w:p>
       <w:pPr>
         <w:pStyle w:val="Heading2"/>
@@ -22048,8 +22262,8 @@
         <w:t xml:space="preserve">a NASA or Congressional primary document.</w:t>
       </w:r>
     </w:p>
-    <w:bookmarkEnd w:id="202"/>
-    <w:bookmarkStart w:id="203" w:name="paraphrases-awaiting-verbatim-wording"/>
+    <w:bookmarkEnd w:id="204"/>
+    <w:bookmarkStart w:id="205" w:name="paraphrases-awaiting-verbatim-wording"/>
     <w:p>
       <w:pPr>
         <w:pStyle w:val="Heading2"/>
@@ -22094,14 +22308,36 @@
         <w:pStyle w:val="Compact"/>
       </w:pPr>
       <w:r>
-        <w:rPr>
-          <w:iCs/>
-          <w:i/>
-        </w:rPr>
-        <w:t xml:space="preserve">The Gay Science</w:t>
-      </w:r>
-      <w:r>
-        <w:t xml:space="preserve">, Nauckhoff translation, §357 (Chapter 3).</w:t>
+        <w:t xml:space="preserve">Popper,</w:t>
+      </w:r>
+      <w:r>
+        <w:t xml:space="preserve"> </w:t>
+      </w:r>
+      <w:r>
+        <w:rPr>
+          <w:iCs/>
+          <w:i/>
+        </w:rPr>
+        <w:t xml:space="preserve">The Open Society and Its Enemies</w:t>
+      </w:r>
+      <w:r>
+        <w:t xml:space="preserve">, Vol. 2 (Chapter 6). The paraphrase of his conspiracy-theory-of-society passage needs a page locator and, ideally, verbatim wording.</w:t>
+      </w:r>
+      <w:r>
+        <w:t xml:space="preserve"> </w:t>
+      </w:r>
+      <w:r>
+        <w:rPr>
+          <w:iCs/>
+          <w:i/>
+        </w:rPr>
+        <w:t xml:space="preserve">Needed:</w:t>
+      </w:r>
+      <w:r>
+        <w:t xml:space="preserve"> </w:t>
+      </w:r>
+      <w:r>
+        <w:t xml:space="preserve">the printed page.</w:t>
       </w:r>
     </w:p>
     <w:p>
@@ -22113,20 +22349,14 @@
         <w:pStyle w:val="Compact"/>
       </w:pPr>
       <w:r>
-        <w:t xml:space="preserve">Tocqueville,</w:t>
-      </w:r>
-      <w:r>
-        <w:t xml:space="preserve"> </w:t>
-      </w:r>
-      <w:r>
-        <w:rPr>
-          <w:iCs/>
-          <w:i/>
-        </w:rPr>
-        <w:t xml:space="preserve">Democracy in America</w:t>
-      </w:r>
-      <w:r>
-        <w:t xml:space="preserve">, Vol. 2, Book 4, Ch. 6 (Introduction, Chapter 2). This is a deliberate paraphrase of the Reeve translation.</w:t>
+        <w:rPr>
+          <w:iCs/>
+          <w:i/>
+        </w:rPr>
+        <w:t xml:space="preserve">The Gay Science</w:t>
+      </w:r>
+      <w:r>
+        <w:t xml:space="preserve">, Nauckhoff translation, §357 (Chapter 3).</w:t>
       </w:r>
     </w:p>
     <w:p>
@@ -22138,36 +22368,20 @@
         <w:pStyle w:val="Compact"/>
       </w:pPr>
       <w:r>
-        <w:t xml:space="preserve">Watts,</w:t>
-      </w:r>
-      <w:r>
-        <w:t xml:space="preserve"> </w:t>
-      </w:r>
-      <w:r>
-        <w:rPr>
-          <w:iCs/>
-          <w:i/>
-        </w:rPr>
-        <w:t xml:space="preserve">The Wisdom of Insecurity</w:t>
-      </w:r>
-      <w:r>
-        <w:t xml:space="preserve">: the law of reversed effort and the security paradox (Chapter 9).</w:t>
-      </w:r>
-      <w:r>
-        <w:t xml:space="preserve"> </w:t>
-      </w:r>
-      <w:r>
-        <w:rPr>
-          <w:iCs/>
-          <w:i/>
-        </w:rPr>
-        <w:t xml:space="preserve">Needed:</w:t>
-      </w:r>
-      <w:r>
-        <w:t xml:space="preserve"> </w:t>
-      </w:r>
-      <w:r>
-        <w:t xml:space="preserve">page numbers.</w:t>
+        <w:t xml:space="preserve">Tocqueville,</w:t>
+      </w:r>
+      <w:r>
+        <w:t xml:space="preserve"> </w:t>
+      </w:r>
+      <w:r>
+        <w:rPr>
+          <w:iCs/>
+          <w:i/>
+        </w:rPr>
+        <w:t xml:space="preserve">Democracy in America</w:t>
+      </w:r>
+      <w:r>
+        <w:t xml:space="preserve">, Vol. 2, Book 4, Ch. 6 (Introduction, Chapter 2). This is a deliberate paraphrase of the Reeve translation.</w:t>
       </w:r>
     </w:p>
     <w:p>
@@ -22179,14 +22393,20 @@
         <w:pStyle w:val="Compact"/>
       </w:pPr>
       <w:r>
-        <w:rPr>
-          <w:iCs/>
-          <w:i/>
-        </w:rPr>
-        <w:t xml:space="preserve">Tao Te Ching</w:t>
-      </w:r>
-      <w:r>
-        <w:t xml:space="preserve">, ch. 15, the muddy water (Chapter 9).</w:t>
+        <w:t xml:space="preserve">Watts,</w:t>
+      </w:r>
+      <w:r>
+        <w:t xml:space="preserve"> </w:t>
+      </w:r>
+      <w:r>
+        <w:rPr>
+          <w:iCs/>
+          <w:i/>
+        </w:rPr>
+        <w:t xml:space="preserve">The Wisdom of Insecurity</w:t>
+      </w:r>
+      <w:r>
+        <w:t xml:space="preserve">: the law of reversed effort and the security paradox (Chapter 9).</w:t>
       </w:r>
       <w:r>
         <w:t xml:space="preserve"> </w:t>
@@ -22202,7 +22422,7 @@
         <w:t xml:space="preserve"> </w:t>
       </w:r>
       <w:r>
-        <w:t xml:space="preserve">Lau’s wording and page.</w:t>
+        <w:t xml:space="preserve">page numbers.</w:t>
       </w:r>
     </w:p>
     <w:p>
@@ -22214,6 +22434,41 @@
         <w:pStyle w:val="Compact"/>
       </w:pPr>
       <w:r>
+        <w:rPr>
+          <w:iCs/>
+          <w:i/>
+        </w:rPr>
+        <w:t xml:space="preserve">Tao Te Ching</w:t>
+      </w:r>
+      <w:r>
+        <w:t xml:space="preserve">, ch. 15, the muddy water (Chapter 9).</w:t>
+      </w:r>
+      <w:r>
+        <w:t xml:space="preserve"> </w:t>
+      </w:r>
+      <w:r>
+        <w:rPr>
+          <w:iCs/>
+          <w:i/>
+        </w:rPr>
+        <w:t xml:space="preserve">Needed:</w:t>
+      </w:r>
+      <w:r>
+        <w:t xml:space="preserve"> </w:t>
+      </w:r>
+      <w:r>
+        <w:t xml:space="preserve">Lau’s wording and page.</w:t>
+      </w:r>
+    </w:p>
+    <w:p>
+      <w:pPr>
+        <w:numPr>
+          <w:ilvl w:val="0"/>
+          <w:numId w:val="1008"/>
+        </w:numPr>
+        <w:pStyle w:val="Compact"/>
+      </w:pPr>
+      <w:r>
         <w:t xml:space="preserve">Wallace,</w:t>
       </w:r>
       <w:r>
@@ -22249,8 +22504,8 @@
         <w:t xml:space="preserve">page reference.</w:t>
       </w:r>
     </w:p>
-    <w:bookmarkEnd w:id="203"/>
-    <w:bookmarkStart w:id="204" w:name="a-quotation-that-does-not-exist"/>
+    <w:bookmarkEnd w:id="205"/>
+    <w:bookmarkStart w:id="206" w:name="a-quotation-that-does-not-exist"/>
     <w:p>
       <w:pPr>
         <w:pStyle w:val="Heading2"/>
@@ -22298,8 +22553,8 @@
         <w:t xml:space="preserve">. Its circulating instances (on quotation sites, in blog posts and in a widely shared remark by a popular psychologist) trace back only to secondary and tertiary sources. The nearest genuine passage is CW 9i ¶472, on the trickster, which differs in figure, in kind of relation and in its emphasis on unconsciousness. Chapter 8 tells the story because it is an availability cascade in miniature, and because quietly substituting a better quotation would have hidden a demonstration of the book’s own thesis. Do not use the aphorism.</w:t>
       </w:r>
     </w:p>
-    <w:bookmarkEnd w:id="204"/>
-    <w:bookmarkStart w:id="205" w:name="X0c983f42a99c567fc1ab72c4504e0a07b0b42af"/>
+    <w:bookmarkEnd w:id="206"/>
+    <w:bookmarkStart w:id="207" w:name="X0c983f42a99c567fc1ab72c4504e0a07b0b42af"/>
     <w:p>
       <w:pPr>
         <w:pStyle w:val="Heading2"/>
@@ -22360,8 +22615,8 @@
         <w:t xml:space="preserve">in the Levy edition.</w:t>
       </w:r>
     </w:p>
-    <w:bookmarkEnd w:id="205"/>
-    <w:bookmarkEnd w:id="206"/>
+    <w:bookmarkEnd w:id="207"/>
+    <w:bookmarkEnd w:id="208"/>
     <w:sectPr/>
   </w:body>
 </w:document>

--- a/book/output/LP_KDP-Trade_v1.0_Revised-Draft_2026-10-03.docx
+++ b/book/output/LP_KDP-Trade_v1.0_Revised-Draft_2026-10-03.docx
@@ -8758,6 +8758,14 @@
         <w:t xml:space="preserve">The idea has near relatives, and they should be named. Popper (1945/1966) argued that the conspiracy theory of society is what remains when belief in divine agency is secularized: the gods are abandoned and sinister groups take their place. Experiments show that people who lack control are more likely to perceive patterns that are not there, including conspiracies (Whitson &amp; Galinsky, 2008). The proposal here shares their premise that a loss of control invites an invented agent or pattern. It differs by tying the invention to one kind of authority, the anonymous kind, and by saying where theories should and should not cluster, which exposes it to the tests at the end of the chapter.</w:t>
       </w:r>
     </w:p>
+    <w:p>
+      <w:pPr>
+        <w:pStyle w:val="BodyText"/>
+      </w:pPr>
+      <w:r>
+        <w:t xml:space="preserve">Two further literatures bear on the claim, and neither is a rival so much as a neighbor. The first finds that people who attribute agency and intention to inanimate things are more inclined to believe in conspiracies (Douglas et al., 2016). That describes a disposition to see an agent. The proposal here describes a situation that rewards the seeing, and the two can be true together. The second finds conspiracy mentality stronger among voters for opposition parties, those deprived of political control, although the pattern with political orientation persists when that deprivation is adjusted for (Imhoff et al., 2022). The loss of control is a trigger. Where the reach lands is a separate question, and it is the one the anonymity claim answers. Both sets of authors also treat the reach as having a function, and the evolutionary version holds that it detects dangerous coalitions, some of which do exist (van Prooijen &amp; Van Vugt, 2018). The claim of this chapter is narrower: the function that explains the form is the supply of a refusable author.</w:t>
+      </w:r>
+    </w:p>
     <w:bookmarkEnd w:id="99"/>
     <w:bookmarkStart w:id="103" w:name="three-things-the-account-explains"/>
     <w:p>
@@ -15656,7 +15664,7 @@
       </w:r>
     </w:p>
     <w:bookmarkEnd w:id="155"/>
-    <w:bookmarkStart w:id="196" w:name="works-cited"/>
+    <w:bookmarkStart w:id="199" w:name="works-cited"/>
     <w:p>
       <w:pPr>
         <w:pStyle w:val="Heading1"/>
@@ -15952,6 +15960,38 @@
         <w:pStyle w:val="BodyText"/>
       </w:pPr>
       <w:r>
+        <w:t xml:space="preserve">Douglas, K. M., Sutton, R. M., Callan, M. J., Dawtry, R. J., &amp; Harvey, A. J. (2016). Someone is pulling the strings: Hypersensitive agency detection and belief in conspiracy theories.</w:t>
+      </w:r>
+      <w:r>
+        <w:t xml:space="preserve"> </w:t>
+      </w:r>
+      <w:r>
+        <w:rPr>
+          <w:iCs/>
+          <w:i/>
+        </w:rPr>
+        <w:t xml:space="preserve">Thinking &amp; Reasoning, 22</w:t>
+      </w:r>
+      <w:r>
+        <w:t xml:space="preserve">(1), 57–77.</w:t>
+      </w:r>
+      <w:r>
+        <w:t xml:space="preserve"> </w:t>
+      </w:r>
+      <w:hyperlink r:id="rId163">
+        <w:r>
+          <w:rPr>
+            <w:rStyle w:val="Hyperlink"/>
+          </w:rPr>
+          <w:t xml:space="preserve">https://doi.org/10.1080/13546783.2015.1051586</w:t>
+        </w:r>
+      </w:hyperlink>
+    </w:p>
+    <w:p>
+      <w:pPr>
+        <w:pStyle w:val="BodyText"/>
+      </w:pPr>
+      <w:r>
         <w:t xml:space="preserve">Douglas, K. M., Sutton, R. M., &amp; Cichocka, A. (2017). The psychology of conspiracy theories.</w:t>
       </w:r>
       <w:r>
@@ -15970,7 +16010,7 @@
       <w:r>
         <w:t xml:space="preserve"> </w:t>
       </w:r>
-      <w:hyperlink r:id="rId163">
+      <w:hyperlink r:id="rId164">
         <w:r>
           <w:rPr>
             <w:rStyle w:val="Hyperlink"/>
@@ -16002,7 +16042,7 @@
       <w:r>
         <w:t xml:space="preserve"> </w:t>
       </w:r>
-      <w:hyperlink r:id="rId164">
+      <w:hyperlink r:id="rId165">
         <w:r>
           <w:rPr>
             <w:rStyle w:val="Hyperlink"/>
@@ -16034,7 +16074,7 @@
       <w:r>
         <w:t xml:space="preserve"> </w:t>
       </w:r>
-      <w:hyperlink r:id="rId165">
+      <w:hyperlink r:id="rId166">
         <w:r>
           <w:rPr>
             <w:rStyle w:val="Hyperlink"/>
@@ -16087,7 +16127,7 @@
       <w:r>
         <w:t xml:space="preserve"> </w:t>
       </w:r>
-      <w:hyperlink r:id="rId166">
+      <w:hyperlink r:id="rId167">
         <w:r>
           <w:rPr>
             <w:rStyle w:val="Hyperlink"/>
@@ -16248,7 +16288,7 @@
       <w:r>
         <w:t xml:space="preserve"> </w:t>
       </w:r>
-      <w:hyperlink r:id="rId167">
+      <w:hyperlink r:id="rId168">
         <w:r>
           <w:rPr>
             <w:rStyle w:val="Hyperlink"/>
@@ -16280,7 +16320,7 @@
       <w:r>
         <w:t xml:space="preserve"> </w:t>
       </w:r>
-      <w:hyperlink r:id="rId168">
+      <w:hyperlink r:id="rId169">
         <w:r>
           <w:rPr>
             <w:rStyle w:val="Hyperlink"/>
@@ -16312,7 +16352,7 @@
       <w:r>
         <w:t xml:space="preserve"> </w:t>
       </w:r>
-      <w:hyperlink r:id="rId169">
+      <w:hyperlink r:id="rId170">
         <w:r>
           <w:rPr>
             <w:rStyle w:val="Hyperlink"/>
@@ -16368,7 +16408,7 @@
       <w:r>
         <w:t xml:space="preserve"> </w:t>
       </w:r>
-      <w:hyperlink r:id="rId170">
+      <w:hyperlink r:id="rId171">
         <w:r>
           <w:rPr>
             <w:rStyle w:val="Hyperlink"/>
@@ -16382,6 +16422,38 @@
         <w:pStyle w:val="BodyText"/>
       </w:pPr>
       <w:r>
+        <w:t xml:space="preserve">Imhoff, R., Zimmer, F., Klein, O., António, J. H. C., Babinska, M., Bangerter, A., Bilewicz, M., Blanuša, N., Bovan, K., Bužarovska, R., Cichocka, A., Delouvée, S., Douglas, K. M., Dyrendal, A., Etienne, T., Gjoneska, B., Graf, S., Gualda, E., Hirschberger, G., . . . van Prooijen, J.-W. (2022). Conspiracy mentality and political orientation across 26 countries.</w:t>
+      </w:r>
+      <w:r>
+        <w:t xml:space="preserve"> </w:t>
+      </w:r>
+      <w:r>
+        <w:rPr>
+          <w:iCs/>
+          <w:i/>
+        </w:rPr>
+        <w:t xml:space="preserve">Nature Human Behaviour, 6</w:t>
+      </w:r>
+      <w:r>
+        <w:t xml:space="preserve">(3), 392–403.</w:t>
+      </w:r>
+      <w:r>
+        <w:t xml:space="preserve"> </w:t>
+      </w:r>
+      <w:hyperlink r:id="rId172">
+        <w:r>
+          <w:rPr>
+            <w:rStyle w:val="Hyperlink"/>
+          </w:rPr>
+          <w:t xml:space="preserve">https://doi.org/10.1038/s41562-021-01258-7</w:t>
+        </w:r>
+      </w:hyperlink>
+    </w:p>
+    <w:p>
+      <w:pPr>
+        <w:pStyle w:val="BodyText"/>
+      </w:pPr>
+      <w:r>
         <w:t xml:space="preserve">Iyengar, S., Lelkes, Y., Levendusky, M., Malhotra, N., &amp; Westwood, S. J. (2019). The origins and consequences of affective polarization in the United States.</w:t>
       </w:r>
       <w:r>
@@ -16400,7 +16472,7 @@
       <w:r>
         <w:t xml:space="preserve"> </w:t>
       </w:r>
-      <w:hyperlink r:id="rId171">
+      <w:hyperlink r:id="rId173">
         <w:r>
           <w:rPr>
             <w:rStyle w:val="Hyperlink"/>
@@ -16474,7 +16546,7 @@
       <w:r>
         <w:t xml:space="preserve"> </w:t>
       </w:r>
-      <w:hyperlink r:id="rId172">
+      <w:hyperlink r:id="rId174">
         <w:r>
           <w:rPr>
             <w:rStyle w:val="Hyperlink"/>
@@ -16602,7 +16674,7 @@
       <w:r>
         <w:t xml:space="preserve"> </w:t>
       </w:r>
-      <w:hyperlink r:id="rId173">
+      <w:hyperlink r:id="rId175">
         <w:r>
           <w:rPr>
             <w:rStyle w:val="Hyperlink"/>
@@ -16637,7 +16709,7 @@
       <w:r>
         <w:t xml:space="preserve"> </w:t>
       </w:r>
-      <w:hyperlink r:id="rId174">
+      <w:hyperlink r:id="rId176">
         <w:r>
           <w:rPr>
             <w:rStyle w:val="Hyperlink"/>
@@ -16693,7 +16765,7 @@
       <w:r>
         <w:t xml:space="preserve"> </w:t>
       </w:r>
-      <w:hyperlink r:id="rId175">
+      <w:hyperlink r:id="rId177">
         <w:r>
           <w:rPr>
             <w:rStyle w:val="Hyperlink"/>
@@ -16725,7 +16797,7 @@
       <w:r>
         <w:t xml:space="preserve"> </w:t>
       </w:r>
-      <w:hyperlink r:id="rId176">
+      <w:hyperlink r:id="rId178">
         <w:r>
           <w:rPr>
             <w:rStyle w:val="Hyperlink"/>
@@ -16781,7 +16853,7 @@
       <w:r>
         <w:t xml:space="preserve"> </w:t>
       </w:r>
-      <w:hyperlink r:id="rId177">
+      <w:hyperlink r:id="rId179">
         <w:r>
           <w:rPr>
             <w:rStyle w:val="Hyperlink"/>
@@ -16834,7 +16906,7 @@
       <w:r>
         <w:t xml:space="preserve"> </w:t>
       </w:r>
-      <w:hyperlink r:id="rId178">
+      <w:hyperlink r:id="rId180">
         <w:r>
           <w:rPr>
             <w:rStyle w:val="Hyperlink"/>
@@ -16866,7 +16938,7 @@
       <w:r>
         <w:t xml:space="preserve"> </w:t>
       </w:r>
-      <w:hyperlink r:id="rId179">
+      <w:hyperlink r:id="rId181">
         <w:r>
           <w:rPr>
             <w:rStyle w:val="Hyperlink"/>
@@ -16925,7 +16997,7 @@
       <w:r>
         <w:t xml:space="preserve"> </w:t>
       </w:r>
-      <w:hyperlink r:id="rId180">
+      <w:hyperlink r:id="rId182">
         <w:r>
           <w:rPr>
             <w:rStyle w:val="Hyperlink"/>
@@ -16966,7 +17038,7 @@
       <w:r>
         <w:t xml:space="preserve"> </w:t>
       </w:r>
-      <w:hyperlink r:id="rId181">
+      <w:hyperlink r:id="rId183">
         <w:r>
           <w:rPr>
             <w:rStyle w:val="Hyperlink"/>
@@ -17007,7 +17079,7 @@
       <w:r>
         <w:t xml:space="preserve"> </w:t>
       </w:r>
-      <w:hyperlink r:id="rId182">
+      <w:hyperlink r:id="rId184">
         <w:r>
           <w:rPr>
             <w:rStyle w:val="Hyperlink"/>
@@ -17048,7 +17120,7 @@
       <w:r>
         <w:t xml:space="preserve"> </w:t>
       </w:r>
-      <w:hyperlink r:id="rId183">
+      <w:hyperlink r:id="rId185">
         <w:r>
           <w:rPr>
             <w:rStyle w:val="Hyperlink"/>
@@ -17089,7 +17161,7 @@
       <w:r>
         <w:t xml:space="preserve"> </w:t>
       </w:r>
-      <w:hyperlink r:id="rId184">
+      <w:hyperlink r:id="rId186">
         <w:r>
           <w:rPr>
             <w:rStyle w:val="Hyperlink"/>
@@ -17127,7 +17199,7 @@
       <w:r>
         <w:t xml:space="preserve"> </w:t>
       </w:r>
-      <w:hyperlink r:id="rId185">
+      <w:hyperlink r:id="rId187">
         <w:r>
           <w:rPr>
             <w:rStyle w:val="Hyperlink"/>
@@ -17207,7 +17279,7 @@
       <w:r>
         <w:t xml:space="preserve"> </w:t>
       </w:r>
-      <w:hyperlink r:id="rId186">
+      <w:hyperlink r:id="rId188">
         <w:r>
           <w:rPr>
             <w:rStyle w:val="Hyperlink"/>
@@ -17239,7 +17311,7 @@
       <w:r>
         <w:t xml:space="preserve"> </w:t>
       </w:r>
-      <w:hyperlink r:id="rId187">
+      <w:hyperlink r:id="rId189">
         <w:r>
           <w:rPr>
             <w:rStyle w:val="Hyperlink"/>
@@ -17286,7 +17358,7 @@
       <w:r>
         <w:t xml:space="preserve"> </w:t>
       </w:r>
-      <w:hyperlink r:id="rId188">
+      <w:hyperlink r:id="rId190">
         <w:r>
           <w:rPr>
             <w:rStyle w:val="Hyperlink"/>
@@ -17318,7 +17390,7 @@
       <w:r>
         <w:t xml:space="preserve"> </w:t>
       </w:r>
-      <w:hyperlink r:id="rId189">
+      <w:hyperlink r:id="rId191">
         <w:r>
           <w:rPr>
             <w:rStyle w:val="Hyperlink"/>
@@ -17353,7 +17425,7 @@
       <w:r>
         <w:t xml:space="preserve"> </w:t>
       </w:r>
-      <w:hyperlink r:id="rId190">
+      <w:hyperlink r:id="rId192">
         <w:r>
           <w:rPr>
             <w:rStyle w:val="Hyperlink"/>
@@ -17391,7 +17463,7 @@
       <w:r>
         <w:t xml:space="preserve"> </w:t>
       </w:r>
-      <w:hyperlink r:id="rId191">
+      <w:hyperlink r:id="rId193">
         <w:r>
           <w:rPr>
             <w:rStyle w:val="Hyperlink"/>
@@ -17489,6 +17561,38 @@
         <w:pStyle w:val="BodyText"/>
       </w:pPr>
       <w:r>
+        <w:t xml:space="preserve">van Prooijen, J.-W., &amp; Van Vugt, M. (2018). Conspiracy theories: Evolved functions and psychological mechanisms.</w:t>
+      </w:r>
+      <w:r>
+        <w:t xml:space="preserve"> </w:t>
+      </w:r>
+      <w:r>
+        <w:rPr>
+          <w:iCs/>
+          <w:i/>
+        </w:rPr>
+        <w:t xml:space="preserve">Perspectives on Psychological Science, 13</w:t>
+      </w:r>
+      <w:r>
+        <w:t xml:space="preserve">(6), 770–788.</w:t>
+      </w:r>
+      <w:r>
+        <w:t xml:space="preserve"> </w:t>
+      </w:r>
+      <w:hyperlink r:id="rId194">
+        <w:r>
+          <w:rPr>
+            <w:rStyle w:val="Hyperlink"/>
+          </w:rPr>
+          <w:t xml:space="preserve">https://doi.org/10.1177/1745691618774270</w:t>
+        </w:r>
+      </w:hyperlink>
+    </w:p>
+    <w:p>
+      <w:pPr>
+        <w:pStyle w:val="BodyText"/>
+      </w:pPr>
+      <w:r>
         <w:t xml:space="preserve">Watts, A. (1966).</w:t>
       </w:r>
       <w:r>
@@ -17528,7 +17632,7 @@
       <w:r>
         <w:t xml:space="preserve"> </w:t>
       </w:r>
-      <w:hyperlink r:id="rId192">
+      <w:hyperlink r:id="rId195">
         <w:r>
           <w:rPr>
             <w:rStyle w:val="Hyperlink"/>
@@ -17581,7 +17685,7 @@
       <w:r>
         <w:t xml:space="preserve"> </w:t>
       </w:r>
-      <w:hyperlink r:id="rId193">
+      <w:hyperlink r:id="rId196">
         <w:r>
           <w:rPr>
             <w:rStyle w:val="Hyperlink"/>
@@ -17613,7 +17717,7 @@
       <w:r>
         <w:t xml:space="preserve"> </w:t>
       </w:r>
-      <w:hyperlink r:id="rId194">
+      <w:hyperlink r:id="rId197">
         <w:r>
           <w:rPr>
             <w:rStyle w:val="Hyperlink"/>
@@ -17645,7 +17749,7 @@
       <w:r>
         <w:t xml:space="preserve"> </w:t>
       </w:r>
-      <w:hyperlink r:id="rId195">
+      <w:hyperlink r:id="rId198">
         <w:r>
           <w:rPr>
             <w:rStyle w:val="Hyperlink"/>
@@ -17654,8 +17758,8 @@
         </w:r>
       </w:hyperlink>
     </w:p>
-    <w:bookmarkEnd w:id="196"/>
-    <w:bookmarkStart w:id="197" w:name="app-a"/>
+    <w:bookmarkEnd w:id="199"/>
+    <w:bookmarkStart w:id="200" w:name="app-a"/>
     <w:p>
       <w:pPr>
         <w:pStyle w:val="Heading1"/>
@@ -18175,8 +18279,8 @@
         <w:t xml:space="preserve">principle to Samuel Johnson, a claim this edition could not support. Neither claim appears in the book.</w:t>
       </w:r>
     </w:p>
-    <w:bookmarkEnd w:id="197"/>
-    <w:bookmarkStart w:id="198" w:name="app-b"/>
+    <w:bookmarkEnd w:id="200"/>
+    <w:bookmarkStart w:id="201" w:name="app-b"/>
     <w:p>
       <w:pPr>
         <w:pStyle w:val="Heading1"/>
@@ -19210,8 +19314,8 @@
         </w:tc>
       </w:tr>
     </w:tbl>
-    <w:bookmarkEnd w:id="198"/>
-    <w:bookmarkStart w:id="199" w:name="app-c"/>
+    <w:bookmarkEnd w:id="201"/>
+    <w:bookmarkStart w:id="202" w:name="app-c"/>
     <w:p>
       <w:pPr>
         <w:pStyle w:val="Heading1"/>
@@ -21100,8 +21204,8 @@
         </w:tc>
       </w:tr>
     </w:tbl>
-    <w:bookmarkEnd w:id="199"/>
-    <w:bookmarkStart w:id="202" w:name="app-d"/>
+    <w:bookmarkEnd w:id="202"/>
+    <w:bookmarkStart w:id="205" w:name="app-d"/>
     <w:p>
       <w:pPr>
         <w:pStyle w:val="Heading1"/>
@@ -21110,7 +21214,7 @@
         <w:t xml:space="preserve">Appendix D: Limits of the Argument, and the Tests That Would Show It Wrong</w:t>
       </w:r>
     </w:p>
-    <w:bookmarkStart w:id="200" w:name="standing-limits"/>
+    <w:bookmarkStart w:id="203" w:name="standing-limits"/>
     <w:p>
       <w:pPr>
         <w:pStyle w:val="Heading2"/>
@@ -21227,8 +21331,8 @@
         <w:t xml:space="preserve">(an interested arranger, and friction removed for each individual) may do less work than the argument needs. Proposition 8 couples components that each have evidence, but the coupling itself is inferred. Proposition 10 claims a shared ingredient and a common family of capacities; the research on distress tolerance supports the family and leaves open whether practice transfers between its members. The norm-seeding argument of Chapter 9 depends on a historical record of norm entrepreneurship whose successes may be selected on the outcome. The claim that civil conflict is the one threat within a citizen’s reach rests on attitude experiments (Voelkel et al., 2024), not on long-run data about conduct. The datum of Chapter 7, that near-universal assent has changed almost nothing, rests on one measured case (teen self-reports in Faverio and Sidoti, 2024) and on assent among adults that is observed informally and not measured here.</w:t>
       </w:r>
     </w:p>
-    <w:bookmarkEnd w:id="200"/>
-    <w:bookmarkStart w:id="201" w:name="tests-by-proposition"/>
+    <w:bookmarkEnd w:id="203"/>
+    <w:bookmarkStart w:id="204" w:name="tests-by-proposition"/>
     <w:p>
       <w:pPr>
         <w:pStyle w:val="Heading2"/>
@@ -21875,9 +21979,9 @@
         <w:t xml:space="preserve">to unpack it into a decision. The proposition predicts near-universal failure, including among professional critics.</w:t>
       </w:r>
     </w:p>
-    <w:bookmarkEnd w:id="201"/>
-    <w:bookmarkEnd w:id="202"/>
-    <w:bookmarkStart w:id="208" w:name="app-e"/>
+    <w:bookmarkEnd w:id="204"/>
+    <w:bookmarkEnd w:id="205"/>
+    <w:bookmarkStart w:id="211" w:name="app-e"/>
     <w:p>
       <w:pPr>
         <w:pStyle w:val="Heading1"/>
@@ -21886,7 +21990,7 @@
         <w:t xml:space="preserve">Appendix E: Note on Quotation and Sources</w:t>
       </w:r>
     </w:p>
-    <w:bookmarkStart w:id="203" w:name="the-marks"/>
+    <w:bookmarkStart w:id="206" w:name="the-marks"/>
     <w:p>
       <w:pPr>
         <w:pStyle w:val="Heading2"/>
@@ -21979,8 +22083,8 @@
         <w:t xml:space="preserve">to Paul V. Cohn. The title page of the transcribed edition gives Thomas Common as translator, with Cohn and Maude Petre rendering the poetry. The Works Cited follows the title page. The constitutional phrases in Chapter 2 are from the Bill of Rights. The modular edition’s edition-of-record decision (Cambridge Texts for Nietzsche) still governs paraphrase. Public-domain translations are used for verbatim quotation because they could be verified and they raise no permissions question for a self-published book.</w:t>
       </w:r>
     </w:p>
-    <w:bookmarkEnd w:id="203"/>
-    <w:bookmarkStart w:id="204" w:name="unverified-items"/>
+    <w:bookmarkEnd w:id="206"/>
+    <w:bookmarkStart w:id="207" w:name="unverified-items"/>
     <w:p>
       <w:pPr>
         <w:pStyle w:val="Heading2"/>
@@ -22262,8 +22366,8 @@
         <w:t xml:space="preserve">a NASA or Congressional primary document.</w:t>
       </w:r>
     </w:p>
-    <w:bookmarkEnd w:id="204"/>
-    <w:bookmarkStart w:id="205" w:name="paraphrases-awaiting-verbatim-wording"/>
+    <w:bookmarkEnd w:id="207"/>
+    <w:bookmarkStart w:id="208" w:name="paraphrases-awaiting-verbatim-wording"/>
     <w:p>
       <w:pPr>
         <w:pStyle w:val="Heading2"/>
@@ -22504,8 +22608,8 @@
         <w:t xml:space="preserve">page reference.</w:t>
       </w:r>
     </w:p>
-    <w:bookmarkEnd w:id="205"/>
-    <w:bookmarkStart w:id="206" w:name="a-quotation-that-does-not-exist"/>
+    <w:bookmarkEnd w:id="208"/>
+    <w:bookmarkStart w:id="209" w:name="a-quotation-that-does-not-exist"/>
     <w:p>
       <w:pPr>
         <w:pStyle w:val="Heading2"/>
@@ -22553,8 +22657,8 @@
         <w:t xml:space="preserve">. Its circulating instances (on quotation sites, in blog posts and in a widely shared remark by a popular psychologist) trace back only to secondary and tertiary sources. The nearest genuine passage is CW 9i ¶472, on the trickster, which differs in figure, in kind of relation and in its emphasis on unconsciousness. Chapter 8 tells the story because it is an availability cascade in miniature, and because quietly substituting a better quotation would have hidden a demonstration of the book’s own thesis. Do not use the aphorism.</w:t>
       </w:r>
     </w:p>
-    <w:bookmarkEnd w:id="206"/>
-    <w:bookmarkStart w:id="207" w:name="X0c983f42a99c567fc1ab72c4504e0a07b0b42af"/>
+    <w:bookmarkEnd w:id="209"/>
+    <w:bookmarkStart w:id="210" w:name="X0c983f42a99c567fc1ab72c4504e0a07b0b42af"/>
     <w:p>
       <w:pPr>
         <w:pStyle w:val="Heading2"/>
@@ -22615,8 +22719,8 @@
         <w:t xml:space="preserve">in the Levy edition.</w:t>
       </w:r>
     </w:p>
-    <w:bookmarkEnd w:id="207"/>
-    <w:bookmarkEnd w:id="208"/>
+    <w:bookmarkEnd w:id="210"/>
+    <w:bookmarkEnd w:id="211"/>
     <w:sectPr/>
   </w:body>
 </w:document>
